--- a/Practice — re.docx
+++ b/Practice — re.docx
@@ -1242,6 +1242,7 @@
                 <w:lang w:eastAsia="ru-RU"/>
               </w:rPr>
             </w:pPr>
+            <w:proofErr w:type="spellStart"/>
             <w:r>
               <w:rPr>
                 <w:rFonts w:ascii="Times New Roman" w:eastAsia="Times New Roman" w:hAnsi="Times New Roman" w:cs="Times New Roman"/>
@@ -1249,7 +1250,17 @@
                 <w:szCs w:val="24"/>
                 <w:lang w:val="en-US" w:eastAsia="ru-RU"/>
               </w:rPr>
-              <w:t xml:space="preserve">Программная </w:t>
+              <w:t>Программная</w:t>
+            </w:r>
+            <w:proofErr w:type="spellEnd"/>
+            <w:r>
+              <w:rPr>
+                <w:rFonts w:ascii="Times New Roman" w:eastAsia="Times New Roman" w:hAnsi="Times New Roman" w:cs="Times New Roman"/>
+                <w:sz w:val="24"/>
+                <w:szCs w:val="24"/>
+                <w:lang w:val="en-US" w:eastAsia="ru-RU"/>
+              </w:rPr>
+              <w:t xml:space="preserve"> </w:t>
             </w:r>
             <w:r>
               <w:rPr>
@@ -2620,7 +2631,7 @@
             </w:rPr>
             <w:fldChar w:fldCharType="separate"/>
           </w:r>
-          <w:ins w:id="16" w:author="Maxim Bystrov" w:date="2026-05-07T23:30:00Z">
+          <w:ins w:id="16" w:author="Maxim Bystrov" w:date="2026-05-07T23:33:00Z">
             <w:r>
               <w:rPr>
                 <w:rFonts w:ascii="Times New Roman" w:hAnsi="Times New Roman" w:cs="Times New Roman"/>
@@ -2629,7 +2640,7 @@
                 <w:sz w:val="28"/>
                 <w:szCs w:val="28"/>
               </w:rPr>
-              <w:t>7</w:t>
+              <w:t>4</w:t>
             </w:r>
           </w:ins>
           <w:ins w:id="17" w:author="Maxim Bystrov" w:date="2026-05-07T23:05:00Z">
@@ -2877,7 +2888,7 @@
             </w:rPr>
             <w:fldChar w:fldCharType="separate"/>
           </w:r>
-          <w:ins w:id="36" w:author="Maxim Bystrov" w:date="2026-05-07T23:30:00Z">
+          <w:ins w:id="36" w:author="Maxim Bystrov" w:date="2026-05-07T23:33:00Z">
             <w:r>
               <w:rPr>
                 <w:rFonts w:ascii="Times New Roman" w:hAnsi="Times New Roman" w:cs="Times New Roman"/>
@@ -2886,7 +2897,7 @@
                 <w:sz w:val="28"/>
                 <w:szCs w:val="28"/>
               </w:rPr>
-              <w:t>8</w:t>
+              <w:t>5</w:t>
             </w:r>
           </w:ins>
           <w:ins w:id="37" w:author="Maxim Bystrov" w:date="2026-05-07T23:05:00Z">
@@ -3134,7 +3145,7 @@
             </w:rPr>
             <w:fldChar w:fldCharType="separate"/>
           </w:r>
-          <w:ins w:id="56" w:author="Maxim Bystrov" w:date="2026-05-07T23:30:00Z">
+          <w:ins w:id="56" w:author="Maxim Bystrov" w:date="2026-05-07T23:33:00Z">
             <w:r>
               <w:rPr>
                 <w:rFonts w:ascii="Times New Roman" w:hAnsi="Times New Roman" w:cs="Times New Roman"/>
@@ -3143,7 +3154,7 @@
                 <w:sz w:val="28"/>
                 <w:szCs w:val="28"/>
               </w:rPr>
-              <w:t>14</w:t>
+              <w:t>10</w:t>
             </w:r>
           </w:ins>
           <w:ins w:id="57" w:author="Maxim Bystrov" w:date="2026-05-07T23:05:00Z">
@@ -3426,7 +3437,7 @@
             </w:rPr>
             <w:fldChar w:fldCharType="separate"/>
           </w:r>
-          <w:ins w:id="78" w:author="Maxim Bystrov" w:date="2026-05-07T23:30:00Z">
+          <w:ins w:id="78" w:author="Maxim Bystrov" w:date="2026-05-07T23:33:00Z">
             <w:r>
               <w:rPr>
                 <w:rFonts w:ascii="Times New Roman" w:hAnsi="Times New Roman" w:cs="Times New Roman"/>
@@ -3435,7 +3446,7 @@
                 <w:sz w:val="28"/>
                 <w:szCs w:val="28"/>
               </w:rPr>
-              <w:t>14</w:t>
+              <w:t>10</w:t>
             </w:r>
           </w:ins>
           <w:ins w:id="79" w:author="Maxim Bystrov" w:date="2026-05-07T23:05:00Z">
@@ -3683,7 +3694,7 @@
             </w:rPr>
             <w:fldChar w:fldCharType="separate"/>
           </w:r>
-          <w:ins w:id="98" w:author="Maxim Bystrov" w:date="2026-05-07T23:30:00Z">
+          <w:ins w:id="98" w:author="Maxim Bystrov" w:date="2026-05-07T23:33:00Z">
             <w:r>
               <w:rPr>
                 <w:rFonts w:ascii="Times New Roman" w:hAnsi="Times New Roman" w:cs="Times New Roman"/>
@@ -3692,7 +3703,7 @@
                 <w:sz w:val="28"/>
                 <w:szCs w:val="28"/>
               </w:rPr>
-              <w:t>14</w:t>
+              <w:t>10</w:t>
             </w:r>
           </w:ins>
           <w:ins w:id="99" w:author="Maxim Bystrov" w:date="2026-05-07T23:05:00Z">
@@ -3940,7 +3951,7 @@
             </w:rPr>
             <w:fldChar w:fldCharType="separate"/>
           </w:r>
-          <w:ins w:id="118" w:author="Maxim Bystrov" w:date="2026-05-07T23:30:00Z">
+          <w:ins w:id="118" w:author="Maxim Bystrov" w:date="2026-05-07T23:33:00Z">
             <w:r>
               <w:rPr>
                 <w:rFonts w:ascii="Times New Roman" w:hAnsi="Times New Roman" w:cs="Times New Roman"/>
@@ -3949,7 +3960,7 @@
                 <w:sz w:val="28"/>
                 <w:szCs w:val="28"/>
               </w:rPr>
-              <w:t>15</w:t>
+              <w:t>11</w:t>
             </w:r>
           </w:ins>
           <w:ins w:id="119" w:author="Maxim Bystrov" w:date="2026-05-07T23:05:00Z">
@@ -4197,7 +4208,7 @@
             </w:rPr>
             <w:fldChar w:fldCharType="separate"/>
           </w:r>
-          <w:ins w:id="138" w:author="Maxim Bystrov" w:date="2026-05-07T23:30:00Z">
+          <w:ins w:id="138" w:author="Maxim Bystrov" w:date="2026-05-07T23:33:00Z">
             <w:r>
               <w:rPr>
                 <w:rFonts w:ascii="Times New Roman" w:hAnsi="Times New Roman" w:cs="Times New Roman"/>
@@ -4206,7 +4217,7 @@
                 <w:sz w:val="28"/>
                 <w:szCs w:val="28"/>
               </w:rPr>
-              <w:t>18</w:t>
+              <w:t>13</w:t>
             </w:r>
           </w:ins>
           <w:ins w:id="139" w:author="Maxim Bystrov" w:date="2026-05-07T23:05:00Z">
@@ -4454,7 +4465,7 @@
             </w:rPr>
             <w:fldChar w:fldCharType="separate"/>
           </w:r>
-          <w:ins w:id="158" w:author="Maxim Bystrov" w:date="2026-05-07T23:30:00Z">
+          <w:ins w:id="158" w:author="Maxim Bystrov" w:date="2026-05-07T23:33:00Z">
             <w:r>
               <w:rPr>
                 <w:rFonts w:ascii="Times New Roman" w:hAnsi="Times New Roman" w:cs="Times New Roman"/>
@@ -4463,7 +4474,7 @@
                 <w:sz w:val="28"/>
                 <w:szCs w:val="28"/>
               </w:rPr>
-              <w:t>19</w:t>
+              <w:t>15</w:t>
             </w:r>
           </w:ins>
           <w:ins w:id="159" w:author="Maxim Bystrov" w:date="2026-05-07T23:05:00Z">
@@ -4711,7 +4722,7 @@
             </w:rPr>
             <w:fldChar w:fldCharType="separate"/>
           </w:r>
-          <w:ins w:id="178" w:author="Maxim Bystrov" w:date="2026-05-07T23:30:00Z">
+          <w:ins w:id="178" w:author="Maxim Bystrov" w:date="2026-05-07T23:33:00Z">
             <w:r>
               <w:rPr>
                 <w:rFonts w:ascii="Times New Roman" w:hAnsi="Times New Roman" w:cs="Times New Roman"/>
@@ -4720,7 +4731,7 @@
                 <w:sz w:val="28"/>
                 <w:szCs w:val="28"/>
               </w:rPr>
-              <w:t>20</w:t>
+              <w:t>15</w:t>
             </w:r>
           </w:ins>
           <w:ins w:id="179" w:author="Maxim Bystrov" w:date="2026-05-07T23:05:00Z">
@@ -4986,7 +4997,7 @@
             </w:rPr>
             <w:fldChar w:fldCharType="separate"/>
           </w:r>
-          <w:ins w:id="199" w:author="Maxim Bystrov" w:date="2026-05-07T23:30:00Z">
+          <w:ins w:id="199" w:author="Maxim Bystrov" w:date="2026-05-07T23:33:00Z">
             <w:r>
               <w:rPr>
                 <w:rFonts w:ascii="Times New Roman" w:hAnsi="Times New Roman" w:cs="Times New Roman"/>
@@ -4995,7 +5006,7 @@
                 <w:sz w:val="28"/>
                 <w:szCs w:val="28"/>
               </w:rPr>
-              <w:t>22</w:t>
+              <w:t>17</w:t>
             </w:r>
           </w:ins>
           <w:ins w:id="200" w:author="Maxim Bystrov" w:date="2026-05-07T23:05:00Z">
@@ -5243,7 +5254,7 @@
             </w:rPr>
             <w:fldChar w:fldCharType="separate"/>
           </w:r>
-          <w:ins w:id="219" w:author="Maxim Bystrov" w:date="2026-05-07T23:30:00Z">
+          <w:ins w:id="219" w:author="Maxim Bystrov" w:date="2026-05-07T23:33:00Z">
             <w:r>
               <w:rPr>
                 <w:rFonts w:ascii="Times New Roman" w:hAnsi="Times New Roman" w:cs="Times New Roman"/>
@@ -5252,7 +5263,7 @@
                 <w:sz w:val="28"/>
                 <w:szCs w:val="28"/>
               </w:rPr>
-              <w:t>24</w:t>
+              <w:t>19</w:t>
             </w:r>
           </w:ins>
           <w:ins w:id="220" w:author="Maxim Bystrov" w:date="2026-05-07T23:05:00Z">
@@ -5500,7 +5511,7 @@
             </w:rPr>
             <w:fldChar w:fldCharType="separate"/>
           </w:r>
-          <w:ins w:id="239" w:author="Maxim Bystrov" w:date="2026-05-07T23:30:00Z">
+          <w:ins w:id="239" w:author="Maxim Bystrov" w:date="2026-05-07T23:33:00Z">
             <w:r>
               <w:rPr>
                 <w:rFonts w:ascii="Times New Roman" w:hAnsi="Times New Roman" w:cs="Times New Roman"/>
@@ -5509,7 +5520,7 @@
                 <w:sz w:val="28"/>
                 <w:szCs w:val="28"/>
               </w:rPr>
-              <w:t>24</w:t>
+              <w:t>19</w:t>
             </w:r>
           </w:ins>
           <w:ins w:id="240" w:author="Maxim Bystrov" w:date="2026-05-07T23:05:00Z">
@@ -5757,7 +5768,7 @@
             </w:rPr>
             <w:fldChar w:fldCharType="separate"/>
           </w:r>
-          <w:ins w:id="259" w:author="Maxim Bystrov" w:date="2026-05-07T23:30:00Z">
+          <w:ins w:id="259" w:author="Maxim Bystrov" w:date="2026-05-07T23:33:00Z">
             <w:r>
               <w:rPr>
                 <w:rFonts w:ascii="Times New Roman" w:hAnsi="Times New Roman" w:cs="Times New Roman"/>
@@ -5766,7 +5777,7 @@
                 <w:sz w:val="28"/>
                 <w:szCs w:val="28"/>
               </w:rPr>
-              <w:t>27</w:t>
+              <w:t>22</w:t>
             </w:r>
           </w:ins>
           <w:ins w:id="260" w:author="Maxim Bystrov" w:date="2026-05-07T23:05:00Z">
@@ -6014,7 +6025,7 @@
             </w:rPr>
             <w:fldChar w:fldCharType="separate"/>
           </w:r>
-          <w:ins w:id="279" w:author="Maxim Bystrov" w:date="2026-05-07T23:30:00Z">
+          <w:ins w:id="279" w:author="Maxim Bystrov" w:date="2026-05-07T23:33:00Z">
             <w:r>
               <w:rPr>
                 <w:rFonts w:ascii="Times New Roman" w:hAnsi="Times New Roman" w:cs="Times New Roman"/>
@@ -6023,7 +6034,7 @@
                 <w:sz w:val="28"/>
                 <w:szCs w:val="28"/>
               </w:rPr>
-              <w:t>28</w:t>
+              <w:t>23</w:t>
             </w:r>
           </w:ins>
           <w:ins w:id="280" w:author="Maxim Bystrov" w:date="2026-05-07T23:05:00Z">
@@ -6271,7 +6282,7 @@
             </w:rPr>
             <w:fldChar w:fldCharType="separate"/>
           </w:r>
-          <w:ins w:id="299" w:author="Maxim Bystrov" w:date="2026-05-07T23:30:00Z">
+          <w:ins w:id="299" w:author="Maxim Bystrov" w:date="2026-05-07T23:33:00Z">
             <w:r>
               <w:rPr>
                 <w:rFonts w:ascii="Times New Roman" w:hAnsi="Times New Roman" w:cs="Times New Roman"/>
@@ -6280,7 +6291,7 @@
                 <w:sz w:val="28"/>
                 <w:szCs w:val="28"/>
               </w:rPr>
-              <w:t>30</w:t>
+              <w:t>24</w:t>
             </w:r>
           </w:ins>
           <w:ins w:id="300" w:author="Maxim Bystrov" w:date="2026-05-07T23:05:00Z">
@@ -6528,7 +6539,7 @@
             </w:rPr>
             <w:fldChar w:fldCharType="separate"/>
           </w:r>
-          <w:ins w:id="319" w:author="Maxim Bystrov" w:date="2026-05-07T23:30:00Z">
+          <w:ins w:id="319" w:author="Maxim Bystrov" w:date="2026-05-07T23:33:00Z">
             <w:r>
               <w:rPr>
                 <w:rFonts w:ascii="Times New Roman" w:hAnsi="Times New Roman" w:cs="Times New Roman"/>
@@ -6537,7 +6548,7 @@
                 <w:sz w:val="28"/>
                 <w:szCs w:val="28"/>
               </w:rPr>
-              <w:t>30</w:t>
+              <w:t>24</w:t>
             </w:r>
           </w:ins>
           <w:ins w:id="320" w:author="Maxim Bystrov" w:date="2026-05-07T23:05:00Z">
@@ -6785,7 +6796,7 @@
             </w:rPr>
             <w:fldChar w:fldCharType="separate"/>
           </w:r>
-          <w:ins w:id="339" w:author="Maxim Bystrov" w:date="2026-05-07T23:30:00Z">
+          <w:ins w:id="339" w:author="Maxim Bystrov" w:date="2026-05-07T23:33:00Z">
             <w:r>
               <w:rPr>
                 <w:rFonts w:ascii="Times New Roman" w:hAnsi="Times New Roman" w:cs="Times New Roman"/>
@@ -6794,7 +6805,7 @@
                 <w:sz w:val="28"/>
                 <w:szCs w:val="28"/>
               </w:rPr>
-              <w:t>30</w:t>
+              <w:t>24</w:t>
             </w:r>
           </w:ins>
           <w:ins w:id="340" w:author="Maxim Bystrov" w:date="2026-05-07T23:05:00Z">
@@ -7042,7 +7053,7 @@
             </w:rPr>
             <w:fldChar w:fldCharType="separate"/>
           </w:r>
-          <w:ins w:id="359" w:author="Maxim Bystrov" w:date="2026-05-07T23:30:00Z">
+          <w:ins w:id="359" w:author="Maxim Bystrov" w:date="2026-05-07T23:33:00Z">
             <w:r>
               <w:rPr>
                 <w:rFonts w:ascii="Times New Roman" w:hAnsi="Times New Roman" w:cs="Times New Roman"/>
@@ -7051,7 +7062,7 @@
                 <w:sz w:val="28"/>
                 <w:szCs w:val="28"/>
               </w:rPr>
-              <w:t>31</w:t>
+              <w:t>25</w:t>
             </w:r>
           </w:ins>
           <w:ins w:id="360" w:author="Maxim Bystrov" w:date="2026-05-07T23:05:00Z">
@@ -7299,7 +7310,7 @@
             </w:rPr>
             <w:fldChar w:fldCharType="separate"/>
           </w:r>
-          <w:ins w:id="379" w:author="Maxim Bystrov" w:date="2026-05-07T23:30:00Z">
+          <w:ins w:id="379" w:author="Maxim Bystrov" w:date="2026-05-07T23:33:00Z">
             <w:r>
               <w:rPr>
                 <w:rFonts w:ascii="Times New Roman" w:hAnsi="Times New Roman" w:cs="Times New Roman"/>
@@ -7308,7 +7319,7 @@
                 <w:sz w:val="28"/>
                 <w:szCs w:val="28"/>
               </w:rPr>
-              <w:t>31</w:t>
+              <w:t>25</w:t>
             </w:r>
           </w:ins>
           <w:ins w:id="380" w:author="Maxim Bystrov" w:date="2026-05-07T23:05:00Z">
@@ -7556,7 +7567,7 @@
             </w:rPr>
             <w:fldChar w:fldCharType="separate"/>
           </w:r>
-          <w:ins w:id="399" w:author="Maxim Bystrov" w:date="2026-05-07T23:30:00Z">
+          <w:ins w:id="399" w:author="Maxim Bystrov" w:date="2026-05-07T23:33:00Z">
             <w:r>
               <w:rPr>
                 <w:rFonts w:ascii="Times New Roman" w:hAnsi="Times New Roman" w:cs="Times New Roman"/>
@@ -7565,7 +7576,7 @@
                 <w:sz w:val="28"/>
                 <w:szCs w:val="28"/>
               </w:rPr>
-              <w:t>32</w:t>
+              <w:t>26</w:t>
             </w:r>
           </w:ins>
           <w:ins w:id="400" w:author="Maxim Bystrov" w:date="2026-05-07T23:05:00Z">
@@ -7813,7 +7824,7 @@
             </w:rPr>
             <w:fldChar w:fldCharType="separate"/>
           </w:r>
-          <w:ins w:id="419" w:author="Maxim Bystrov" w:date="2026-05-07T23:30:00Z">
+          <w:ins w:id="419" w:author="Maxim Bystrov" w:date="2026-05-07T23:33:00Z">
             <w:r>
               <w:rPr>
                 <w:rFonts w:ascii="Times New Roman" w:hAnsi="Times New Roman" w:cs="Times New Roman"/>
@@ -7822,7 +7833,7 @@
                 <w:sz w:val="28"/>
                 <w:szCs w:val="28"/>
               </w:rPr>
-              <w:t>32</w:t>
+              <w:t>26</w:t>
             </w:r>
           </w:ins>
           <w:ins w:id="420" w:author="Maxim Bystrov" w:date="2026-05-07T23:05:00Z">
@@ -8070,7 +8081,7 @@
             </w:rPr>
             <w:fldChar w:fldCharType="separate"/>
           </w:r>
-          <w:ins w:id="439" w:author="Maxim Bystrov" w:date="2026-05-07T23:30:00Z">
+          <w:ins w:id="439" w:author="Maxim Bystrov" w:date="2026-05-07T23:33:00Z">
             <w:r>
               <w:rPr>
                 <w:rFonts w:ascii="Times New Roman" w:hAnsi="Times New Roman" w:cs="Times New Roman"/>
@@ -8079,7 +8090,7 @@
                 <w:sz w:val="28"/>
                 <w:szCs w:val="28"/>
               </w:rPr>
-              <w:t>33</w:t>
+              <w:t>27</w:t>
             </w:r>
           </w:ins>
           <w:ins w:id="440" w:author="Maxim Bystrov" w:date="2026-05-07T23:05:00Z">
@@ -8327,7 +8338,7 @@
             </w:rPr>
             <w:fldChar w:fldCharType="separate"/>
           </w:r>
-          <w:ins w:id="459" w:author="Maxim Bystrov" w:date="2026-05-07T23:30:00Z">
+          <w:ins w:id="459" w:author="Maxim Bystrov" w:date="2026-05-07T23:33:00Z">
             <w:r>
               <w:rPr>
                 <w:rFonts w:ascii="Times New Roman" w:hAnsi="Times New Roman" w:cs="Times New Roman"/>
@@ -8336,7 +8347,7 @@
                 <w:sz w:val="28"/>
                 <w:szCs w:val="28"/>
               </w:rPr>
-              <w:t>33</w:t>
+              <w:t>27</w:t>
             </w:r>
           </w:ins>
           <w:ins w:id="460" w:author="Maxim Bystrov" w:date="2026-05-07T23:05:00Z">
@@ -8585,7 +8596,7 @@
             </w:rPr>
             <w:fldChar w:fldCharType="separate"/>
           </w:r>
-          <w:ins w:id="479" w:author="Maxim Bystrov" w:date="2026-05-07T23:30:00Z">
+          <w:ins w:id="479" w:author="Maxim Bystrov" w:date="2026-05-07T23:33:00Z">
             <w:r>
               <w:rPr>
                 <w:rFonts w:ascii="Times New Roman" w:hAnsi="Times New Roman" w:cs="Times New Roman"/>
@@ -8594,7 +8605,7 @@
                 <w:sz w:val="28"/>
                 <w:szCs w:val="28"/>
               </w:rPr>
-              <w:t>33</w:t>
+              <w:t>27</w:t>
             </w:r>
           </w:ins>
           <w:ins w:id="480" w:author="Maxim Bystrov" w:date="2026-05-07T23:05:00Z">
@@ -8842,7 +8853,7 @@
             </w:rPr>
             <w:fldChar w:fldCharType="separate"/>
           </w:r>
-          <w:ins w:id="499" w:author="Maxim Bystrov" w:date="2026-05-07T23:30:00Z">
+          <w:ins w:id="499" w:author="Maxim Bystrov" w:date="2026-05-07T23:33:00Z">
             <w:r>
               <w:rPr>
                 <w:rFonts w:ascii="Times New Roman" w:hAnsi="Times New Roman" w:cs="Times New Roman"/>
@@ -8851,7 +8862,7 @@
                 <w:sz w:val="28"/>
                 <w:szCs w:val="28"/>
               </w:rPr>
-              <w:t>34</w:t>
+              <w:t>28</w:t>
             </w:r>
           </w:ins>
           <w:ins w:id="500" w:author="Maxim Bystrov" w:date="2026-05-07T23:05:00Z">
@@ -9099,7 +9110,7 @@
             </w:rPr>
             <w:fldChar w:fldCharType="separate"/>
           </w:r>
-          <w:ins w:id="519" w:author="Maxim Bystrov" w:date="2026-05-07T23:30:00Z">
+          <w:ins w:id="519" w:author="Maxim Bystrov" w:date="2026-05-07T23:33:00Z">
             <w:r>
               <w:rPr>
                 <w:rFonts w:ascii="Times New Roman" w:hAnsi="Times New Roman" w:cs="Times New Roman"/>
@@ -9108,7 +9119,7 @@
                 <w:sz w:val="28"/>
                 <w:szCs w:val="28"/>
               </w:rPr>
-              <w:t>34</w:t>
+              <w:t>28</w:t>
             </w:r>
           </w:ins>
           <w:ins w:id="520" w:author="Maxim Bystrov" w:date="2026-05-07T23:05:00Z">
@@ -9356,7 +9367,7 @@
             </w:rPr>
             <w:fldChar w:fldCharType="separate"/>
           </w:r>
-          <w:ins w:id="539" w:author="Maxim Bystrov" w:date="2026-05-07T23:30:00Z">
+          <w:ins w:id="539" w:author="Maxim Bystrov" w:date="2026-05-07T23:33:00Z">
             <w:r>
               <w:rPr>
                 <w:rFonts w:ascii="Times New Roman" w:hAnsi="Times New Roman" w:cs="Times New Roman"/>
@@ -9365,7 +9376,7 @@
                 <w:sz w:val="28"/>
                 <w:szCs w:val="28"/>
               </w:rPr>
-              <w:t>34</w:t>
+              <w:t>28</w:t>
             </w:r>
           </w:ins>
           <w:ins w:id="540" w:author="Maxim Bystrov" w:date="2026-05-07T23:05:00Z">
@@ -9613,7 +9624,7 @@
             </w:rPr>
             <w:fldChar w:fldCharType="separate"/>
           </w:r>
-          <w:ins w:id="559" w:author="Maxim Bystrov" w:date="2026-05-07T23:30:00Z">
+          <w:ins w:id="559" w:author="Maxim Bystrov" w:date="2026-05-07T23:33:00Z">
             <w:r>
               <w:rPr>
                 <w:rFonts w:ascii="Times New Roman" w:hAnsi="Times New Roman" w:cs="Times New Roman"/>
@@ -9622,7 +9633,7 @@
                 <w:sz w:val="28"/>
                 <w:szCs w:val="28"/>
               </w:rPr>
-              <w:t>35</w:t>
+              <w:t>29</w:t>
             </w:r>
           </w:ins>
           <w:ins w:id="560" w:author="Maxim Bystrov" w:date="2026-05-07T23:05:00Z">
@@ -9870,7 +9881,7 @@
             </w:rPr>
             <w:fldChar w:fldCharType="separate"/>
           </w:r>
-          <w:ins w:id="579" w:author="Maxim Bystrov" w:date="2026-05-07T23:30:00Z">
+          <w:ins w:id="579" w:author="Maxim Bystrov" w:date="2026-05-07T23:33:00Z">
             <w:r>
               <w:rPr>
                 <w:rFonts w:ascii="Times New Roman" w:hAnsi="Times New Roman" w:cs="Times New Roman"/>
@@ -9879,7 +9890,7 @@
                 <w:sz w:val="28"/>
                 <w:szCs w:val="28"/>
               </w:rPr>
-              <w:t>35</w:t>
+              <w:t>29</w:t>
             </w:r>
           </w:ins>
           <w:ins w:id="580" w:author="Maxim Bystrov" w:date="2026-05-07T23:05:00Z">
@@ -10127,7 +10138,7 @@
             </w:rPr>
             <w:fldChar w:fldCharType="separate"/>
           </w:r>
-          <w:ins w:id="599" w:author="Maxim Bystrov" w:date="2026-05-07T23:30:00Z">
+          <w:ins w:id="599" w:author="Maxim Bystrov" w:date="2026-05-07T23:33:00Z">
             <w:r>
               <w:rPr>
                 <w:rFonts w:ascii="Times New Roman" w:hAnsi="Times New Roman" w:cs="Times New Roman"/>
@@ -10136,7 +10147,7 @@
                 <w:sz w:val="28"/>
                 <w:szCs w:val="28"/>
               </w:rPr>
-              <w:t>35</w:t>
+              <w:t>29</w:t>
             </w:r>
           </w:ins>
           <w:ins w:id="600" w:author="Maxim Bystrov" w:date="2026-05-07T23:05:00Z">
@@ -10384,7 +10395,7 @@
             </w:rPr>
             <w:fldChar w:fldCharType="separate"/>
           </w:r>
-          <w:ins w:id="619" w:author="Maxim Bystrov" w:date="2026-05-07T23:30:00Z">
+          <w:ins w:id="619" w:author="Maxim Bystrov" w:date="2026-05-07T23:33:00Z">
             <w:r>
               <w:rPr>
                 <w:rFonts w:ascii="Times New Roman" w:hAnsi="Times New Roman" w:cs="Times New Roman"/>
@@ -10393,7 +10404,7 @@
                 <w:sz w:val="28"/>
                 <w:szCs w:val="28"/>
               </w:rPr>
-              <w:t>37</w:t>
+              <w:t>30</w:t>
             </w:r>
           </w:ins>
           <w:ins w:id="620" w:author="Maxim Bystrov" w:date="2026-05-07T23:05:00Z">
@@ -10641,7 +10652,7 @@
             </w:rPr>
             <w:fldChar w:fldCharType="separate"/>
           </w:r>
-          <w:ins w:id="639" w:author="Maxim Bystrov" w:date="2026-05-07T23:30:00Z">
+          <w:ins w:id="639" w:author="Maxim Bystrov" w:date="2026-05-07T23:33:00Z">
             <w:r>
               <w:rPr>
                 <w:rFonts w:ascii="Times New Roman" w:hAnsi="Times New Roman" w:cs="Times New Roman"/>
@@ -10650,7 +10661,7 @@
                 <w:sz w:val="28"/>
                 <w:szCs w:val="28"/>
               </w:rPr>
-              <w:t>45</w:t>
+              <w:t>36</w:t>
             </w:r>
           </w:ins>
           <w:ins w:id="640" w:author="Maxim Bystrov" w:date="2026-05-07T23:05:00Z">
@@ -10898,7 +10909,7 @@
             </w:rPr>
             <w:fldChar w:fldCharType="separate"/>
           </w:r>
-          <w:ins w:id="659" w:author="Maxim Bystrov" w:date="2026-05-07T23:30:00Z">
+          <w:ins w:id="659" w:author="Maxim Bystrov" w:date="2026-05-07T23:33:00Z">
             <w:r>
               <w:rPr>
                 <w:rFonts w:ascii="Times New Roman" w:hAnsi="Times New Roman" w:cs="Times New Roman"/>
@@ -10907,7 +10918,7 @@
                 <w:sz w:val="28"/>
                 <w:szCs w:val="28"/>
               </w:rPr>
-              <w:t>45</w:t>
+              <w:t>36</w:t>
             </w:r>
           </w:ins>
           <w:ins w:id="660" w:author="Maxim Bystrov" w:date="2026-05-07T23:05:00Z">
@@ -11155,7 +11166,7 @@
             </w:rPr>
             <w:fldChar w:fldCharType="separate"/>
           </w:r>
-          <w:ins w:id="679" w:author="Maxim Bystrov" w:date="2026-05-07T23:30:00Z">
+          <w:ins w:id="679" w:author="Maxim Bystrov" w:date="2026-05-07T23:33:00Z">
             <w:r>
               <w:rPr>
                 <w:rFonts w:ascii="Times New Roman" w:hAnsi="Times New Roman" w:cs="Times New Roman"/>
@@ -11164,7 +11175,7 @@
                 <w:sz w:val="28"/>
                 <w:szCs w:val="28"/>
               </w:rPr>
-              <w:t>48</w:t>
+              <w:t>38</w:t>
             </w:r>
           </w:ins>
           <w:ins w:id="680" w:author="Maxim Bystrov" w:date="2026-05-07T23:05:00Z">
@@ -11430,7 +11441,7 @@
             </w:rPr>
             <w:fldChar w:fldCharType="separate"/>
           </w:r>
-          <w:ins w:id="700" w:author="Maxim Bystrov" w:date="2026-05-07T23:30:00Z">
+          <w:ins w:id="700" w:author="Maxim Bystrov" w:date="2026-05-07T23:33:00Z">
             <w:r>
               <w:rPr>
                 <w:rFonts w:ascii="Times New Roman" w:hAnsi="Times New Roman" w:cs="Times New Roman"/>
@@ -11439,7 +11450,7 @@
                 <w:sz w:val="28"/>
                 <w:szCs w:val="28"/>
               </w:rPr>
-              <w:t>55</w:t>
+              <w:t>44</w:t>
             </w:r>
           </w:ins>
           <w:ins w:id="701" w:author="Maxim Bystrov" w:date="2026-05-07T23:05:00Z">
@@ -11687,7 +11698,7 @@
             </w:rPr>
             <w:fldChar w:fldCharType="separate"/>
           </w:r>
-          <w:ins w:id="720" w:author="Maxim Bystrov" w:date="2026-05-07T23:30:00Z">
+          <w:ins w:id="720" w:author="Maxim Bystrov" w:date="2026-05-07T23:33:00Z">
             <w:r>
               <w:rPr>
                 <w:rFonts w:ascii="Times New Roman" w:hAnsi="Times New Roman" w:cs="Times New Roman"/>
@@ -11696,7 +11707,7 @@
                 <w:sz w:val="28"/>
                 <w:szCs w:val="28"/>
               </w:rPr>
-              <w:t>56</w:t>
+              <w:t>45</w:t>
             </w:r>
           </w:ins>
           <w:ins w:id="721" w:author="Maxim Bystrov" w:date="2026-05-07T23:05:00Z">
@@ -11944,7 +11955,7 @@
             </w:rPr>
             <w:fldChar w:fldCharType="separate"/>
           </w:r>
-          <w:ins w:id="740" w:author="Maxim Bystrov" w:date="2026-05-07T23:30:00Z">
+          <w:ins w:id="740" w:author="Maxim Bystrov" w:date="2026-05-07T23:33:00Z">
             <w:r>
               <w:rPr>
                 <w:rFonts w:ascii="Times New Roman" w:hAnsi="Times New Roman" w:cs="Times New Roman"/>
@@ -11953,7 +11964,7 @@
                 <w:sz w:val="28"/>
                 <w:szCs w:val="28"/>
               </w:rPr>
-              <w:t>58</w:t>
+              <w:t>47</w:t>
             </w:r>
           </w:ins>
           <w:ins w:id="741" w:author="Maxim Bystrov" w:date="2026-05-07T23:05:00Z">
@@ -12201,7 +12212,7 @@
             </w:rPr>
             <w:fldChar w:fldCharType="separate"/>
           </w:r>
-          <w:ins w:id="760" w:author="Maxim Bystrov" w:date="2026-05-07T23:30:00Z">
+          <w:ins w:id="760" w:author="Maxim Bystrov" w:date="2026-05-07T23:33:00Z">
             <w:r>
               <w:rPr>
                 <w:rFonts w:ascii="Times New Roman" w:hAnsi="Times New Roman" w:cs="Times New Roman"/>
@@ -12210,7 +12221,7 @@
                 <w:sz w:val="28"/>
                 <w:szCs w:val="28"/>
               </w:rPr>
-              <w:t>62</w:t>
+              <w:t>51</w:t>
             </w:r>
           </w:ins>
           <w:ins w:id="761" w:author="Maxim Bystrov" w:date="2026-05-07T23:05:00Z">
@@ -12458,7 +12469,7 @@
             </w:rPr>
             <w:fldChar w:fldCharType="separate"/>
           </w:r>
-          <w:ins w:id="780" w:author="Maxim Bystrov" w:date="2026-05-07T23:30:00Z">
+          <w:ins w:id="780" w:author="Maxim Bystrov" w:date="2026-05-07T23:33:00Z">
             <w:r>
               <w:rPr>
                 <w:rFonts w:ascii="Times New Roman" w:hAnsi="Times New Roman" w:cs="Times New Roman"/>
@@ -12467,7 +12478,7 @@
                 <w:sz w:val="28"/>
                 <w:szCs w:val="28"/>
               </w:rPr>
-              <w:t>64</w:t>
+              <w:t>52</w:t>
             </w:r>
           </w:ins>
           <w:ins w:id="781" w:author="Maxim Bystrov" w:date="2026-05-07T23:05:00Z">
@@ -12705,7 +12716,7 @@
             </w:rPr>
             <w:fldChar w:fldCharType="separate"/>
           </w:r>
-          <w:ins w:id="798" w:author="Maxim Bystrov" w:date="2026-05-07T23:30:00Z">
+          <w:ins w:id="798" w:author="Maxim Bystrov" w:date="2026-05-07T23:33:00Z">
             <w:r>
               <w:rPr>
                 <w:rFonts w:ascii="Times New Roman" w:hAnsi="Times New Roman" w:cs="Times New Roman"/>
@@ -12714,7 +12725,7 @@
                 <w:sz w:val="28"/>
                 <w:szCs w:val="28"/>
               </w:rPr>
-              <w:t>67</w:t>
+              <w:t>55</w:t>
             </w:r>
           </w:ins>
           <w:ins w:id="799" w:author="Maxim Bystrov" w:date="2026-05-07T23:05:00Z">
@@ -12850,7 +12861,7 @@
               <w:fldChar w:fldCharType="separate"/>
             </w:r>
           </w:del>
-          <w:ins w:id="806" w:author="Maxim Bystrov" w:date="2026-05-07T23:30:00Z">
+          <w:ins w:id="806" w:author="Maxim Bystrov" w:date="2026-05-07T23:33:00Z">
             <w:r>
               <w:rPr>
                 <w:rFonts w:ascii="Times New Roman" w:hAnsi="Times New Roman" w:cs="Times New Roman"/>
@@ -12994,7 +13005,7 @@
               <w:fldChar w:fldCharType="separate"/>
             </w:r>
           </w:del>
-          <w:ins w:id="812" w:author="Maxim Bystrov" w:date="2026-05-07T23:30:00Z">
+          <w:ins w:id="812" w:author="Maxim Bystrov" w:date="2026-05-07T23:33:00Z">
             <w:r>
               <w:rPr>
                 <w:rFonts w:ascii="Times New Roman" w:hAnsi="Times New Roman" w:cs="Times New Roman"/>
@@ -13138,7 +13149,7 @@
               <w:fldChar w:fldCharType="separate"/>
             </w:r>
           </w:del>
-          <w:ins w:id="818" w:author="Maxim Bystrov" w:date="2026-05-07T23:30:00Z">
+          <w:ins w:id="818" w:author="Maxim Bystrov" w:date="2026-05-07T23:33:00Z">
             <w:r>
               <w:rPr>
                 <w:rFonts w:ascii="Times New Roman" w:hAnsi="Times New Roman" w:cs="Times New Roman"/>
@@ -13303,7 +13314,7 @@
               <w:fldChar w:fldCharType="separate"/>
             </w:r>
           </w:del>
-          <w:ins w:id="824" w:author="Maxim Bystrov" w:date="2026-05-07T23:30:00Z">
+          <w:ins w:id="824" w:author="Maxim Bystrov" w:date="2026-05-07T23:33:00Z">
             <w:r>
               <w:rPr>
                 <w:rFonts w:ascii="Times New Roman" w:hAnsi="Times New Roman" w:cs="Times New Roman"/>
@@ -13447,7 +13458,7 @@
               <w:fldChar w:fldCharType="separate"/>
             </w:r>
           </w:del>
-          <w:ins w:id="830" w:author="Maxim Bystrov" w:date="2026-05-07T23:30:00Z">
+          <w:ins w:id="830" w:author="Maxim Bystrov" w:date="2026-05-07T23:33:00Z">
             <w:r>
               <w:rPr>
                 <w:rFonts w:ascii="Times New Roman" w:hAnsi="Times New Roman" w:cs="Times New Roman"/>
@@ -13591,7 +13602,7 @@
               <w:fldChar w:fldCharType="separate"/>
             </w:r>
           </w:del>
-          <w:ins w:id="836" w:author="Maxim Bystrov" w:date="2026-05-07T23:30:00Z">
+          <w:ins w:id="836" w:author="Maxim Bystrov" w:date="2026-05-07T23:33:00Z">
             <w:r>
               <w:rPr>
                 <w:rFonts w:ascii="Times New Roman" w:hAnsi="Times New Roman" w:cs="Times New Roman"/>
@@ -13735,7 +13746,7 @@
               <w:fldChar w:fldCharType="separate"/>
             </w:r>
           </w:del>
-          <w:ins w:id="842" w:author="Maxim Bystrov" w:date="2026-05-07T23:30:00Z">
+          <w:ins w:id="842" w:author="Maxim Bystrov" w:date="2026-05-07T23:33:00Z">
             <w:r>
               <w:rPr>
                 <w:rFonts w:ascii="Times New Roman" w:hAnsi="Times New Roman" w:cs="Times New Roman"/>
@@ -13879,7 +13890,7 @@
               <w:fldChar w:fldCharType="separate"/>
             </w:r>
           </w:del>
-          <w:ins w:id="848" w:author="Maxim Bystrov" w:date="2026-05-07T23:30:00Z">
+          <w:ins w:id="848" w:author="Maxim Bystrov" w:date="2026-05-07T23:33:00Z">
             <w:r>
               <w:rPr>
                 <w:rFonts w:ascii="Times New Roman" w:hAnsi="Times New Roman" w:cs="Times New Roman"/>
@@ -14023,7 +14034,7 @@
               <w:fldChar w:fldCharType="separate"/>
             </w:r>
           </w:del>
-          <w:ins w:id="854" w:author="Maxim Bystrov" w:date="2026-05-07T23:30:00Z">
+          <w:ins w:id="854" w:author="Maxim Bystrov" w:date="2026-05-07T23:33:00Z">
             <w:r>
               <w:rPr>
                 <w:rFonts w:ascii="Times New Roman" w:hAnsi="Times New Roman" w:cs="Times New Roman"/>
@@ -14178,7 +14189,7 @@
               <w:fldChar w:fldCharType="separate"/>
             </w:r>
           </w:del>
-          <w:ins w:id="860" w:author="Maxim Bystrov" w:date="2026-05-07T23:30:00Z">
+          <w:ins w:id="860" w:author="Maxim Bystrov" w:date="2026-05-07T23:33:00Z">
             <w:r>
               <w:rPr>
                 <w:rFonts w:ascii="Times New Roman" w:hAnsi="Times New Roman" w:cs="Times New Roman"/>
@@ -14322,7 +14333,7 @@
               <w:fldChar w:fldCharType="separate"/>
             </w:r>
           </w:del>
-          <w:ins w:id="866" w:author="Maxim Bystrov" w:date="2026-05-07T23:30:00Z">
+          <w:ins w:id="866" w:author="Maxim Bystrov" w:date="2026-05-07T23:33:00Z">
             <w:r>
               <w:rPr>
                 <w:rFonts w:ascii="Times New Roman" w:hAnsi="Times New Roman" w:cs="Times New Roman"/>
@@ -14466,7 +14477,7 @@
               <w:fldChar w:fldCharType="separate"/>
             </w:r>
           </w:del>
-          <w:ins w:id="872" w:author="Maxim Bystrov" w:date="2026-05-07T23:30:00Z">
+          <w:ins w:id="872" w:author="Maxim Bystrov" w:date="2026-05-07T23:33:00Z">
             <w:r>
               <w:rPr>
                 <w:rFonts w:ascii="Times New Roman" w:hAnsi="Times New Roman" w:cs="Times New Roman"/>
@@ -14610,7 +14621,7 @@
               <w:fldChar w:fldCharType="separate"/>
             </w:r>
           </w:del>
-          <w:ins w:id="878" w:author="Maxim Bystrov" w:date="2026-05-07T23:30:00Z">
+          <w:ins w:id="878" w:author="Maxim Bystrov" w:date="2026-05-07T23:33:00Z">
             <w:r>
               <w:rPr>
                 <w:rFonts w:ascii="Times New Roman" w:hAnsi="Times New Roman" w:cs="Times New Roman"/>
@@ -14754,7 +14765,7 @@
               <w:fldChar w:fldCharType="separate"/>
             </w:r>
           </w:del>
-          <w:ins w:id="884" w:author="Maxim Bystrov" w:date="2026-05-07T23:30:00Z">
+          <w:ins w:id="884" w:author="Maxim Bystrov" w:date="2026-05-07T23:33:00Z">
             <w:r>
               <w:rPr>
                 <w:rFonts w:ascii="Times New Roman" w:hAnsi="Times New Roman" w:cs="Times New Roman"/>
@@ -14898,7 +14909,7 @@
               <w:fldChar w:fldCharType="separate"/>
             </w:r>
           </w:del>
-          <w:ins w:id="890" w:author="Maxim Bystrov" w:date="2026-05-07T23:30:00Z">
+          <w:ins w:id="890" w:author="Maxim Bystrov" w:date="2026-05-07T23:33:00Z">
             <w:r>
               <w:rPr>
                 <w:rFonts w:ascii="Times New Roman" w:hAnsi="Times New Roman" w:cs="Times New Roman"/>
@@ -15042,7 +15053,7 @@
               <w:fldChar w:fldCharType="separate"/>
             </w:r>
           </w:del>
-          <w:ins w:id="896" w:author="Maxim Bystrov" w:date="2026-05-07T23:30:00Z">
+          <w:ins w:id="896" w:author="Maxim Bystrov" w:date="2026-05-07T23:33:00Z">
             <w:r>
               <w:rPr>
                 <w:rFonts w:ascii="Times New Roman" w:hAnsi="Times New Roman" w:cs="Times New Roman"/>
@@ -15186,7 +15197,7 @@
               <w:fldChar w:fldCharType="separate"/>
             </w:r>
           </w:del>
-          <w:ins w:id="902" w:author="Maxim Bystrov" w:date="2026-05-07T23:30:00Z">
+          <w:ins w:id="902" w:author="Maxim Bystrov" w:date="2026-05-07T23:33:00Z">
             <w:r>
               <w:rPr>
                 <w:rFonts w:ascii="Times New Roman" w:hAnsi="Times New Roman" w:cs="Times New Roman"/>
@@ -15330,7 +15341,7 @@
               <w:fldChar w:fldCharType="separate"/>
             </w:r>
           </w:del>
-          <w:ins w:id="908" w:author="Maxim Bystrov" w:date="2026-05-07T23:30:00Z">
+          <w:ins w:id="908" w:author="Maxim Bystrov" w:date="2026-05-07T23:33:00Z">
             <w:r>
               <w:rPr>
                 <w:rFonts w:ascii="Times New Roman" w:hAnsi="Times New Roman" w:cs="Times New Roman"/>
@@ -15474,7 +15485,7 @@
               <w:fldChar w:fldCharType="separate"/>
             </w:r>
           </w:del>
-          <w:ins w:id="914" w:author="Maxim Bystrov" w:date="2026-05-07T23:30:00Z">
+          <w:ins w:id="914" w:author="Maxim Bystrov" w:date="2026-05-07T23:33:00Z">
             <w:r>
               <w:rPr>
                 <w:rFonts w:ascii="Times New Roman" w:hAnsi="Times New Roman" w:cs="Times New Roman"/>
@@ -15618,7 +15629,7 @@
               <w:fldChar w:fldCharType="separate"/>
             </w:r>
           </w:del>
-          <w:ins w:id="920" w:author="Maxim Bystrov" w:date="2026-05-07T23:30:00Z">
+          <w:ins w:id="920" w:author="Maxim Bystrov" w:date="2026-05-07T23:33:00Z">
             <w:r>
               <w:rPr>
                 <w:rFonts w:ascii="Times New Roman" w:hAnsi="Times New Roman" w:cs="Times New Roman"/>
@@ -15762,7 +15773,7 @@
               <w:fldChar w:fldCharType="separate"/>
             </w:r>
           </w:del>
-          <w:ins w:id="926" w:author="Maxim Bystrov" w:date="2026-05-07T23:30:00Z">
+          <w:ins w:id="926" w:author="Maxim Bystrov" w:date="2026-05-07T23:33:00Z">
             <w:r>
               <w:rPr>
                 <w:rFonts w:ascii="Times New Roman" w:hAnsi="Times New Roman" w:cs="Times New Roman"/>
@@ -15906,7 +15917,7 @@
               <w:fldChar w:fldCharType="separate"/>
             </w:r>
           </w:del>
-          <w:ins w:id="932" w:author="Maxim Bystrov" w:date="2026-05-07T23:30:00Z">
+          <w:ins w:id="932" w:author="Maxim Bystrov" w:date="2026-05-07T23:33:00Z">
             <w:r>
               <w:rPr>
                 <w:rFonts w:ascii="Times New Roman" w:hAnsi="Times New Roman" w:cs="Times New Roman"/>
@@ -16050,7 +16061,7 @@
               <w:fldChar w:fldCharType="separate"/>
             </w:r>
           </w:del>
-          <w:ins w:id="938" w:author="Maxim Bystrov" w:date="2026-05-07T23:30:00Z">
+          <w:ins w:id="938" w:author="Maxim Bystrov" w:date="2026-05-07T23:33:00Z">
             <w:r>
               <w:rPr>
                 <w:rFonts w:ascii="Times New Roman" w:hAnsi="Times New Roman" w:cs="Times New Roman"/>
@@ -16194,7 +16205,7 @@
               <w:fldChar w:fldCharType="separate"/>
             </w:r>
           </w:del>
-          <w:ins w:id="944" w:author="Maxim Bystrov" w:date="2026-05-07T23:30:00Z">
+          <w:ins w:id="944" w:author="Maxim Bystrov" w:date="2026-05-07T23:33:00Z">
             <w:r>
               <w:rPr>
                 <w:rFonts w:ascii="Times New Roman" w:hAnsi="Times New Roman" w:cs="Times New Roman"/>
@@ -16338,7 +16349,7 @@
               <w:fldChar w:fldCharType="separate"/>
             </w:r>
           </w:del>
-          <w:ins w:id="950" w:author="Maxim Bystrov" w:date="2026-05-07T23:30:00Z">
+          <w:ins w:id="950" w:author="Maxim Bystrov" w:date="2026-05-07T23:33:00Z">
             <w:r>
               <w:rPr>
                 <w:rFonts w:ascii="Times New Roman" w:hAnsi="Times New Roman" w:cs="Times New Roman"/>
@@ -16482,7 +16493,7 @@
               <w:fldChar w:fldCharType="separate"/>
             </w:r>
           </w:del>
-          <w:ins w:id="956" w:author="Maxim Bystrov" w:date="2026-05-07T23:30:00Z">
+          <w:ins w:id="956" w:author="Maxim Bystrov" w:date="2026-05-07T23:33:00Z">
             <w:r>
               <w:rPr>
                 <w:rFonts w:ascii="Times New Roman" w:hAnsi="Times New Roman" w:cs="Times New Roman"/>
@@ -16626,7 +16637,7 @@
               <w:fldChar w:fldCharType="separate"/>
             </w:r>
           </w:del>
-          <w:ins w:id="962" w:author="Maxim Bystrov" w:date="2026-05-07T23:30:00Z">
+          <w:ins w:id="962" w:author="Maxim Bystrov" w:date="2026-05-07T23:33:00Z">
             <w:r>
               <w:rPr>
                 <w:rFonts w:ascii="Times New Roman" w:hAnsi="Times New Roman" w:cs="Times New Roman"/>
@@ -16770,7 +16781,7 @@
               <w:fldChar w:fldCharType="separate"/>
             </w:r>
           </w:del>
-          <w:ins w:id="968" w:author="Maxim Bystrov" w:date="2026-05-07T23:30:00Z">
+          <w:ins w:id="968" w:author="Maxim Bystrov" w:date="2026-05-07T23:33:00Z">
             <w:r>
               <w:rPr>
                 <w:rFonts w:ascii="Times New Roman" w:hAnsi="Times New Roman" w:cs="Times New Roman"/>
@@ -16914,7 +16925,7 @@
               <w:fldChar w:fldCharType="separate"/>
             </w:r>
           </w:del>
-          <w:ins w:id="974" w:author="Maxim Bystrov" w:date="2026-05-07T23:30:00Z">
+          <w:ins w:id="974" w:author="Maxim Bystrov" w:date="2026-05-07T23:33:00Z">
             <w:r>
               <w:rPr>
                 <w:rFonts w:ascii="Times New Roman" w:hAnsi="Times New Roman" w:cs="Times New Roman"/>
@@ -17058,7 +17069,7 @@
               <w:fldChar w:fldCharType="separate"/>
             </w:r>
           </w:del>
-          <w:ins w:id="980" w:author="Maxim Bystrov" w:date="2026-05-07T23:30:00Z">
+          <w:ins w:id="980" w:author="Maxim Bystrov" w:date="2026-05-07T23:33:00Z">
             <w:r>
               <w:rPr>
                 <w:rFonts w:ascii="Times New Roman" w:hAnsi="Times New Roman" w:cs="Times New Roman"/>
@@ -17202,7 +17213,7 @@
               <w:fldChar w:fldCharType="separate"/>
             </w:r>
           </w:del>
-          <w:ins w:id="986" w:author="Maxim Bystrov" w:date="2026-05-07T23:30:00Z">
+          <w:ins w:id="986" w:author="Maxim Bystrov" w:date="2026-05-07T23:33:00Z">
             <w:r>
               <w:rPr>
                 <w:rFonts w:ascii="Times New Roman" w:hAnsi="Times New Roman" w:cs="Times New Roman"/>
@@ -17346,7 +17357,7 @@
               <w:fldChar w:fldCharType="separate"/>
             </w:r>
           </w:del>
-          <w:ins w:id="992" w:author="Maxim Bystrov" w:date="2026-05-07T23:30:00Z">
+          <w:ins w:id="992" w:author="Maxim Bystrov" w:date="2026-05-07T23:33:00Z">
             <w:r>
               <w:rPr>
                 <w:rFonts w:ascii="Times New Roman" w:hAnsi="Times New Roman" w:cs="Times New Roman"/>
@@ -17490,7 +17501,7 @@
               <w:fldChar w:fldCharType="separate"/>
             </w:r>
           </w:del>
-          <w:ins w:id="998" w:author="Maxim Bystrov" w:date="2026-05-07T23:30:00Z">
+          <w:ins w:id="998" w:author="Maxim Bystrov" w:date="2026-05-07T23:33:00Z">
             <w:r>
               <w:rPr>
                 <w:rFonts w:ascii="Times New Roman" w:hAnsi="Times New Roman" w:cs="Times New Roman"/>
@@ -17634,7 +17645,7 @@
               <w:fldChar w:fldCharType="separate"/>
             </w:r>
           </w:del>
-          <w:ins w:id="1004" w:author="Maxim Bystrov" w:date="2026-05-07T23:30:00Z">
+          <w:ins w:id="1004" w:author="Maxim Bystrov" w:date="2026-05-07T23:33:00Z">
             <w:r>
               <w:rPr>
                 <w:rFonts w:ascii="Times New Roman" w:hAnsi="Times New Roman" w:cs="Times New Roman"/>
@@ -17789,7 +17800,7 @@
               <w:fldChar w:fldCharType="separate"/>
             </w:r>
           </w:del>
-          <w:ins w:id="1010" w:author="Maxim Bystrov" w:date="2026-05-07T23:30:00Z">
+          <w:ins w:id="1010" w:author="Maxim Bystrov" w:date="2026-05-07T23:33:00Z">
             <w:r>
               <w:rPr>
                 <w:rFonts w:ascii="Times New Roman" w:hAnsi="Times New Roman" w:cs="Times New Roman"/>
@@ -17933,7 +17944,7 @@
               <w:fldChar w:fldCharType="separate"/>
             </w:r>
           </w:del>
-          <w:ins w:id="1016" w:author="Maxim Bystrov" w:date="2026-05-07T23:30:00Z">
+          <w:ins w:id="1016" w:author="Maxim Bystrov" w:date="2026-05-07T23:33:00Z">
             <w:r>
               <w:rPr>
                 <w:rFonts w:ascii="Times New Roman" w:hAnsi="Times New Roman" w:cs="Times New Roman"/>
@@ -18077,7 +18088,7 @@
               <w:fldChar w:fldCharType="separate"/>
             </w:r>
           </w:del>
-          <w:ins w:id="1022" w:author="Maxim Bystrov" w:date="2026-05-07T23:30:00Z">
+          <w:ins w:id="1022" w:author="Maxim Bystrov" w:date="2026-05-07T23:33:00Z">
             <w:r>
               <w:rPr>
                 <w:rFonts w:ascii="Times New Roman" w:hAnsi="Times New Roman" w:cs="Times New Roman"/>
@@ -18221,7 +18232,7 @@
               <w:fldChar w:fldCharType="separate"/>
             </w:r>
           </w:del>
-          <w:ins w:id="1028" w:author="Maxim Bystrov" w:date="2026-05-07T23:30:00Z">
+          <w:ins w:id="1028" w:author="Maxim Bystrov" w:date="2026-05-07T23:33:00Z">
             <w:r>
               <w:rPr>
                 <w:rFonts w:ascii="Times New Roman" w:hAnsi="Times New Roman" w:cs="Times New Roman"/>
@@ -18365,7 +18376,7 @@
               <w:fldChar w:fldCharType="separate"/>
             </w:r>
           </w:del>
-          <w:ins w:id="1034" w:author="Maxim Bystrov" w:date="2026-05-07T23:30:00Z">
+          <w:ins w:id="1034" w:author="Maxim Bystrov" w:date="2026-05-07T23:33:00Z">
             <w:r>
               <w:rPr>
                 <w:rFonts w:ascii="Times New Roman" w:hAnsi="Times New Roman" w:cs="Times New Roman"/>
@@ -18506,7 +18517,7 @@
               <w:fldChar w:fldCharType="separate"/>
             </w:r>
           </w:del>
-          <w:ins w:id="1040" w:author="Maxim Bystrov" w:date="2026-05-07T23:30:00Z">
+          <w:ins w:id="1040" w:author="Maxim Bystrov" w:date="2026-05-07T23:33:00Z">
             <w:r>
               <w:rPr>
                 <w:rFonts w:ascii="Times New Roman" w:hAnsi="Times New Roman" w:cs="Times New Roman"/>
@@ -18786,7 +18797,23 @@
         <w:pStyle w:val="default1"/>
       </w:pPr>
       <w:r>
-        <w:t>DLQ — Dead Letter Queue (очередь недоставленных сообщений).</w:t>
+        <w:t xml:space="preserve">DLQ — Dead </w:t>
+      </w:r>
+      <w:proofErr w:type="spellStart"/>
+      <w:r>
+        <w:t>Letter</w:t>
+      </w:r>
+      <w:proofErr w:type="spellEnd"/>
+      <w:r>
+        <w:t xml:space="preserve"> </w:t>
+      </w:r>
+      <w:proofErr w:type="spellStart"/>
+      <w:r>
+        <w:t>Queue</w:t>
+      </w:r>
+      <w:proofErr w:type="spellEnd"/>
+      <w:r>
+        <w:t xml:space="preserve"> (очередь недоставленных сообщений).</w:t>
       </w:r>
     </w:p>
     <w:p>
@@ -18794,21 +18821,71 @@
         <w:pStyle w:val="default1"/>
       </w:pPr>
       <w:r>
-        <w:t>EGTS — Era Glonass Telematics Standard (протокол телематической связи).</w:t>
+        <w:t xml:space="preserve">EGTS — </w:t>
+      </w:r>
+      <w:proofErr w:type="spellStart"/>
+      <w:r>
+        <w:t>Era</w:t>
+      </w:r>
+      <w:proofErr w:type="spellEnd"/>
+      <w:r>
+        <w:t xml:space="preserve"> </w:t>
+      </w:r>
+      <w:proofErr w:type="spellStart"/>
+      <w:r>
+        <w:t>Glonass</w:t>
+      </w:r>
+      <w:proofErr w:type="spellEnd"/>
+      <w:r>
+        <w:t xml:space="preserve"> </w:t>
+      </w:r>
+      <w:proofErr w:type="spellStart"/>
+      <w:r>
+        <w:t>Telematics</w:t>
+      </w:r>
+      <w:proofErr w:type="spellEnd"/>
+      <w:r>
+        <w:t xml:space="preserve"> Standard (протокол телематической связи).</w:t>
       </w:r>
     </w:p>
     <w:p>
       <w:pPr>
         <w:pStyle w:val="default1"/>
       </w:pPr>
+      <w:proofErr w:type="spellStart"/>
       <w:r>
         <w:rPr>
           <w:lang w:val="en-US"/>
         </w:rPr>
         <w:t>GiST</w:t>
       </w:r>
-      <w:r>
-        <w:t xml:space="preserve"> — Generalized Search Tree (обобщённое поисковое дерево; тип индекса в PostgreSQL).</w:t>
+      <w:proofErr w:type="spellEnd"/>
+      <w:r>
+        <w:t xml:space="preserve"> — </w:t>
+      </w:r>
+      <w:proofErr w:type="spellStart"/>
+      <w:r>
+        <w:t>Generalized</w:t>
+      </w:r>
+      <w:proofErr w:type="spellEnd"/>
+      <w:r>
+        <w:t xml:space="preserve"> Search </w:t>
+      </w:r>
+      <w:proofErr w:type="spellStart"/>
+      <w:r>
+        <w:t>Tree</w:t>
+      </w:r>
+      <w:proofErr w:type="spellEnd"/>
+      <w:r>
+        <w:t xml:space="preserve"> (обобщённое поисковое дерево; тип индекса в </w:t>
+      </w:r>
+      <w:proofErr w:type="spellStart"/>
+      <w:r>
+        <w:t>PostgreSQL</w:t>
+      </w:r>
+      <w:proofErr w:type="spellEnd"/>
+      <w:r>
+        <w:t>).</w:t>
       </w:r>
     </w:p>
     <w:p>
@@ -18816,7 +18893,15 @@
         <w:pStyle w:val="default1"/>
       </w:pPr>
       <w:r>
-        <w:t>HTTP — HyperText Transfer Protocol (протокол передачи гипертекста).</w:t>
+        <w:t xml:space="preserve">HTTP — </w:t>
+      </w:r>
+      <w:proofErr w:type="spellStart"/>
+      <w:r>
+        <w:t>HyperText</w:t>
+      </w:r>
+      <w:proofErr w:type="spellEnd"/>
+      <w:r>
+        <w:t xml:space="preserve"> Transfer Protocol (протокол передачи гипертекста).</w:t>
       </w:r>
     </w:p>
     <w:p>
@@ -18824,7 +18909,15 @@
         <w:pStyle w:val="default1"/>
       </w:pPr>
       <w:r>
-        <w:t>JSON — JavaScript Object Notation (текстовый формат обмена данными).</w:t>
+        <w:t xml:space="preserve">JSON — JavaScript Object </w:t>
+      </w:r>
+      <w:proofErr w:type="spellStart"/>
+      <w:r>
+        <w:t>Notation</w:t>
+      </w:r>
+      <w:proofErr w:type="spellEnd"/>
+      <w:r>
+        <w:t xml:space="preserve"> (текстовый формат обмена данными).</w:t>
       </w:r>
     </w:p>
     <w:p>
@@ -18832,7 +18925,23 @@
         <w:pStyle w:val="default1"/>
       </w:pPr>
       <w:r>
-        <w:t>SQL — Structured Query Language (язык структурированных запросов).</w:t>
+        <w:t xml:space="preserve">SQL — </w:t>
+      </w:r>
+      <w:proofErr w:type="spellStart"/>
+      <w:r>
+        <w:t>Structured</w:t>
+      </w:r>
+      <w:proofErr w:type="spellEnd"/>
+      <w:r>
+        <w:t xml:space="preserve"> </w:t>
+      </w:r>
+      <w:proofErr w:type="spellStart"/>
+      <w:r>
+        <w:t>Query</w:t>
+      </w:r>
+      <w:proofErr w:type="spellEnd"/>
+      <w:r>
+        <w:t xml:space="preserve"> Language (язык структурированных запросов).</w:t>
       </w:r>
     </w:p>
     <w:p>
@@ -18847,8 +18956,13 @@
       <w:pPr>
         <w:pStyle w:val="default1"/>
       </w:pPr>
-      <w:r>
-        <w:t xml:space="preserve">WebSocket — протокол полнодуплексной связи </w:t>
+      <w:proofErr w:type="spellStart"/>
+      <w:r>
+        <w:t>WebSocket</w:t>
+      </w:r>
+      <w:proofErr w:type="spellEnd"/>
+      <w:r>
+        <w:t xml:space="preserve"> — протокол полнодуплексной связи </w:t>
       </w:r>
       <w:r>
         <w:t>по</w:t>
@@ -18864,8 +18978,13 @@
       <w:pPr>
         <w:pStyle w:val="default1"/>
       </w:pPr>
-      <w:r>
-        <w:t>Геохеширование — метод представления географических координат или областей в виде дискретных ячеек/интервалов</w:t>
+      <w:proofErr w:type="spellStart"/>
+      <w:r>
+        <w:t>Геохеширование</w:t>
+      </w:r>
+      <w:proofErr w:type="spellEnd"/>
+      <w:r>
+        <w:t xml:space="preserve"> — метод представления географических координат или областей в виде дискретных ячеек/интервалов</w:t>
       </w:r>
       <w:r>
         <w:t>.</w:t>
@@ -18913,7 +19032,15 @@
         </w:r>
       </w:ins>
       <w:r>
-        <w:t>) — библиотека геохеширования и сферической дискретизации, применяемая для построения пространственных индексов</w:t>
+        <w:t xml:space="preserve">) — библиотека </w:t>
+      </w:r>
+      <w:proofErr w:type="spellStart"/>
+      <w:r>
+        <w:t>геохеширования</w:t>
+      </w:r>
+      <w:proofErr w:type="spellEnd"/>
+      <w:r>
+        <w:t xml:space="preserve"> и сферической дискретизации, применяемая для построения пространственных индексов</w:t>
       </w:r>
       <w:r>
         <w:t>.</w:t>
@@ -18923,8 +19050,13 @@
       <w:pPr>
         <w:pStyle w:val="default1"/>
       </w:pPr>
-      <w:r>
-        <w:t>Геозона — географическая область, заданная многоугольником или окружностью, используемая для контроля местоположения ТС</w:t>
+      <w:proofErr w:type="spellStart"/>
+      <w:r>
+        <w:t>Геозона</w:t>
+      </w:r>
+      <w:proofErr w:type="spellEnd"/>
+      <w:r>
+        <w:t xml:space="preserve"> — географическая область, заданная многоугольником или окружностью, используемая для контроля местоположения ТС</w:t>
       </w:r>
       <w:r>
         <w:t>.</w:t>
@@ -18945,8 +19077,13 @@
       <w:pPr>
         <w:pStyle w:val="default1"/>
       </w:pPr>
-      <w:r>
-        <w:t>Docker — платформа для контейнеризации приложений</w:t>
+      <w:proofErr w:type="spellStart"/>
+      <w:r>
+        <w:t>Docker</w:t>
+      </w:r>
+      <w:proofErr w:type="spellEnd"/>
+      <w:r>
+        <w:t xml:space="preserve"> — платформа для контейнеризации приложений</w:t>
       </w:r>
       <w:r>
         <w:t>.</w:t>
@@ -19449,7 +19586,15 @@
         </w:r>
       </w:del>
       <w:r>
-        <w:t xml:space="preserve"> микросервисного подхода, использовани</w:t>
+        <w:t xml:space="preserve"> </w:t>
+      </w:r>
+      <w:proofErr w:type="spellStart"/>
+      <w:r>
+        <w:t>микросервисного</w:t>
+      </w:r>
+      <w:proofErr w:type="spellEnd"/>
+      <w:r>
+        <w:t xml:space="preserve"> подхода, использовани</w:t>
       </w:r>
       <w:ins w:id="1069" w:author="Maxim Bystrov" w:date="2026-05-06T00:31:00Z">
         <w:r>
@@ -19518,24 +19663,28 @@
       <w:r>
         <w:t xml:space="preserve">индекс </w:t>
       </w:r>
+      <w:proofErr w:type="spellStart"/>
       <w:r>
         <w:rPr>
           <w:lang w:val="en-US"/>
         </w:rPr>
         <w:t>GiST</w:t>
       </w:r>
+      <w:proofErr w:type="spellEnd"/>
       <w:r>
         <w:t xml:space="preserve"> </w:t>
       </w:r>
       <w:r>
         <w:t xml:space="preserve">в расширении </w:t>
       </w:r>
+      <w:proofErr w:type="spellStart"/>
       <w:r>
         <w:rPr>
           <w:lang w:val="en-US"/>
         </w:rPr>
         <w:t>PostGIS</w:t>
       </w:r>
+      <w:proofErr w:type="spellEnd"/>
       <w:r>
         <w:t xml:space="preserve"> </w:t>
       </w:r>
@@ -19558,7 +19707,15 @@
         <w:t xml:space="preserve">), </w:t>
       </w:r>
       <w:r>
-        <w:t>использование иерархических пространственных деревьев, использование систем геохеширования (</w:t>
+        <w:t xml:space="preserve">использование иерархических пространственных деревьев, использование систем </w:t>
+      </w:r>
+      <w:proofErr w:type="spellStart"/>
+      <w:r>
+        <w:t>геохеширования</w:t>
+      </w:r>
+      <w:proofErr w:type="spellEnd"/>
+      <w:r>
+        <w:t xml:space="preserve"> (</w:t>
       </w:r>
       <w:r>
         <w:rPr>
@@ -19627,7 +19784,15 @@
         <w:t xml:space="preserve">оптимальным </w:t>
       </w:r>
       <w:r>
-        <w:t xml:space="preserve">представляется подход с использованием геохеширования, поскольку он обладает рядом преимуществ: имеет легко настраиваемую точность работы (уровень детализации), возможность создания индекса в памяти, занимающего даже на миллионах объектов небольшие объемы ОЗУ, </w:t>
+        <w:t xml:space="preserve">представляется подход с использованием </w:t>
+      </w:r>
+      <w:proofErr w:type="spellStart"/>
+      <w:r>
+        <w:t>геохеширования</w:t>
+      </w:r>
+      <w:proofErr w:type="spellEnd"/>
+      <w:r>
+        <w:t xml:space="preserve">, поскольку он обладает рядом преимуществ: имеет легко настраиваемую точность работы (уровень детализации), возможность создания индекса в памяти, занимающего даже на миллионах объектов небольшие объемы ОЗУ, </w:t>
       </w:r>
       <w:r>
         <w:t xml:space="preserve">и является предсказуемым по сложности вычисления вхождения, обходя </w:t>
@@ -19684,7 +19849,15 @@
         <w:t xml:space="preserve">Задача может быть решена с помощью комбинации двух индексов – пространственного и по времени – в тех СУБД, которые поддерживают подобный подход. </w:t>
       </w:r>
       <w:r>
-        <w:t>Наиболее оптимальным является применение геохеширования (</w:t>
+        <w:t xml:space="preserve">Наиболее оптимальным является применение </w:t>
+      </w:r>
+      <w:proofErr w:type="spellStart"/>
+      <w:r>
+        <w:t>геохеширования</w:t>
+      </w:r>
+      <w:proofErr w:type="spellEnd"/>
+      <w:r>
+        <w:t xml:space="preserve"> (</w:t>
       </w:r>
       <w:r>
         <w:t>кодирования) географической</w:t>
@@ -20172,13 +20345,34 @@
         <w:t>6</w:t>
       </w:r>
       <w:r>
-        <w:t>]. В современной литературе в качестве стандарта для решения подобных задач рассматриваются архитектуры, основанные на микросервисах</w:t>
-      </w:r>
+        <w:t xml:space="preserve">]. В современной литературе в качестве стандарта для решения подобных задач рассматриваются архитектуры, основанные на </w:t>
+      </w:r>
+      <w:proofErr w:type="spellStart"/>
+      <w:r>
+        <w:t>микросервисах</w:t>
+      </w:r>
+      <w:proofErr w:type="spellEnd"/>
       <w:r>
         <w:t xml:space="preserve"> и</w:t>
       </w:r>
       <w:r>
-        <w:t xml:space="preserve"> брокерах сообщений (Apache Kafka, RabbitMQ) и разделении хранилищ на оперативные (базы данных</w:t>
+        <w:t xml:space="preserve"> брокерах сообщений (Apache </w:t>
+      </w:r>
+      <w:proofErr w:type="spellStart"/>
+      <w:r>
+        <w:t>Kafka</w:t>
+      </w:r>
+      <w:proofErr w:type="spellEnd"/>
+      <w:r>
+        <w:t xml:space="preserve">, </w:t>
+      </w:r>
+      <w:proofErr w:type="spellStart"/>
+      <w:r>
+        <w:t>RabbitMQ</w:t>
+      </w:r>
+      <w:proofErr w:type="spellEnd"/>
+      <w:r>
+        <w:t>) и разделении хранилищ на оперативные (базы данных</w:t>
       </w:r>
       <w:r>
         <w:t xml:space="preserve"> в ОЗУ</w:t>
@@ -20247,7 +20441,23 @@
         <w:t>например,</w:t>
       </w:r>
       <w:r>
-        <w:t xml:space="preserve"> GiST в PostGIS). </w:t>
+        <w:t xml:space="preserve"> </w:t>
+      </w:r>
+      <w:proofErr w:type="spellStart"/>
+      <w:r>
+        <w:t>GiST</w:t>
+      </w:r>
+      <w:proofErr w:type="spellEnd"/>
+      <w:r>
+        <w:t xml:space="preserve"> в </w:t>
+      </w:r>
+      <w:proofErr w:type="spellStart"/>
+      <w:r>
+        <w:t>PostGIS</w:t>
+      </w:r>
+      <w:proofErr w:type="spellEnd"/>
+      <w:r>
+        <w:t xml:space="preserve">). </w:t>
       </w:r>
       <w:r>
         <w:t>Такой</w:t>
@@ -20317,7 +20527,15 @@
         </w:numPr>
       </w:pPr>
       <w:r>
-        <w:t>Системы геохеширования и сферической дискретизации</w:t>
+        <w:t xml:space="preserve">Системы </w:t>
+      </w:r>
+      <w:proofErr w:type="spellStart"/>
+      <w:r>
+        <w:t>геохеширования</w:t>
+      </w:r>
+      <w:proofErr w:type="spellEnd"/>
+      <w:r>
+        <w:t xml:space="preserve"> и сферической дискретизации</w:t>
       </w:r>
       <w:r>
         <w:t xml:space="preserve">, самыми популярными представителями которых можно назвать </w:t>
@@ -20403,8 +20621,13 @@
         <w:t xml:space="preserve"> использование пространственных индексов на основе</w:t>
       </w:r>
       <w:r>
-        <w:t xml:space="preserve"> системы геохеширования</w:t>
-      </w:r>
+        <w:t xml:space="preserve"> системы </w:t>
+      </w:r>
+      <w:proofErr w:type="spellStart"/>
+      <w:r>
+        <w:t>геохеширования</w:t>
+      </w:r>
+      <w:proofErr w:type="spellEnd"/>
       <w:r>
         <w:t xml:space="preserve"> S2, обеспечивающих высокую скорость проверки вхождения ценой предварительного разложения зон на наборы ячеек заданного уровня.</w:t>
       </w:r>
@@ -20432,7 +20655,15 @@
       </w:r>
       <w:ins w:id="1101" w:author="Maxim Bystrov" w:date="2026-05-05T23:53:00Z">
         <w:r>
-          <w:t xml:space="preserve">Один из наболее эффективных </w:t>
+          <w:t xml:space="preserve">Один из </w:t>
+        </w:r>
+        <w:proofErr w:type="spellStart"/>
+        <w:r>
+          <w:t>наболее</w:t>
+        </w:r>
+        <w:proofErr w:type="spellEnd"/>
+        <w:r>
+          <w:t xml:space="preserve"> эффективных </w:t>
         </w:r>
       </w:ins>
       <w:del w:id="1102" w:author="Maxim Bystrov" w:date="2026-05-05T23:53:00Z">
@@ -20449,13 +20680,34 @@
         </w:r>
       </w:ins>
       <w:r>
-        <w:t xml:space="preserve"> заключается в создании составных индексов в реляционных СУБД (например, B-tree</w:t>
-      </w:r>
+        <w:t xml:space="preserve"> заключается в создании составных индексов в реляционных СУБД (например, B-</w:t>
+      </w:r>
+      <w:proofErr w:type="spellStart"/>
+      <w:r>
+        <w:t>tree</w:t>
+      </w:r>
+      <w:proofErr w:type="spellEnd"/>
       <w:r>
         <w:t xml:space="preserve"> индекс</w:t>
       </w:r>
       <w:r>
-        <w:t xml:space="preserve"> по столбцам sector_id, timestamp), где идентификатор сектора получают заранее определённой пространственной </w:t>
+        <w:t xml:space="preserve"> по столбцам </w:t>
+      </w:r>
+      <w:proofErr w:type="spellStart"/>
+      <w:r>
+        <w:t>sector_id</w:t>
+      </w:r>
+      <w:proofErr w:type="spellEnd"/>
+      <w:r>
+        <w:t xml:space="preserve">, </w:t>
+      </w:r>
+      <w:proofErr w:type="spellStart"/>
+      <w:r>
+        <w:t>timestamp</w:t>
+      </w:r>
+      <w:proofErr w:type="spellEnd"/>
+      <w:r>
+        <w:t xml:space="preserve">), где идентификатор сектора получают заранее определённой пространственной </w:t>
       </w:r>
       <w:r>
         <w:lastRenderedPageBreak/>
@@ -20465,7 +20717,55 @@
         <w:t>1</w:t>
       </w:r>
       <w:r>
-        <w:t>]. Альтернативой выступают специализированные time-series базы данных с поддержкой геопространственных типов (TimescaleDB + PostGIS), которые позволяют эффективно обрабатывать подобные запросы за счёт партиционирования по времени и использования пространственных индексов внутри партиций [</w:t>
+        <w:t xml:space="preserve">]. Альтернативой выступают специализированные </w:t>
+      </w:r>
+      <w:proofErr w:type="spellStart"/>
+      <w:r>
+        <w:t>time-series</w:t>
+      </w:r>
+      <w:proofErr w:type="spellEnd"/>
+      <w:r>
+        <w:t xml:space="preserve"> базы данных с поддержкой </w:t>
+      </w:r>
+      <w:proofErr w:type="spellStart"/>
+      <w:r>
+        <w:t>геопространственных</w:t>
+      </w:r>
+      <w:proofErr w:type="spellEnd"/>
+      <w:r>
+        <w:t xml:space="preserve"> типов (</w:t>
+      </w:r>
+      <w:proofErr w:type="spellStart"/>
+      <w:r>
+        <w:t>TimescaleDB</w:t>
+      </w:r>
+      <w:proofErr w:type="spellEnd"/>
+      <w:r>
+        <w:t xml:space="preserve"> + </w:t>
+      </w:r>
+      <w:proofErr w:type="spellStart"/>
+      <w:r>
+        <w:t>PostGIS</w:t>
+      </w:r>
+      <w:proofErr w:type="spellEnd"/>
+      <w:r>
+        <w:t xml:space="preserve">), которые позволяют эффективно обрабатывать подобные запросы за счёт </w:t>
+      </w:r>
+      <w:proofErr w:type="spellStart"/>
+      <w:r>
+        <w:t>партиционирования</w:t>
+      </w:r>
+      <w:proofErr w:type="spellEnd"/>
+      <w:r>
+        <w:t xml:space="preserve"> по времени и использования пространственных индексов внутри </w:t>
+      </w:r>
+      <w:proofErr w:type="spellStart"/>
+      <w:r>
+        <w:t>партиций</w:t>
+      </w:r>
+      <w:proofErr w:type="spellEnd"/>
+      <w:r>
+        <w:t xml:space="preserve"> [</w:t>
       </w:r>
       <w:r>
         <w:t>9</w:t>
@@ -20503,13 +20803,34 @@
         <w:t xml:space="preserve"> Наиболее производительным и гибким решением представляется составной индекс в СУБД по времени и идентификатору сектора, поскольку мощность такого индекса легко контролировать изменением </w:t>
       </w:r>
       <w:r>
-        <w:t>уровня геохеширования</w:t>
-      </w:r>
+        <w:t xml:space="preserve">уровня </w:t>
+      </w:r>
+      <w:proofErr w:type="spellStart"/>
+      <w:r>
+        <w:t>геохеширования</w:t>
+      </w:r>
+      <w:proofErr w:type="spellEnd"/>
       <w:r>
         <w:t>, не</w:t>
       </w:r>
       <w:r>
-        <w:t xml:space="preserve">т необходимости партиционирования, которое уменьшает эффективность запросов, не задействующих ключ партиционирования, а также не зависит от планировщика запросов так же сильно, как подход с двумя раздельными индексами. </w:t>
+        <w:t xml:space="preserve">т необходимости </w:t>
+      </w:r>
+      <w:proofErr w:type="spellStart"/>
+      <w:r>
+        <w:t>партиционирования</w:t>
+      </w:r>
+      <w:proofErr w:type="spellEnd"/>
+      <w:r>
+        <w:t xml:space="preserve">, которое уменьшает эффективность запросов, не задействующих ключ </w:t>
+      </w:r>
+      <w:proofErr w:type="spellStart"/>
+      <w:r>
+        <w:t>партиционирования</w:t>
+      </w:r>
+      <w:proofErr w:type="spellEnd"/>
+      <w:r>
+        <w:t xml:space="preserve">, а также не зависит от планировщика запросов так же сильно, как подход с двумя раздельными индексами. </w:t>
       </w:r>
     </w:p>
     <w:p>
@@ -20601,7 +20922,23 @@
         <w:pStyle w:val="default1"/>
       </w:pPr>
       <w:r>
-        <w:t xml:space="preserve">Вопросам построения систем мониторинга и управления транспортом посвящён ряд научных работ и отраслевых публикаций. В статье А.Н. Зиарманда и В.И. Хаханова «Модели и методы мониторинга и управления транспортом» </w:t>
+        <w:t xml:space="preserve">Вопросам построения систем мониторинга и управления транспортом посвящён ряд научных работ и отраслевых публикаций. В статье А.Н. </w:t>
+      </w:r>
+      <w:proofErr w:type="spellStart"/>
+      <w:r>
+        <w:t>Зиарманда</w:t>
+      </w:r>
+      <w:proofErr w:type="spellEnd"/>
+      <w:r>
+        <w:t xml:space="preserve"> и В.И. </w:t>
+      </w:r>
+      <w:proofErr w:type="spellStart"/>
+      <w:r>
+        <w:t>Хаханова</w:t>
+      </w:r>
+      <w:proofErr w:type="spellEnd"/>
+      <w:r>
+        <w:t xml:space="preserve"> «Модели и методы мониторинга и управления транспортом» </w:t>
       </w:r>
       <w:r>
         <w:t>[4</w:t>
@@ -20610,7 +20947,15 @@
         <w:t>]</w:t>
       </w:r>
       <w:r>
-        <w:t xml:space="preserve"> рассмотрены основные направления развития киберфизического транспортного</w:t>
+        <w:t xml:space="preserve"> рассмотрены основные направления развития </w:t>
+      </w:r>
+      <w:proofErr w:type="spellStart"/>
+      <w:r>
+        <w:t>киберфизического</w:t>
+      </w:r>
+      <w:proofErr w:type="spellEnd"/>
+      <w:r>
+        <w:t xml:space="preserve"> транспортного</w:t>
       </w:r>
       <w:r>
         <w:t xml:space="preserve"> </w:t>
@@ -20652,7 +20997,15 @@
       </w:r>
       <w:r>
         <w:lastRenderedPageBreak/>
-        <w:t xml:space="preserve">потоковой обработки данных — Apache Kafka и </w:t>
+        <w:t xml:space="preserve">потоковой обработки данных — Apache </w:t>
+      </w:r>
+      <w:proofErr w:type="spellStart"/>
+      <w:r>
+        <w:t>Kafka</w:t>
+      </w:r>
+      <w:proofErr w:type="spellEnd"/>
+      <w:r>
+        <w:t xml:space="preserve"> и </w:t>
       </w:r>
       <w:r>
         <w:rPr>
@@ -20675,7 +21028,15 @@
         <w:pStyle w:val="default1"/>
       </w:pPr>
       <w:r>
-        <w:t>Методам геопространственного индексирования, имеющим ключевое значение для задачи зонального отслеживания, посвящена статья</w:t>
+        <w:t xml:space="preserve">Методам </w:t>
+      </w:r>
+      <w:proofErr w:type="spellStart"/>
+      <w:r>
+        <w:t>геопространственного</w:t>
+      </w:r>
+      <w:proofErr w:type="spellEnd"/>
+      <w:r>
+        <w:t xml:space="preserve"> индексирования, имеющим ключевое значение для задачи зонального отслеживания, посвящена статья</w:t>
       </w:r>
       <w:r>
         <w:t xml:space="preserve"> [1</w:t>
@@ -20687,11 +21048,24 @@
         <w:t>]</w:t>
       </w:r>
       <w:r>
-        <w:t>. В работе выполнен сравнительный анализ трёх наиболее распространённых в коммерческих приложениях систем геокодирования</w:t>
-      </w:r>
+        <w:t xml:space="preserve">. В работе выполнен сравнительный анализ трёх наиболее распространённых в коммерческих приложениях систем </w:t>
+      </w:r>
+      <w:proofErr w:type="spellStart"/>
+      <w:r>
+        <w:t>геокодирования</w:t>
+      </w:r>
+      <w:proofErr w:type="spellEnd"/>
       <w:ins w:id="1110" w:author="Maxim Bystrov" w:date="2026-05-07T23:04:00Z">
         <w:r>
-          <w:t xml:space="preserve"> (геохеширования)</w:t>
+          <w:t xml:space="preserve"> (</w:t>
+        </w:r>
+        <w:proofErr w:type="spellStart"/>
+        <w:r>
+          <w:t>геохеширования</w:t>
+        </w:r>
+        <w:proofErr w:type="spellEnd"/>
+        <w:r>
+          <w:t>)</w:t>
         </w:r>
       </w:ins>
       <w:r>
@@ -20703,7 +21077,87 @@
         <w:pStyle w:val="default1"/>
       </w:pPr>
       <w:r>
-        <w:t xml:space="preserve">Задача пространственно-временного поиска телеметрических данных исследована в работах M. Gorawski и A. Dyga. В статье «Indexing of Spatio-Temporal Telemetric Data based on Distributed Mobile Bucket Index» </w:t>
+        <w:t xml:space="preserve">Задача пространственно-временного поиска телеметрических данных исследована в работах M. </w:t>
+      </w:r>
+      <w:proofErr w:type="spellStart"/>
+      <w:r>
+        <w:t>Gorawski</w:t>
+      </w:r>
+      <w:proofErr w:type="spellEnd"/>
+      <w:r>
+        <w:t xml:space="preserve"> и A. </w:t>
+      </w:r>
+      <w:proofErr w:type="spellStart"/>
+      <w:r>
+        <w:t>Dyga</w:t>
+      </w:r>
+      <w:proofErr w:type="spellEnd"/>
+      <w:r>
+        <w:t>. В статье «</w:t>
+      </w:r>
+      <w:proofErr w:type="spellStart"/>
+      <w:r>
+        <w:t>Indexing</w:t>
+      </w:r>
+      <w:proofErr w:type="spellEnd"/>
+      <w:r>
+        <w:t xml:space="preserve"> </w:t>
+      </w:r>
+      <w:proofErr w:type="spellStart"/>
+      <w:r>
+        <w:t>of</w:t>
+      </w:r>
+      <w:proofErr w:type="spellEnd"/>
+      <w:r>
+        <w:t xml:space="preserve"> </w:t>
+      </w:r>
+      <w:proofErr w:type="spellStart"/>
+      <w:r>
+        <w:t>Spatio-Temporal</w:t>
+      </w:r>
+      <w:proofErr w:type="spellEnd"/>
+      <w:r>
+        <w:t xml:space="preserve"> </w:t>
+      </w:r>
+      <w:proofErr w:type="spellStart"/>
+      <w:r>
+        <w:t>Telemetric</w:t>
+      </w:r>
+      <w:proofErr w:type="spellEnd"/>
+      <w:r>
+        <w:t xml:space="preserve"> Data </w:t>
+      </w:r>
+      <w:proofErr w:type="spellStart"/>
+      <w:r>
+        <w:t>based</w:t>
+      </w:r>
+      <w:proofErr w:type="spellEnd"/>
+      <w:r>
+        <w:t xml:space="preserve"> </w:t>
+      </w:r>
+      <w:proofErr w:type="spellStart"/>
+      <w:r>
+        <w:t>on</w:t>
+      </w:r>
+      <w:proofErr w:type="spellEnd"/>
+      <w:r>
+        <w:t xml:space="preserve"> </w:t>
+      </w:r>
+      <w:proofErr w:type="spellStart"/>
+      <w:r>
+        <w:t>Distributed</w:t>
+      </w:r>
+      <w:proofErr w:type="spellEnd"/>
+      <w:r>
+        <w:t xml:space="preserve"> Mobile </w:t>
+      </w:r>
+      <w:proofErr w:type="spellStart"/>
+      <w:r>
+        <w:t>Bucket</w:t>
+      </w:r>
+      <w:proofErr w:type="spellEnd"/>
+      <w:r>
+        <w:t xml:space="preserve"> Index» </w:t>
       </w:r>
       <w:r>
         <w:t>[1</w:t>
@@ -20723,7 +21177,31 @@
         <w:pStyle w:val="default1"/>
       </w:pPr>
       <w:r>
-        <w:t xml:space="preserve">Протокол EGTS (Era Glonass Telematics Standard) </w:t>
+        <w:t>Протокол EGTS (</w:t>
+      </w:r>
+      <w:proofErr w:type="spellStart"/>
+      <w:r>
+        <w:t>Era</w:t>
+      </w:r>
+      <w:proofErr w:type="spellEnd"/>
+      <w:r>
+        <w:t xml:space="preserve"> </w:t>
+      </w:r>
+      <w:proofErr w:type="spellStart"/>
+      <w:r>
+        <w:t>Glonass</w:t>
+      </w:r>
+      <w:proofErr w:type="spellEnd"/>
+      <w:r>
+        <w:t xml:space="preserve"> </w:t>
+      </w:r>
+      <w:proofErr w:type="spellStart"/>
+      <w:r>
+        <w:t>Telematics</w:t>
+      </w:r>
+      <w:proofErr w:type="spellEnd"/>
+      <w:r>
+        <w:t xml:space="preserve"> Standard) </w:t>
       </w:r>
       <w:r>
         <w:t xml:space="preserve">действует в соответствии с актуальным стандартом </w:t>
@@ -20750,7 +21228,15 @@
         <w:pStyle w:val="default1"/>
       </w:pPr>
       <w:r>
-        <w:t xml:space="preserve">Проведённый обзор подтверждает актуальность задачи создания системы позиционного отслеживания транспортных средств с обработкой событий в реальном времени на основе современных подходов: микросервисной архитектуры с </w:t>
+        <w:t xml:space="preserve">Проведённый обзор подтверждает актуальность задачи создания системы позиционного отслеживания транспортных средств с обработкой событий в реальном времени на основе современных подходов: </w:t>
+      </w:r>
+      <w:proofErr w:type="spellStart"/>
+      <w:r>
+        <w:t>микросервисной</w:t>
+      </w:r>
+      <w:proofErr w:type="spellEnd"/>
+      <w:r>
+        <w:t xml:space="preserve"> архитектуры с </w:t>
       </w:r>
       <w:r>
         <w:t>потоковой обработкой данных</w:t>
@@ -20968,11 +21454,16 @@
       </w:pPr>
       <w:r>
         <w:lastRenderedPageBreak/>
-        <w:t>ведение реестра геозо</w:t>
+        <w:t xml:space="preserve">ведение реестра </w:t>
+      </w:r>
+      <w:proofErr w:type="spellStart"/>
+      <w:r>
+        <w:t>геозо</w:t>
       </w:r>
       <w:r>
         <w:t>н</w:t>
       </w:r>
+      <w:proofErr w:type="spellEnd"/>
       <w:r>
         <w:t>, описываемых многоугольниками</w:t>
       </w:r>
@@ -21028,13 +21519,21 @@
         <w:t xml:space="preserve"> на базе</w:t>
       </w:r>
       <w:r>
-        <w:t xml:space="preserve"> гео</w:t>
+        <w:t xml:space="preserve"> </w:t>
+      </w:r>
+      <w:proofErr w:type="spellStart"/>
+      <w:r>
+        <w:t>гео</w:t>
       </w:r>
       <w:r>
         <w:t>хеш</w:t>
       </w:r>
       <w:r>
-        <w:t xml:space="preserve">ирования </w:t>
+        <w:t>ирования</w:t>
+      </w:r>
+      <w:proofErr w:type="spellEnd"/>
+      <w:r>
+        <w:t xml:space="preserve"> </w:t>
       </w:r>
       <w:r>
         <w:rPr>
@@ -21070,7 +21569,15 @@
         <w:t>.</w:t>
       </w:r>
       <w:r>
-        <w:t xml:space="preserve"> Количество хранимых в справочнике геозон должно быть ограничено 1 000 000 зонами, которое на практике в большинстве случаев недостижимо.</w:t>
+        <w:t xml:space="preserve"> Количество хранимых в справочнике </w:t>
+      </w:r>
+      <w:proofErr w:type="spellStart"/>
+      <w:r>
+        <w:t>геозон</w:t>
+      </w:r>
+      <w:proofErr w:type="spellEnd"/>
+      <w:r>
+        <w:t xml:space="preserve"> должно быть ограничено 1 000 000 зонами, которое на практике в большинстве случаев недостижимо.</w:t>
       </w:r>
       <w:r>
         <w:t xml:space="preserve"> Возможность обработки большего числа зон, чем 50 000 в реальном времени должна быть обеспечена возможностью горизонтального масштабирования и наращивания ресурсов системы.</w:t>
@@ -21112,7 +21619,15 @@
         <w:t>использование дискретизированных пространственно-временных индексов (составной индекс по идентификатору ячейки</w:t>
       </w:r>
       <w:r>
-        <w:t xml:space="preserve"> (геохеш)</w:t>
+        <w:t xml:space="preserve"> (</w:t>
+      </w:r>
+      <w:proofErr w:type="spellStart"/>
+      <w:r>
+        <w:t>геохеш</w:t>
+      </w:r>
+      <w:proofErr w:type="spellEnd"/>
+      <w:r>
+        <w:t>)</w:t>
       </w:r>
       <w:r>
         <w:t xml:space="preserve"> и времени) для эффективного выполнения запросов;</w:t>
@@ -21283,8 +21798,13 @@
       </w:pPr>
       <w:r>
         <w:lastRenderedPageBreak/>
-        <w:t>веб-интерфейс для администраторов и диспетчеров, обеспечивающий визуализацию текущего положения транспортных средств на карте, историю треков, конфигурирование геозон</w:t>
-      </w:r>
+        <w:t xml:space="preserve">веб-интерфейс для администраторов и диспетчеров, обеспечивающий визуализацию текущего положения транспортных средств на карте, историю треков, конфигурирование </w:t>
+      </w:r>
+      <w:proofErr w:type="spellStart"/>
+      <w:r>
+        <w:t>геозон</w:t>
+      </w:r>
+      <w:proofErr w:type="spellEnd"/>
       <w:del w:id="1125" w:author="Maxim Bystrov" w:date="2026-05-07T23:27:00Z">
         <w:r>
           <w:delText>,</w:delText>
@@ -21473,7 +21993,15 @@
         </w:r>
       </w:ins>
       <w:r>
-        <w:t xml:space="preserve">: долговременное хранение всех необработанных и обработанных телеметрических записей в реляционной СУБД; хранение конфигураций (геозоны, правила) </w:t>
+        <w:t>: долговременное хранение всех необработанных и обработанных телеметрических записей в реляционной СУБД; хранение конфигураций (</w:t>
+      </w:r>
+      <w:proofErr w:type="spellStart"/>
+      <w:r>
+        <w:t>геозоны</w:t>
+      </w:r>
+      <w:proofErr w:type="spellEnd"/>
+      <w:r>
+        <w:t xml:space="preserve">, правила) </w:t>
       </w:r>
       <w:r>
         <w:t>в реляционной СУБД</w:t>
@@ -21624,7 +22152,15 @@
         <w:t xml:space="preserve"> в приемную службу</w:t>
       </w:r>
       <w:r>
-        <w:t xml:space="preserve"> и генерацией события входа/выхода из зоны не должна превышать 500 мс в 95% случаев</w:t>
+        <w:t xml:space="preserve"> и генерацией события входа/выхода из зоны не должна превышать 500 </w:t>
+      </w:r>
+      <w:proofErr w:type="spellStart"/>
+      <w:r>
+        <w:t>мс</w:t>
+      </w:r>
+      <w:proofErr w:type="spellEnd"/>
+      <w:r>
+        <w:t xml:space="preserve"> в 95% случаев</w:t>
       </w:r>
       <w:r>
         <w:t xml:space="preserve"> при нагрузке 2</w:t>
@@ -21704,11 +22240,16 @@
         <w:t>должен быть использован</w:t>
       </w:r>
       <w:r>
-        <w:t xml:space="preserve"> микросервисн</w:t>
+        <w:t xml:space="preserve"> </w:t>
+      </w:r>
+      <w:proofErr w:type="spellStart"/>
+      <w:r>
+        <w:t>микросервисн</w:t>
       </w:r>
       <w:r>
         <w:t>ый</w:t>
       </w:r>
+      <w:proofErr w:type="spellEnd"/>
       <w:r>
         <w:t xml:space="preserve"> подход и</w:t>
       </w:r>
@@ -21728,7 +22269,15 @@
         <w:t>е</w:t>
       </w:r>
       <w:r>
-        <w:t xml:space="preserve"> через брокер сообщений для независимого расширения узких мест.</w:t>
+        <w:t xml:space="preserve"> </w:t>
+      </w:r>
+      <w:proofErr w:type="gramStart"/>
+      <w:r>
+        <w:t>через брокер</w:t>
+      </w:r>
+      <w:proofErr w:type="gramEnd"/>
+      <w:r>
+        <w:t xml:space="preserve"> сообщений для независимого расширения узких мест.</w:t>
       </w:r>
     </w:p>
     <w:p>
@@ -22235,11 +22784,19 @@
         <w:pStyle w:val="default1"/>
       </w:pPr>
       <w:r>
-        <w:t>Для оценки конкурентоспособности разрабатываемой системы позиционного отслеживания транспортных средств с обработкой событий в реальном времени был проведён сравнительный анализ наиболее распространённых на рынке решений. Основное внимание уделялось функциональным возможностям, производительности геозон</w:t>
+        <w:t xml:space="preserve">Для оценки конкурентоспособности разрабатываемой системы позиционного отслеживания транспортных средств с обработкой событий в реальном времени был проведён сравнительный анализ наиболее распространённых на рынке решений. Основное внимание уделялось функциональным возможностям, производительности </w:t>
+      </w:r>
+      <w:proofErr w:type="spellStart"/>
+      <w:r>
+        <w:t>геозон</w:t>
       </w:r>
       <w:ins w:id="1175" w:author="Maxim Bystrov" w:date="2026-05-06T22:53:00Z">
         <w:r>
-          <w:t>ального отслеживания</w:t>
+          <w:t>ального</w:t>
+        </w:r>
+        <w:proofErr w:type="spellEnd"/>
+        <w:r>
+          <w:t xml:space="preserve"> отслеживания</w:t>
         </w:r>
       </w:ins>
       <w:r>
@@ -22263,9 +22820,11 @@
       <w:r>
         <w:t xml:space="preserve">1. </w:t>
       </w:r>
+      <w:proofErr w:type="spellStart"/>
       <w:r>
         <w:t>Traccar</w:t>
       </w:r>
+      <w:proofErr w:type="spellEnd"/>
     </w:p>
     <w:p>
       <w:pPr>
@@ -22361,8 +22920,21 @@
       <w:r>
         <w:t xml:space="preserve"> </w:t>
       </w:r>
-      <w:r>
-        <w:t xml:space="preserve">геозональное отслеживание, хоть и не приводит к одиночным запросам при каждой проверке, используя кеширование, тем не менее, не использует пространственный индекс, ввиду чего при достижении большого количества геозон скорость обработки будет сильно падать </w:t>
+      <w:proofErr w:type="spellStart"/>
+      <w:r>
+        <w:t>геозональное</w:t>
+      </w:r>
+      <w:proofErr w:type="spellEnd"/>
+      <w:r>
+        <w:t xml:space="preserve"> отслеживание, хоть и не приводит к одиночным запросам при каждой проверке, используя кеширование, тем не менее, не использует пространственный индекс, ввиду чего при достижении большого количества </w:t>
+      </w:r>
+      <w:proofErr w:type="spellStart"/>
+      <w:r>
+        <w:t>геозон</w:t>
+      </w:r>
+      <w:proofErr w:type="spellEnd"/>
+      <w:r>
+        <w:t xml:space="preserve"> скорость обработки будет сильно падать </w:t>
       </w:r>
       <w:r>
         <w:t>[18]</w:t>
@@ -22389,9 +22961,11 @@
       <w:r>
         <w:t xml:space="preserve">2. </w:t>
       </w:r>
+      <w:proofErr w:type="spellStart"/>
       <w:r>
         <w:t>Wialon</w:t>
       </w:r>
+      <w:proofErr w:type="spellEnd"/>
     </w:p>
     <w:p>
       <w:pPr>
@@ -22447,7 +23021,15 @@
         <w:pStyle w:val="default1"/>
       </w:pPr>
       <w:r>
-        <w:t>Количество геозон и других элементов контроля ограничено количеством 31744</w:t>
+        <w:t xml:space="preserve">Количество </w:t>
+      </w:r>
+      <w:proofErr w:type="spellStart"/>
+      <w:r>
+        <w:t>геозон</w:t>
+      </w:r>
+      <w:proofErr w:type="spellEnd"/>
+      <w:r>
+        <w:t xml:space="preserve"> и других элементов контроля ограничено количеством 31744</w:t>
       </w:r>
       <w:r>
         <w:t xml:space="preserve">, чего </w:t>
@@ -22468,7 +23050,15 @@
         <w:t>.</w:t>
       </w:r>
       <w:r>
-        <w:t xml:space="preserve"> Из-за закрытости платформы и ограничения количества геозон невозможно достоверно</w:t>
+        <w:t xml:space="preserve"> Из-за закрытости платформы и ограничения количества </w:t>
+      </w:r>
+      <w:proofErr w:type="spellStart"/>
+      <w:r>
+        <w:t>геозон</w:t>
+      </w:r>
+      <w:proofErr w:type="spellEnd"/>
+      <w:r>
+        <w:t xml:space="preserve"> невозможно достоверно</w:t>
       </w:r>
       <w:r>
         <w:t xml:space="preserve"> выяснить</w:t>
@@ -22483,7 +23073,15 @@
         <w:t xml:space="preserve"> </w:t>
       </w:r>
       <w:r>
-        <w:t>пространственной индексации. При заявленном трафике 944 точек в секунду и ограничения количества геозон гарантированная вычислительная сложность может быть значительно превышена с использованием подходов, предлагаемых в данной работе.</w:t>
+        <w:t xml:space="preserve">пространственной индексации. При заявленном трафике 944 точек в секунду и ограничения количества </w:t>
+      </w:r>
+      <w:proofErr w:type="spellStart"/>
+      <w:r>
+        <w:t>геозон</w:t>
+      </w:r>
+      <w:proofErr w:type="spellEnd"/>
+      <w:r>
+        <w:t xml:space="preserve"> гарантированная вычислительная сложность может быть значительно превышена с использованием подходов, предлагаемых в данной работе.</w:t>
       </w:r>
     </w:p>
     <w:p>
@@ -22501,9 +23099,11 @@
       <w:r>
         <w:t xml:space="preserve">3. </w:t>
       </w:r>
+      <w:proofErr w:type="spellStart"/>
       <w:r>
         <w:t>Navixy</w:t>
       </w:r>
+      <w:proofErr w:type="spellEnd"/>
     </w:p>
     <w:p>
       <w:pPr>
@@ -22545,7 +23145,15 @@
         <w:pStyle w:val="default1"/>
       </w:pPr>
       <w:r>
-        <w:t>Преимущества: гибкая система отчётов, удобный конструктор дашбордов, поддержка EGTS</w:t>
+        <w:t xml:space="preserve">Преимущества: гибкая система отчётов, удобный конструктор </w:t>
+      </w:r>
+      <w:proofErr w:type="spellStart"/>
+      <w:r>
+        <w:t>дашбордов</w:t>
+      </w:r>
+      <w:proofErr w:type="spellEnd"/>
+      <w:r>
+        <w:t>, поддержка EGTS</w:t>
       </w:r>
       <w:r>
         <w:t>, есть ретрансляция.</w:t>
@@ -22556,7 +23164,15 @@
         <w:pStyle w:val="default1"/>
       </w:pPr>
       <w:r>
-        <w:t xml:space="preserve">Недостатки: для получения конкурентоспособной производительности геозон </w:t>
+        <w:t xml:space="preserve">Недостатки: для получения конкурентоспособной производительности </w:t>
+      </w:r>
+      <w:proofErr w:type="spellStart"/>
+      <w:r>
+        <w:t>геозон</w:t>
+      </w:r>
+      <w:proofErr w:type="spellEnd"/>
+      <w:r>
+        <w:t xml:space="preserve"> </w:t>
       </w:r>
       <w:r>
         <w:t>требуется горизонтальное масштабирование, которое в локальной версии ограничено</w:t>
@@ -22581,7 +23197,15 @@
         <w:t xml:space="preserve">4. </w:t>
       </w:r>
       <w:r>
-        <w:t>1С:Центр спутникового мониторинга ГЛОНАСС/GPS</w:t>
+        <w:t>1</w:t>
+      </w:r>
+      <w:proofErr w:type="gramStart"/>
+      <w:r>
+        <w:t>С:Центр</w:t>
+      </w:r>
+      <w:proofErr w:type="gramEnd"/>
+      <w:r>
+        <w:t xml:space="preserve"> спутникового мониторинга ГЛОНАСС/GPS</w:t>
       </w:r>
     </w:p>
     <w:p>
@@ -22590,7 +23214,15 @@
       </w:pPr>
       <w:r>
         <w:lastRenderedPageBreak/>
-        <w:t>Российское решение, интегрированное с платформой 1С:Предприятие. Позволяет организовать мониторинг транспорта в единой информационной среде предприятия, поддерживает работу с оборудованием, передающим данные в систему ЭРА-ГЛОНАСС.</w:t>
+        <w:t>Российское решение, интегрированное с платформой 1</w:t>
+      </w:r>
+      <w:proofErr w:type="gramStart"/>
+      <w:r>
+        <w:t>С:Предприятие</w:t>
+      </w:r>
+      <w:proofErr w:type="gramEnd"/>
+      <w:r>
+        <w:t>. Позволяет организовать мониторинг транспорта в единой информационной среде предприятия, поддерживает работу с оборудованием, передающим данные в систему ЭРА-ГЛОНАСС.</w:t>
       </w:r>
     </w:p>
     <w:p>
@@ -22615,7 +23247,15 @@
         <w:t>временная сложность обработки зонального отслеживания линейная, пространственная индексация отсутствует.</w:t>
       </w:r>
       <w:r>
-        <w:t xml:space="preserve"> Уже на количестве около 200 ТС обработка входов/выходов в геозоны может занимать значительное количество времени.</w:t>
+        <w:t xml:space="preserve"> Уже на количестве около 200 ТС обработка входов/выходов в </w:t>
+      </w:r>
+      <w:proofErr w:type="spellStart"/>
+      <w:r>
+        <w:t>геозоны</w:t>
+      </w:r>
+      <w:proofErr w:type="spellEnd"/>
+      <w:r>
+        <w:t xml:space="preserve"> может занимать значительное количество времени.</w:t>
       </w:r>
       <w:r>
         <w:t xml:space="preserve"> </w:t>
@@ -22676,8 +23316,13 @@
       <w:r>
         <w:t xml:space="preserve">5. </w:t>
       </w:r>
-      <w:r>
-        <w:t>Fort Monitor</w:t>
+      <w:proofErr w:type="spellStart"/>
+      <w:r>
+        <w:t>Fort</w:t>
+      </w:r>
+      <w:proofErr w:type="spellEnd"/>
+      <w:r>
+        <w:t xml:space="preserve"> Monitor</w:t>
       </w:r>
     </w:p>
     <w:p>
@@ -22980,6 +23625,7 @@
                 <w:lang w:eastAsia="ru-RU"/>
               </w:rPr>
             </w:pPr>
+            <w:proofErr w:type="spellStart"/>
             <w:r>
               <w:rPr>
                 <w:rFonts w:ascii="Times New Roman" w:eastAsia="Times New Roman" w:hAnsi="Times New Roman" w:cs="Times New Roman"/>
@@ -22991,6 +23637,7 @@
               </w:rPr>
               <w:t>Traccar</w:t>
             </w:r>
+            <w:proofErr w:type="spellEnd"/>
           </w:p>
         </w:tc>
         <w:tc>
@@ -23018,6 +23665,7 @@
                 <w:lang w:eastAsia="ru-RU"/>
               </w:rPr>
             </w:pPr>
+            <w:proofErr w:type="spellStart"/>
             <w:r>
               <w:rPr>
                 <w:rFonts w:ascii="Times New Roman" w:eastAsia="Times New Roman" w:hAnsi="Times New Roman" w:cs="Times New Roman"/>
@@ -23029,6 +23677,7 @@
               </w:rPr>
               <w:t>Wialon</w:t>
             </w:r>
+            <w:proofErr w:type="spellEnd"/>
           </w:p>
         </w:tc>
         <w:tc>
@@ -23056,6 +23705,7 @@
                 <w:lang w:eastAsia="ru-RU"/>
               </w:rPr>
             </w:pPr>
+            <w:proofErr w:type="spellStart"/>
             <w:r>
               <w:rPr>
                 <w:rFonts w:ascii="Times New Roman" w:eastAsia="Times New Roman" w:hAnsi="Times New Roman" w:cs="Times New Roman"/>
@@ -23067,6 +23717,7 @@
               </w:rPr>
               <w:t>Navixy</w:t>
             </w:r>
+            <w:proofErr w:type="spellEnd"/>
           </w:p>
         </w:tc>
         <w:tc>
@@ -23103,8 +23754,21 @@
                 <w:szCs w:val="23"/>
                 <w:lang w:eastAsia="ru-RU"/>
               </w:rPr>
-              <w:t>1С:ЦСМ</w:t>
-            </w:r>
+              <w:t>1</w:t>
+            </w:r>
+            <w:proofErr w:type="gramStart"/>
+            <w:r>
+              <w:rPr>
+                <w:rFonts w:ascii="Times New Roman" w:eastAsia="Times New Roman" w:hAnsi="Times New Roman" w:cs="Times New Roman"/>
+                <w:b/>
+                <w:bCs/>
+                <w:sz w:val="23"/>
+                <w:szCs w:val="23"/>
+                <w:lang w:eastAsia="ru-RU"/>
+              </w:rPr>
+              <w:t>С:ЦСМ</w:t>
+            </w:r>
+            <w:proofErr w:type="gramEnd"/>
           </w:p>
         </w:tc>
         <w:tc>
@@ -23132,6 +23796,7 @@
                 <w:lang w:eastAsia="ru-RU"/>
               </w:rPr>
             </w:pPr>
+            <w:proofErr w:type="spellStart"/>
             <w:r>
               <w:rPr>
                 <w:rFonts w:ascii="Times New Roman" w:eastAsia="Times New Roman" w:hAnsi="Times New Roman" w:cs="Times New Roman"/>
@@ -23141,7 +23806,19 @@
                 <w:szCs w:val="23"/>
                 <w:lang w:eastAsia="ru-RU"/>
               </w:rPr>
-              <w:t>Fort Monitor</w:t>
+              <w:t>Fort</w:t>
+            </w:r>
+            <w:proofErr w:type="spellEnd"/>
+            <w:r>
+              <w:rPr>
+                <w:rFonts w:ascii="Times New Roman" w:eastAsia="Times New Roman" w:hAnsi="Times New Roman" w:cs="Times New Roman"/>
+                <w:b/>
+                <w:bCs/>
+                <w:sz w:val="23"/>
+                <w:szCs w:val="23"/>
+                <w:lang w:eastAsia="ru-RU"/>
+              </w:rPr>
+              <w:t xml:space="preserve"> Monitor</w:t>
             </w:r>
           </w:p>
         </w:tc>
@@ -25341,7 +26018,31 @@
         </w:numPr>
       </w:pPr>
       <w:r>
-        <w:t>наилучшей поддержкой контейнеризации и инструментов оркестрации (Docker, Kubernetes);</w:t>
+        <w:t xml:space="preserve">наилучшей поддержкой контейнеризации и инструментов </w:t>
+      </w:r>
+      <w:proofErr w:type="spellStart"/>
+      <w:r>
+        <w:t>оркестрации</w:t>
+      </w:r>
+      <w:proofErr w:type="spellEnd"/>
+      <w:r>
+        <w:t xml:space="preserve"> (</w:t>
+      </w:r>
+      <w:proofErr w:type="spellStart"/>
+      <w:r>
+        <w:t>Docker</w:t>
+      </w:r>
+      <w:proofErr w:type="spellEnd"/>
+      <w:r>
+        <w:t xml:space="preserve">, </w:t>
+      </w:r>
+      <w:proofErr w:type="spellStart"/>
+      <w:r>
+        <w:t>Kubernetes</w:t>
+      </w:r>
+      <w:proofErr w:type="spellEnd"/>
+      <w:r>
+        <w:t>);</w:t>
       </w:r>
     </w:p>
     <w:p>
@@ -25456,7 +26157,15 @@
         <w:t>16</w:t>
       </w:r>
       <w:r>
-        <w:t xml:space="preserve"> ГБ (для размещения пространственного индекса, кэша Redis и рабочих процессов сервисов);</w:t>
+        <w:t xml:space="preserve"> ГБ (для размещения пространственного индекса, кэша </w:t>
+      </w:r>
+      <w:proofErr w:type="spellStart"/>
+      <w:r>
+        <w:t>Redis</w:t>
+      </w:r>
+      <w:proofErr w:type="spellEnd"/>
+      <w:r>
+        <w:t xml:space="preserve"> и рабочих процессов сервисов);</w:t>
       </w:r>
     </w:p>
     <w:p>
@@ -25468,14 +26177,27 @@
         </w:numPr>
       </w:pPr>
       <w:r>
-        <w:t xml:space="preserve">дисковая подсистема: SSD-накопитель объёмом не менее 500 ГБ (под оперативное хранение очередей Kafka), а также </w:t>
+        <w:t xml:space="preserve">дисковая подсистема: SSD-накопитель объёмом не менее 500 ГБ (под оперативное хранение очередей </w:t>
+      </w:r>
+      <w:proofErr w:type="spellStart"/>
+      <w:r>
+        <w:t>Kafka</w:t>
+      </w:r>
+      <w:proofErr w:type="spellEnd"/>
+      <w:r>
+        <w:t xml:space="preserve">), а также </w:t>
       </w:r>
       <w:r>
         <w:t>накопитель</w:t>
       </w:r>
       <w:r>
-        <w:t xml:space="preserve"> объёмом от 1 ТБ для непосредственно базы данных PostgreSQL</w:t>
-      </w:r>
+        <w:t xml:space="preserve"> объёмом от 1 ТБ для непосредственно базы данных </w:t>
+      </w:r>
+      <w:proofErr w:type="spellStart"/>
+      <w:r>
+        <w:t>PostgreSQL</w:t>
+      </w:r>
+      <w:proofErr w:type="spellEnd"/>
       <w:r>
         <w:t xml:space="preserve"> </w:t>
       </w:r>
@@ -25588,8 +26310,13 @@
       <w:r>
         <w:t xml:space="preserve">программирования </w:t>
       </w:r>
-      <w:r>
-        <w:t xml:space="preserve">Kotlin </w:t>
+      <w:proofErr w:type="spellStart"/>
+      <w:r>
+        <w:t>Kotlin</w:t>
+      </w:r>
+      <w:proofErr w:type="spellEnd"/>
+      <w:r>
+        <w:t xml:space="preserve"> </w:t>
       </w:r>
       <w:del w:id="1225" w:author="Maxim Bystrov" w:date="2026-05-06T22:56:00Z">
         <w:r>
@@ -25613,7 +26340,15 @@
         <w:t>серверных модулей</w:t>
       </w:r>
       <w:r>
-        <w:t xml:space="preserve">, поскольку одна из активно развиваемых библиотек для работы с геохешированием </w:t>
+        <w:t xml:space="preserve">, поскольку одна из активно развиваемых библиотек для работы с </w:t>
+      </w:r>
+      <w:proofErr w:type="spellStart"/>
+      <w:r>
+        <w:t>геохешированием</w:t>
+      </w:r>
+      <w:proofErr w:type="spellEnd"/>
+      <w:r>
+        <w:t xml:space="preserve"> </w:t>
       </w:r>
       <w:r>
         <w:rPr>
@@ -25844,7 +26579,15 @@
         <w:pStyle w:val="default1"/>
       </w:pPr>
       <w:r>
-        <w:t>В качестве основной СУБД выбрана PostgreSQL 16. Определяющими факторами послужили:</w:t>
+        <w:t xml:space="preserve">В качестве основной СУБД выбрана </w:t>
+      </w:r>
+      <w:proofErr w:type="spellStart"/>
+      <w:r>
+        <w:t>PostgreSQL</w:t>
+      </w:r>
+      <w:proofErr w:type="spellEnd"/>
+      <w:r>
+        <w:t xml:space="preserve"> 16. Определяющими факторами послужили:</w:t>
       </w:r>
     </w:p>
     <w:p>
@@ -25891,12 +26634,14 @@
       <w:r>
         <w:t>(</w:t>
       </w:r>
+      <w:proofErr w:type="spellStart"/>
       <w:r>
         <w:rPr>
           <w:lang w:val="en-US"/>
         </w:rPr>
         <w:t>PostGIS</w:t>
       </w:r>
+      <w:proofErr w:type="spellEnd"/>
       <w:r>
         <w:t>)</w:t>
       </w:r>
@@ -25926,8 +26671,13 @@
           <w:numId w:val="26"/>
         </w:numPr>
       </w:pPr>
-      <w:r>
-        <w:t xml:space="preserve">Redis для кэширования и межсервисного взаимодействия. Его использование подтверждено успешным опытом в системах </w:t>
+      <w:proofErr w:type="spellStart"/>
+      <w:r>
+        <w:t>Redis</w:t>
+      </w:r>
+      <w:proofErr w:type="spellEnd"/>
+      <w:r>
+        <w:t xml:space="preserve"> для кэширования и межсервисного взаимодействия. Его использование подтверждено успешным опытом в системах </w:t>
       </w:r>
       <w:r>
         <w:lastRenderedPageBreak/>
@@ -25943,7 +26693,15 @@
         </w:numPr>
       </w:pPr>
       <w:r>
-        <w:t xml:space="preserve">Apache Kafka в качестве распределённого брокера сообщений, образующего ядро потоковой шины. </w:t>
+        <w:t xml:space="preserve">Apache </w:t>
+      </w:r>
+      <w:proofErr w:type="spellStart"/>
+      <w:r>
+        <w:t>Kafka</w:t>
+      </w:r>
+      <w:proofErr w:type="spellEnd"/>
+      <w:r>
+        <w:t xml:space="preserve"> в качестве распределённого брокера сообщений, образующего ядро потоковой шины. </w:t>
       </w:r>
       <w:r>
         <w:rPr>
@@ -26028,11 +26786,27 @@
         <w:pStyle w:val="default1"/>
       </w:pPr>
       <w:r>
-        <w:t xml:space="preserve">Наиболее подходящим является метод геохеширования на основе библиотеки </w:t>
+        <w:t xml:space="preserve">Наиболее подходящим является метод </w:t>
+      </w:r>
+      <w:proofErr w:type="spellStart"/>
+      <w:r>
+        <w:t>геохеширования</w:t>
+      </w:r>
+      <w:proofErr w:type="spellEnd"/>
+      <w:r>
+        <w:t xml:space="preserve"> на основе библиотеки </w:t>
       </w:r>
       <w:bookmarkStart w:id="1243" w:name="_Hlk228114269"/>
       <w:r>
-        <w:t>S2 Geometry Library For Java</w:t>
+        <w:t xml:space="preserve">S2 </w:t>
+      </w:r>
+      <w:proofErr w:type="spellStart"/>
+      <w:r>
+        <w:t>Geometry</w:t>
+      </w:r>
+      <w:proofErr w:type="spellEnd"/>
+      <w:r>
+        <w:t xml:space="preserve"> Library For Java</w:t>
       </w:r>
       <w:bookmarkEnd w:id="1243"/>
       <w:r>
@@ -26095,7 +26869,15 @@
         <w:t xml:space="preserve">будет использована библиотека </w:t>
       </w:r>
       <w:r>
-        <w:t>S2 Geometry Library For Java</w:t>
+        <w:t xml:space="preserve">S2 </w:t>
+      </w:r>
+      <w:proofErr w:type="spellStart"/>
+      <w:r>
+        <w:t>Geometry</w:t>
+      </w:r>
+      <w:proofErr w:type="spellEnd"/>
+      <w:r>
+        <w:t xml:space="preserve"> Library For Java</w:t>
       </w:r>
       <w:r>
         <w:t>.</w:t>
@@ -26125,8 +26907,21 @@
         <w:t>К</w:t>
       </w:r>
       <w:r>
-        <w:t>лиентская часть должна быть реализована с применением компонентно-ориентированного фронтенд-фреймворка Vue.js на языке TypeScript</w:t>
-      </w:r>
+        <w:t xml:space="preserve">лиентская часть должна быть реализована с применением компонентно-ориентированного </w:t>
+      </w:r>
+      <w:proofErr w:type="spellStart"/>
+      <w:r>
+        <w:t>фронтенд</w:t>
+      </w:r>
+      <w:proofErr w:type="spellEnd"/>
+      <w:r>
+        <w:t xml:space="preserve">-фреймворка Vue.js на языке </w:t>
+      </w:r>
+      <w:proofErr w:type="spellStart"/>
+      <w:r>
+        <w:t>TypeScript</w:t>
+      </w:r>
+      <w:proofErr w:type="spellEnd"/>
       <w:del w:id="1245" w:author="Maxim Bystrov" w:date="2026-05-05T23:18:00Z">
         <w:r>
           <w:delText>/JavaScript</w:delText>
@@ -26168,7 +26963,15 @@
       </w:pPr>
       <w:r>
         <w:lastRenderedPageBreak/>
-        <w:t xml:space="preserve">компонентный подход, реализуемый фронтенд-фреймворком </w:t>
+        <w:t xml:space="preserve">компонентный подход, реализуемый </w:t>
+      </w:r>
+      <w:proofErr w:type="spellStart"/>
+      <w:r>
+        <w:t>фронтенд</w:t>
+      </w:r>
+      <w:proofErr w:type="spellEnd"/>
+      <w:r>
+        <w:t xml:space="preserve">-фреймворком </w:t>
       </w:r>
       <w:r>
         <w:rPr>
@@ -26180,7 +26983,15 @@
         <w:t xml:space="preserve"> </w:t>
       </w:r>
       <w:r>
-        <w:t>и позволяющий переиспользовать код и разметку в разных частя</w:t>
+        <w:t xml:space="preserve">и позволяющий </w:t>
+      </w:r>
+      <w:proofErr w:type="spellStart"/>
+      <w:r>
+        <w:t>переиспользовать</w:t>
+      </w:r>
+      <w:proofErr w:type="spellEnd"/>
+      <w:r>
+        <w:t xml:space="preserve"> код и разметку в разных частя</w:t>
       </w:r>
       <w:ins w:id="1248" w:author="Maxim Bystrov" w:date="2026-05-06T22:57:00Z">
         <w:r>
@@ -26284,7 +27095,15 @@
         </w:r>
       </w:del>
       <w:r>
-        <w:t xml:space="preserve"> TypeScript, снижающ</w:t>
+        <w:t xml:space="preserve"> </w:t>
+      </w:r>
+      <w:proofErr w:type="spellStart"/>
+      <w:r>
+        <w:t>TypeScript</w:t>
+      </w:r>
+      <w:proofErr w:type="spellEnd"/>
+      <w:r>
+        <w:t>, снижающ</w:t>
       </w:r>
       <w:ins w:id="1261" w:author="Maxim Bystrov" w:date="2026-05-05T23:18:00Z">
         <w:r>
@@ -26325,7 +27144,15 @@
         </w:r>
       </w:ins>
       <w:r>
-        <w:t>всех серверных компонентов в Docker-контейнер</w:t>
+        <w:t xml:space="preserve">всех серверных компонентов в </w:t>
+      </w:r>
+      <w:proofErr w:type="spellStart"/>
+      <w:r>
+        <w:t>Docker</w:t>
+      </w:r>
+      <w:proofErr w:type="spellEnd"/>
+      <w:r>
+        <w:t>-контейнер</w:t>
       </w:r>
       <w:ins w:id="1266" w:author="Maxim Bystrov" w:date="2026-05-05T23:19:00Z">
         <w:r>
@@ -26341,10 +27168,58 @@
         <w:t xml:space="preserve"> обеспечивает идентичность окружения на этапах разработки, тестирования и промышленной эксплуатации, упрощает развёртывание и горизонтальное масштабирование. </w:t>
       </w:r>
       <w:r>
-        <w:t xml:space="preserve">Для управления растущим количеством контейнеров будет применен Docker Compose. </w:t>
-      </w:r>
-      <w:r>
-        <w:t>Организация CI/CD пайплайна с использованием GitHub Actions или GitLab CI позволит автоматизировать сборку образов и их публикацию в реестр.</w:t>
+        <w:t xml:space="preserve">Для управления растущим количеством контейнеров будет применен </w:t>
+      </w:r>
+      <w:proofErr w:type="spellStart"/>
+      <w:r>
+        <w:t>Docker</w:t>
+      </w:r>
+      <w:proofErr w:type="spellEnd"/>
+      <w:r>
+        <w:t xml:space="preserve"> </w:t>
+      </w:r>
+      <w:proofErr w:type="spellStart"/>
+      <w:r>
+        <w:t>Compose</w:t>
+      </w:r>
+      <w:proofErr w:type="spellEnd"/>
+      <w:r>
+        <w:t xml:space="preserve">. </w:t>
+      </w:r>
+      <w:r>
+        <w:t xml:space="preserve">Организация CI/CD </w:t>
+      </w:r>
+      <w:proofErr w:type="spellStart"/>
+      <w:r>
+        <w:t>пайплайна</w:t>
+      </w:r>
+      <w:proofErr w:type="spellEnd"/>
+      <w:r>
+        <w:t xml:space="preserve"> с использованием </w:t>
+      </w:r>
+      <w:proofErr w:type="spellStart"/>
+      <w:r>
+        <w:t>GitHub</w:t>
+      </w:r>
+      <w:proofErr w:type="spellEnd"/>
+      <w:r>
+        <w:t xml:space="preserve"> </w:t>
+      </w:r>
+      <w:proofErr w:type="spellStart"/>
+      <w:r>
+        <w:t>Actions</w:t>
+      </w:r>
+      <w:proofErr w:type="spellEnd"/>
+      <w:r>
+        <w:t xml:space="preserve"> или </w:t>
+      </w:r>
+      <w:proofErr w:type="spellStart"/>
+      <w:r>
+        <w:t>GitLab</w:t>
+      </w:r>
+      <w:proofErr w:type="spellEnd"/>
+      <w:r>
+        <w:t xml:space="preserve"> CI позволит автоматизировать сборку образов и их публикацию в реестр.</w:t>
       </w:r>
     </w:p>
     <w:p>
@@ -26386,8 +27261,21 @@
         <w:pStyle w:val="default1"/>
       </w:pPr>
       <w:r>
-        <w:t>В качестве системы контроля версий применяется Git. Для хранения исходного кода и организации командной работы выбрана платформа Git</w:t>
-      </w:r>
+        <w:t xml:space="preserve">В качестве системы контроля версий применяется </w:t>
+      </w:r>
+      <w:proofErr w:type="spellStart"/>
+      <w:r>
+        <w:t>Git</w:t>
+      </w:r>
+      <w:proofErr w:type="spellEnd"/>
+      <w:r>
+        <w:t xml:space="preserve">. Для хранения исходного кода и организации командной работы выбрана платформа </w:t>
+      </w:r>
+      <w:proofErr w:type="spellStart"/>
+      <w:r>
+        <w:t>Git</w:t>
+      </w:r>
+      <w:proofErr w:type="spellEnd"/>
       <w:r>
         <w:rPr>
           <w:lang w:val="en-US"/>
@@ -26486,14 +27374,24 @@
         <w:pStyle w:val="default1"/>
       </w:pPr>
       <w:r>
-        <w:t xml:space="preserve">Для серверной части системы, реализуемой на языке Kotlin, основной средой разработки служит </w:t>
-      </w:r>
+        <w:t xml:space="preserve">Для серверной части системы, реализуемой на языке </w:t>
+      </w:r>
+      <w:proofErr w:type="spellStart"/>
+      <w:r>
+        <w:t>Kotlin</w:t>
+      </w:r>
+      <w:proofErr w:type="spellEnd"/>
+      <w:r>
+        <w:t xml:space="preserve">, основной средой разработки служит </w:t>
+      </w:r>
+      <w:proofErr w:type="spellStart"/>
       <w:r>
         <w:rPr>
           <w:lang w:val="en-US"/>
         </w:rPr>
         <w:t>OpenIde</w:t>
       </w:r>
+      <w:proofErr w:type="spellEnd"/>
       <w:r>
         <w:t xml:space="preserve">, являющаяся российской средой разработки, удовлетворяющей российскому законодательству и основанной на </w:t>
       </w:r>
@@ -26506,12 +27404,14 @@
       <w:r>
         <w:t xml:space="preserve"> </w:t>
       </w:r>
+      <w:proofErr w:type="spellStart"/>
       <w:r>
         <w:rPr>
           <w:lang w:val="en-US"/>
         </w:rPr>
         <w:t>Intellij</w:t>
       </w:r>
+      <w:proofErr w:type="spellEnd"/>
       <w:r>
         <w:t xml:space="preserve"> </w:t>
       </w:r>
@@ -26528,7 +27428,23 @@
         <w:t>и</w:t>
       </w:r>
       <w:r>
-        <w:t xml:space="preserve"> JetBrains, которая также является автором языка Kotlin, благодаря чему обеспечивается </w:t>
+        <w:t xml:space="preserve"> </w:t>
+      </w:r>
+      <w:proofErr w:type="spellStart"/>
+      <w:r>
+        <w:t>JetBrains</w:t>
+      </w:r>
+      <w:proofErr w:type="spellEnd"/>
+      <w:r>
+        <w:t xml:space="preserve">, которая также является автором языка </w:t>
+      </w:r>
+      <w:proofErr w:type="spellStart"/>
+      <w:r>
+        <w:t>Kotlin</w:t>
+      </w:r>
+      <w:proofErr w:type="spellEnd"/>
+      <w:r>
+        <w:t xml:space="preserve">, благодаря чему обеспечивается </w:t>
       </w:r>
       <w:r>
         <w:t>широкая поддержка языка программирования, применяемых фреймворков и разнообразных расширений</w:t>
@@ -26542,7 +27458,23 @@
         <w:pStyle w:val="default1"/>
       </w:pPr>
       <w:r>
-        <w:t>Для разработки клиентского веб-интерфейса на Vue.js и TypeScript применяется редактор Visual Studio Code. Его популярность в сообществе фронтенд-разработчиков</w:t>
+        <w:t xml:space="preserve">Для разработки клиентского веб-интерфейса на Vue.js и </w:t>
+      </w:r>
+      <w:proofErr w:type="spellStart"/>
+      <w:r>
+        <w:t>TypeScript</w:t>
+      </w:r>
+      <w:proofErr w:type="spellEnd"/>
+      <w:r>
+        <w:t xml:space="preserve"> применяется редактор Visual Studio Code. Его популярность в сообществе </w:t>
+      </w:r>
+      <w:proofErr w:type="spellStart"/>
+      <w:r>
+        <w:t>фронтенд</w:t>
+      </w:r>
+      <w:proofErr w:type="spellEnd"/>
+      <w:r>
+        <w:t>-разработчиков</w:t>
       </w:r>
       <w:r>
         <w:t xml:space="preserve"> и</w:t>
@@ -26581,7 +27513,31 @@
         <w:pStyle w:val="default1"/>
       </w:pPr>
       <w:r>
-        <w:t>В серверных микросервисах используется Gradle с Kotlin DSL.</w:t>
+        <w:t xml:space="preserve">В серверных </w:t>
+      </w:r>
+      <w:proofErr w:type="spellStart"/>
+      <w:r>
+        <w:t>микросервисах</w:t>
+      </w:r>
+      <w:proofErr w:type="spellEnd"/>
+      <w:r>
+        <w:t xml:space="preserve"> используется </w:t>
+      </w:r>
+      <w:proofErr w:type="spellStart"/>
+      <w:r>
+        <w:t>Gradle</w:t>
+      </w:r>
+      <w:proofErr w:type="spellEnd"/>
+      <w:r>
+        <w:t xml:space="preserve"> с </w:t>
+      </w:r>
+      <w:proofErr w:type="spellStart"/>
+      <w:r>
+        <w:t>Kotlin</w:t>
+      </w:r>
+      <w:proofErr w:type="spellEnd"/>
+      <w:r>
+        <w:t xml:space="preserve"> DSL.</w:t>
       </w:r>
       <w:r>
         <w:t xml:space="preserve"> Для выполнения сборки</w:t>
@@ -26641,7 +27597,23 @@
         <w:t>.</w:t>
       </w:r>
       <w:r>
-        <w:t xml:space="preserve"> Для фронтенд-части в качестве сборщика применяется Vite.</w:t>
+        <w:t xml:space="preserve"> Для </w:t>
+      </w:r>
+      <w:proofErr w:type="spellStart"/>
+      <w:r>
+        <w:t>фронтенд</w:t>
+      </w:r>
+      <w:proofErr w:type="spellEnd"/>
+      <w:r>
+        <w:t xml:space="preserve">-части в качестве сборщика применяется </w:t>
+      </w:r>
+      <w:proofErr w:type="spellStart"/>
+      <w:r>
+        <w:t>Vite</w:t>
+      </w:r>
+      <w:proofErr w:type="spellEnd"/>
+      <w:r>
+        <w:t>.</w:t>
       </w:r>
       <w:r>
         <w:t xml:space="preserve"> </w:t>
@@ -26678,7 +27650,15 @@
         <w:pStyle w:val="default1"/>
       </w:pPr>
       <w:r>
-        <w:t xml:space="preserve">Обеспечение высокого качества разрабатываемой системы требует многоуровневого тестирования. Модульное тестирование серверных компонентов выполняется с использованием JUnit. Для проверки REST API применяется </w:t>
+        <w:t xml:space="preserve">Обеспечение высокого качества разрабатываемой системы требует многоуровневого тестирования. Модульное тестирование серверных компонентов выполняется с использованием </w:t>
+      </w:r>
+      <w:proofErr w:type="spellStart"/>
+      <w:r>
+        <w:t>JUnit</w:t>
+      </w:r>
+      <w:proofErr w:type="spellEnd"/>
+      <w:r>
+        <w:t xml:space="preserve">. Для проверки REST API применяется </w:t>
       </w:r>
       <w:r>
         <w:rPr>
@@ -27071,7 +28051,15 @@
         <w:t>интерфейс для мониторинга транспортных средств, просмотра треков, событий</w:t>
       </w:r>
       <w:r>
-        <w:t>, ведения справочника геозон и других настроек</w:t>
+        <w:t xml:space="preserve">, ведения справочника </w:t>
+      </w:r>
+      <w:proofErr w:type="spellStart"/>
+      <w:r>
+        <w:t>геозон</w:t>
+      </w:r>
+      <w:proofErr w:type="spellEnd"/>
+      <w:r>
+        <w:t xml:space="preserve"> и других настроек</w:t>
       </w:r>
       <w:r>
         <w:t>.</w:t>
@@ -27433,8 +28421,18 @@
                 <w:sz w:val="24"/>
                 <w:szCs w:val="24"/>
               </w:rPr>
-              <w:t xml:space="preserve"> WebSocket</w:t>
-            </w:r>
+              <w:t xml:space="preserve"> </w:t>
+            </w:r>
+            <w:proofErr w:type="spellStart"/>
+            <w:r>
+              <w:rPr>
+                <w:rFonts w:ascii="Times New Roman" w:hAnsi="Times New Roman" w:cs="Times New Roman"/>
+                <w:sz w:val="24"/>
+                <w:szCs w:val="24"/>
+              </w:rPr>
+              <w:t>WebSocket</w:t>
+            </w:r>
+            <w:proofErr w:type="spellEnd"/>
           </w:p>
         </w:tc>
         <w:tc>
@@ -27493,13 +28491,23 @@
                 <w:szCs w:val="24"/>
               </w:rPr>
             </w:pPr>
-            <w:r>
-              <w:rPr>
-                <w:rFonts w:ascii="Times New Roman" w:hAnsi="Times New Roman" w:cs="Times New Roman"/>
-                <w:sz w:val="24"/>
-                <w:szCs w:val="24"/>
-              </w:rPr>
-              <w:t xml:space="preserve">WebSocket: </w:t>
+            <w:proofErr w:type="spellStart"/>
+            <w:r>
+              <w:rPr>
+                <w:rFonts w:ascii="Times New Roman" w:hAnsi="Times New Roman" w:cs="Times New Roman"/>
+                <w:sz w:val="24"/>
+                <w:szCs w:val="24"/>
+              </w:rPr>
+              <w:t>WebSocket</w:t>
+            </w:r>
+            <w:proofErr w:type="spellEnd"/>
+            <w:r>
+              <w:rPr>
+                <w:rFonts w:ascii="Times New Roman" w:hAnsi="Times New Roman" w:cs="Times New Roman"/>
+                <w:sz w:val="24"/>
+                <w:szCs w:val="24"/>
+              </w:rPr>
+              <w:t xml:space="preserve">: </w:t>
             </w:r>
             <w:r>
               <w:rPr>
@@ -27923,6 +28931,7 @@
                 <w:szCs w:val="24"/>
               </w:rPr>
             </w:pPr>
+            <w:proofErr w:type="spellStart"/>
             <w:r>
               <w:rPr>
                 <w:rFonts w:ascii="Times New Roman" w:hAnsi="Times New Roman" w:cs="Times New Roman"/>
@@ -27931,6 +28940,7 @@
               </w:rPr>
               <w:t>WebSocket</w:t>
             </w:r>
+            <w:proofErr w:type="spellEnd"/>
           </w:p>
         </w:tc>
         <w:tc>
@@ -28081,6 +29091,7 @@
                 <w:szCs w:val="24"/>
               </w:rPr>
             </w:pPr>
+            <w:proofErr w:type="spellStart"/>
             <w:r>
               <w:rPr>
                 <w:rFonts w:ascii="Times New Roman" w:hAnsi="Times New Roman" w:cs="Times New Roman"/>
@@ -28089,6 +29100,7 @@
               </w:rPr>
               <w:t>WebSocket</w:t>
             </w:r>
+            <w:proofErr w:type="spellEnd"/>
           </w:p>
         </w:tc>
         <w:tc>
@@ -28142,8 +29154,18 @@
                 <w:sz w:val="24"/>
                 <w:szCs w:val="24"/>
               </w:rPr>
-              <w:t xml:space="preserve"> геозон</w:t>
-            </w:r>
+              <w:t xml:space="preserve"> </w:t>
+            </w:r>
+            <w:proofErr w:type="spellStart"/>
+            <w:r>
+              <w:rPr>
+                <w:rFonts w:ascii="Times New Roman" w:hAnsi="Times New Roman" w:cs="Times New Roman"/>
+                <w:sz w:val="24"/>
+                <w:szCs w:val="24"/>
+              </w:rPr>
+              <w:t>геозон</w:t>
+            </w:r>
+            <w:proofErr w:type="spellEnd"/>
           </w:p>
         </w:tc>
       </w:tr>
@@ -28445,7 +29467,25 @@
                 <w:sz w:val="24"/>
                 <w:szCs w:val="24"/>
               </w:rPr>
-              <w:t>Запрос закешированных данных</w:t>
+              <w:t xml:space="preserve">Запрос </w:t>
+            </w:r>
+            <w:proofErr w:type="spellStart"/>
+            <w:r>
+              <w:rPr>
+                <w:rFonts w:ascii="Times New Roman" w:hAnsi="Times New Roman" w:cs="Times New Roman"/>
+                <w:sz w:val="24"/>
+                <w:szCs w:val="24"/>
+              </w:rPr>
+              <w:t>закешированных</w:t>
+            </w:r>
+            <w:proofErr w:type="spellEnd"/>
+            <w:r>
+              <w:rPr>
+                <w:rFonts w:ascii="Times New Roman" w:hAnsi="Times New Roman" w:cs="Times New Roman"/>
+                <w:sz w:val="24"/>
+                <w:szCs w:val="24"/>
+              </w:rPr>
+              <w:t xml:space="preserve"> данных</w:t>
             </w:r>
           </w:p>
         </w:tc>
@@ -28891,14 +29931,34 @@
                 <w:szCs w:val="24"/>
               </w:rPr>
             </w:pPr>
-            <w:r>
-              <w:rPr>
-                <w:rFonts w:ascii="Times New Roman" w:hAnsi="Times New Roman" w:cs="Times New Roman"/>
-                <w:sz w:val="24"/>
-                <w:szCs w:val="24"/>
-              </w:rPr>
-              <w:t>Kafka protocol</w:t>
-            </w:r>
+            <w:proofErr w:type="spellStart"/>
+            <w:r>
+              <w:rPr>
+                <w:rFonts w:ascii="Times New Roman" w:hAnsi="Times New Roman" w:cs="Times New Roman"/>
+                <w:sz w:val="24"/>
+                <w:szCs w:val="24"/>
+              </w:rPr>
+              <w:t>Kafka</w:t>
+            </w:r>
+            <w:proofErr w:type="spellEnd"/>
+            <w:r>
+              <w:rPr>
+                <w:rFonts w:ascii="Times New Roman" w:hAnsi="Times New Roman" w:cs="Times New Roman"/>
+                <w:sz w:val="24"/>
+                <w:szCs w:val="24"/>
+              </w:rPr>
+              <w:t xml:space="preserve"> </w:t>
+            </w:r>
+            <w:proofErr w:type="spellStart"/>
+            <w:r>
+              <w:rPr>
+                <w:rFonts w:ascii="Times New Roman" w:hAnsi="Times New Roman" w:cs="Times New Roman"/>
+                <w:sz w:val="24"/>
+                <w:szCs w:val="24"/>
+              </w:rPr>
+              <w:t>protocol</w:t>
+            </w:r>
+            <w:proofErr w:type="spellEnd"/>
           </w:p>
         </w:tc>
         <w:tc>
@@ -29016,7 +30076,15 @@
         <w:t xml:space="preserve"> Сообщения в топике хранятся определенное ограниченное время, после которого удаляются (также возможно ограничение по размеру топика), до удаления возможна перечитка данных.</w:t>
       </w:r>
       <w:r>
-        <w:t xml:space="preserve"> Топик делится на партиции, распределение по которым происходит с помощью хеширования ключа сообщения. </w:t>
+        <w:t xml:space="preserve"> Топик делится на </w:t>
+      </w:r>
+      <w:proofErr w:type="spellStart"/>
+      <w:r>
+        <w:t>партиции</w:t>
+      </w:r>
+      <w:proofErr w:type="spellEnd"/>
+      <w:r>
+        <w:t xml:space="preserve">, распределение по которым происходит с помощью хеширования ключа сообщения. </w:t>
       </w:r>
       <w:r>
         <w:rPr>
@@ -29695,14 +30763,32 @@
         <w:t>телеметрические данные</w:t>
       </w:r>
       <w:r>
-        <w:t xml:space="preserve"> из общего потока Kafka, с помощью пространственного индекса на базе Google S2 определяет факт вхождения/выхода ТС в геозоны и генерирует соответствующие события.</w:t>
+        <w:t xml:space="preserve"> из общего потока </w:t>
+      </w:r>
+      <w:proofErr w:type="spellStart"/>
+      <w:r>
+        <w:t>Kafka</w:t>
+      </w:r>
+      <w:proofErr w:type="spellEnd"/>
+      <w:r>
+        <w:t xml:space="preserve">, с помощью пространственного индекса на базе Google S2 определяет факт вхождения/выхода ТС в </w:t>
+      </w:r>
+      <w:proofErr w:type="spellStart"/>
+      <w:r>
+        <w:t>геозоны</w:t>
+      </w:r>
+      <w:proofErr w:type="spellEnd"/>
+      <w:r>
+        <w:t xml:space="preserve"> и генерирует соответствующие события.</w:t>
       </w:r>
       <w:r>
         <w:t xml:space="preserve"> Описание алгоритма </w:t>
       </w:r>
+      <w:proofErr w:type="spellStart"/>
       <w:r>
         <w:t>геохеширования</w:t>
       </w:r>
+      <w:proofErr w:type="spellEnd"/>
       <w:r>
         <w:t xml:space="preserve"> </w:t>
       </w:r>
@@ -29938,6 +31024,7 @@
                 <w:szCs w:val="24"/>
               </w:rPr>
             </w:pPr>
+            <w:proofErr w:type="spellStart"/>
             <w:r>
               <w:rPr>
                 <w:rFonts w:ascii="Times New Roman" w:hAnsi="Times New Roman" w:cs="Times New Roman"/>
@@ -29946,6 +31033,7 @@
               </w:rPr>
               <w:t>PostgreSQL</w:t>
             </w:r>
+            <w:proofErr w:type="spellEnd"/>
           </w:p>
         </w:tc>
         <w:tc>
@@ -29974,7 +31062,25 @@
                 <w:sz w:val="24"/>
                 <w:szCs w:val="24"/>
               </w:rPr>
-              <w:t xml:space="preserve">Загрузка актуального списка геозон и их параметров </w:t>
+              <w:t xml:space="preserve">Загрузка актуального списка </w:t>
+            </w:r>
+            <w:proofErr w:type="spellStart"/>
+            <w:r>
+              <w:rPr>
+                <w:rFonts w:ascii="Times New Roman" w:hAnsi="Times New Roman" w:cs="Times New Roman"/>
+                <w:sz w:val="24"/>
+                <w:szCs w:val="24"/>
+              </w:rPr>
+              <w:t>геозон</w:t>
+            </w:r>
+            <w:proofErr w:type="spellEnd"/>
+            <w:r>
+              <w:rPr>
+                <w:rFonts w:ascii="Times New Roman" w:hAnsi="Times New Roman" w:cs="Times New Roman"/>
+                <w:sz w:val="24"/>
+                <w:szCs w:val="24"/>
+              </w:rPr>
+              <w:t xml:space="preserve"> и их параметров </w:t>
             </w:r>
           </w:p>
           <w:p>
@@ -30051,7 +31157,25 @@
                 <w:sz w:val="24"/>
                 <w:szCs w:val="24"/>
               </w:rPr>
-              <w:t>Данные геозон: тип, объекты описания (точки)</w:t>
+              <w:t xml:space="preserve">Данные </w:t>
+            </w:r>
+            <w:proofErr w:type="spellStart"/>
+            <w:r>
+              <w:rPr>
+                <w:rFonts w:ascii="Times New Roman" w:hAnsi="Times New Roman" w:cs="Times New Roman"/>
+                <w:sz w:val="24"/>
+                <w:szCs w:val="24"/>
+              </w:rPr>
+              <w:t>геозон</w:t>
+            </w:r>
+            <w:proofErr w:type="spellEnd"/>
+            <w:r>
+              <w:rPr>
+                <w:rFonts w:ascii="Times New Roman" w:hAnsi="Times New Roman" w:cs="Times New Roman"/>
+                <w:sz w:val="24"/>
+                <w:szCs w:val="24"/>
+              </w:rPr>
+              <w:t>: тип, объекты описания (точки)</w:t>
             </w:r>
           </w:p>
           <w:p>
@@ -30068,8 +31192,18 @@
                 <w:sz w:val="24"/>
                 <w:szCs w:val="24"/>
               </w:rPr>
-              <w:t>Сохранение записи о входе/выходе из геозоны</w:t>
-            </w:r>
+              <w:t xml:space="preserve">Сохранение записи о входе/выходе из </w:t>
+            </w:r>
+            <w:proofErr w:type="spellStart"/>
+            <w:r>
+              <w:rPr>
+                <w:rFonts w:ascii="Times New Roman" w:hAnsi="Times New Roman" w:cs="Times New Roman"/>
+                <w:sz w:val="24"/>
+                <w:szCs w:val="24"/>
+              </w:rPr>
+              <w:t>геозоны</w:t>
+            </w:r>
+            <w:proofErr w:type="spellEnd"/>
           </w:p>
         </w:tc>
       </w:tr>
@@ -30094,6 +31228,7 @@
                 <w:szCs w:val="24"/>
               </w:rPr>
             </w:pPr>
+            <w:proofErr w:type="spellStart"/>
             <w:r>
               <w:rPr>
                 <w:rFonts w:ascii="Times New Roman" w:hAnsi="Times New Roman" w:cs="Times New Roman"/>
@@ -30102,6 +31237,7 @@
               </w:rPr>
               <w:t>Redis</w:t>
             </w:r>
+            <w:proofErr w:type="spellEnd"/>
           </w:p>
         </w:tc>
         <w:tc>
@@ -30721,6 +31857,7 @@
                 <w:szCs w:val="24"/>
               </w:rPr>
             </w:pPr>
+            <w:proofErr w:type="spellStart"/>
             <w:r>
               <w:rPr>
                 <w:rFonts w:ascii="Times New Roman" w:hAnsi="Times New Roman" w:cs="Times New Roman"/>
@@ -30729,6 +31866,7 @@
               </w:rPr>
               <w:t>PostgreSQL</w:t>
             </w:r>
+            <w:proofErr w:type="spellEnd"/>
           </w:p>
         </w:tc>
         <w:tc>
@@ -31338,8 +32476,13 @@
         </w:r>
       </w:del>
       <w:r>
-        <w:t>. Redis</w:t>
-      </w:r>
+        <w:t xml:space="preserve">. </w:t>
+      </w:r>
+      <w:proofErr w:type="spellStart"/>
+      <w:r>
+        <w:t>Redis</w:t>
+      </w:r>
+      <w:proofErr w:type="spellEnd"/>
     </w:p>
     <w:p>
       <w:pPr>
@@ -31422,15 +32565,28 @@
         </w:r>
       </w:del>
       <w:r>
-        <w:t>. PostgreSQL</w:t>
-      </w:r>
+        <w:t xml:space="preserve">. </w:t>
+      </w:r>
+      <w:proofErr w:type="spellStart"/>
+      <w:r>
+        <w:t>PostgreSQL</w:t>
+      </w:r>
+      <w:proofErr w:type="spellEnd"/>
     </w:p>
     <w:p>
       <w:pPr>
         <w:pStyle w:val="default1"/>
       </w:pPr>
       <w:r>
-        <w:t xml:space="preserve">Основное реляционное хранилище для долговременного хранения нормализованных телеметрических данных, конфигураций геозон, </w:t>
+        <w:t xml:space="preserve">Основное реляционное хранилище для долговременного хранения нормализованных телеметрических данных, конфигураций </w:t>
+      </w:r>
+      <w:proofErr w:type="spellStart"/>
+      <w:r>
+        <w:t>геозон</w:t>
+      </w:r>
+      <w:proofErr w:type="spellEnd"/>
+      <w:r>
+        <w:t xml:space="preserve">, </w:t>
       </w:r>
       <w:del w:id="1416" w:author="Maxim Bystrov" w:date="2026-05-07T23:29:00Z">
         <w:r>
@@ -31524,8 +32680,13 @@
       <w:r>
         <w:t xml:space="preserve">Встроенные возможности горизонтального масштабирования </w:t>
       </w:r>
-      <w:r>
-        <w:t xml:space="preserve">PostgreSQL </w:t>
+      <w:proofErr w:type="spellStart"/>
+      <w:r>
+        <w:t>PostgreSQL</w:t>
+      </w:r>
+      <w:proofErr w:type="spellEnd"/>
+      <w:r>
+        <w:t xml:space="preserve"> </w:t>
       </w:r>
       <w:r>
         <w:t xml:space="preserve">ограничены, применяются </w:t>
@@ -31534,7 +32695,15 @@
         <w:t>дополнительные</w:t>
       </w:r>
       <w:r>
-        <w:t xml:space="preserve"> решения для шардирования баз данных. </w:t>
+        <w:t xml:space="preserve"> решения для </w:t>
+      </w:r>
+      <w:proofErr w:type="spellStart"/>
+      <w:r>
+        <w:t>шардирования</w:t>
+      </w:r>
+      <w:proofErr w:type="spellEnd"/>
+      <w:r>
+        <w:t xml:space="preserve"> баз данных. </w:t>
       </w:r>
     </w:p>
     <w:p>
@@ -31795,6 +32964,7 @@
         <w:r>
           <w:t xml:space="preserve">3 представлена физическая модель базы данных с указанием конкретных имен колонок и типов данных для СУБД </w:t>
         </w:r>
+        <w:proofErr w:type="spellStart"/>
         <w:r>
           <w:rPr>
             <w:lang w:val="en-US"/>
@@ -31802,6 +32972,7 @@
           <w:t>PostgreSql</w:t>
         </w:r>
       </w:ins>
+      <w:proofErr w:type="spellEnd"/>
       <w:ins w:id="1439" w:author="Maxim Bystrov" w:date="2026-05-06T23:32:00Z">
         <w:r>
           <w:rPr>
@@ -32112,9 +33283,11 @@
       <w:r>
         <w:t>Справочник транспортных средств (</w:t>
       </w:r>
+      <w:proofErr w:type="spellStart"/>
       <w:r>
         <w:t>vehicles</w:t>
       </w:r>
+      <w:proofErr w:type="spellEnd"/>
       <w:r>
         <w:t>)</w:t>
       </w:r>
@@ -32291,6 +33464,7 @@
                 <w:szCs w:val="24"/>
               </w:rPr>
             </w:pPr>
+            <w:proofErr w:type="spellStart"/>
             <w:r>
               <w:rPr>
                 <w:rFonts w:ascii="Times New Roman" w:hAnsi="Times New Roman" w:cs="Times New Roman"/>
@@ -32299,6 +33473,7 @@
               </w:rPr>
               <w:t>id</w:t>
             </w:r>
+            <w:proofErr w:type="spellEnd"/>
           </w:p>
         </w:tc>
         <w:tc>
@@ -32322,6 +33497,7 @@
                 <w:szCs w:val="24"/>
               </w:rPr>
             </w:pPr>
+            <w:proofErr w:type="spellStart"/>
             <w:r>
               <w:rPr>
                 <w:rFonts w:ascii="Times New Roman" w:hAnsi="Times New Roman" w:cs="Times New Roman"/>
@@ -32330,6 +33506,7 @@
               </w:rPr>
               <w:t>bigint</w:t>
             </w:r>
+            <w:proofErr w:type="spellEnd"/>
           </w:p>
         </w:tc>
         <w:tc>
@@ -32359,7 +33536,25 @@
                 <w:sz w:val="24"/>
                 <w:szCs w:val="24"/>
               </w:rPr>
-              <w:t>Первичный ключ, значение автоинкрементируется, начиная с 1</w:t>
+              <w:t xml:space="preserve">Первичный ключ, значение </w:t>
+            </w:r>
+            <w:proofErr w:type="spellStart"/>
+            <w:r>
+              <w:rPr>
+                <w:rFonts w:ascii="Times New Roman" w:hAnsi="Times New Roman" w:cs="Times New Roman"/>
+                <w:sz w:val="24"/>
+                <w:szCs w:val="24"/>
+              </w:rPr>
+              <w:t>автоинкрементируется</w:t>
+            </w:r>
+            <w:proofErr w:type="spellEnd"/>
+            <w:r>
+              <w:rPr>
+                <w:rFonts w:ascii="Times New Roman" w:hAnsi="Times New Roman" w:cs="Times New Roman"/>
+                <w:sz w:val="24"/>
+                <w:szCs w:val="24"/>
+              </w:rPr>
+              <w:t>, начиная с 1</w:t>
             </w:r>
           </w:p>
         </w:tc>
@@ -32386,6 +33581,7 @@
                 <w:szCs w:val="24"/>
               </w:rPr>
             </w:pPr>
+            <w:proofErr w:type="spellStart"/>
             <w:r>
               <w:rPr>
                 <w:rFonts w:ascii="Times New Roman" w:hAnsi="Times New Roman" w:cs="Times New Roman"/>
@@ -32395,6 +33591,7 @@
               <w:lastRenderedPageBreak/>
               <w:t>name</w:t>
             </w:r>
+            <w:proofErr w:type="spellEnd"/>
           </w:p>
         </w:tc>
         <w:tc>
@@ -32418,13 +33615,33 @@
                 <w:szCs w:val="24"/>
               </w:rPr>
             </w:pPr>
-            <w:r>
-              <w:rPr>
-                <w:rFonts w:ascii="Times New Roman" w:hAnsi="Times New Roman" w:cs="Times New Roman"/>
-                <w:sz w:val="24"/>
-                <w:szCs w:val="24"/>
-              </w:rPr>
-              <w:t>varchar(100)</w:t>
+            <w:proofErr w:type="spellStart"/>
+            <w:proofErr w:type="gramStart"/>
+            <w:r>
+              <w:rPr>
+                <w:rFonts w:ascii="Times New Roman" w:hAnsi="Times New Roman" w:cs="Times New Roman"/>
+                <w:sz w:val="24"/>
+                <w:szCs w:val="24"/>
+              </w:rPr>
+              <w:t>varchar</w:t>
+            </w:r>
+            <w:proofErr w:type="spellEnd"/>
+            <w:r>
+              <w:rPr>
+                <w:rFonts w:ascii="Times New Roman" w:hAnsi="Times New Roman" w:cs="Times New Roman"/>
+                <w:sz w:val="24"/>
+                <w:szCs w:val="24"/>
+              </w:rPr>
+              <w:t>(</w:t>
+            </w:r>
+            <w:proofErr w:type="gramEnd"/>
+            <w:r>
+              <w:rPr>
+                <w:rFonts w:ascii="Times New Roman" w:hAnsi="Times New Roman" w:cs="Times New Roman"/>
+                <w:sz w:val="24"/>
+                <w:szCs w:val="24"/>
+              </w:rPr>
+              <w:t>100)</w:t>
             </w:r>
           </w:p>
         </w:tc>
@@ -32482,6 +33699,7 @@
                 <w:szCs w:val="24"/>
               </w:rPr>
             </w:pPr>
+            <w:proofErr w:type="spellStart"/>
             <w:r>
               <w:rPr>
                 <w:rFonts w:ascii="Times New Roman" w:hAnsi="Times New Roman" w:cs="Times New Roman"/>
@@ -32490,6 +33708,7 @@
               </w:rPr>
               <w:t>registration_number</w:t>
             </w:r>
+            <w:proofErr w:type="spellEnd"/>
           </w:p>
         </w:tc>
         <w:tc>
@@ -32513,13 +33732,33 @@
                 <w:szCs w:val="24"/>
               </w:rPr>
             </w:pPr>
-            <w:r>
-              <w:rPr>
-                <w:rFonts w:ascii="Times New Roman" w:hAnsi="Times New Roman" w:cs="Times New Roman"/>
-                <w:sz w:val="24"/>
-                <w:szCs w:val="24"/>
-              </w:rPr>
-              <w:t>varchar(20)</w:t>
+            <w:proofErr w:type="spellStart"/>
+            <w:proofErr w:type="gramStart"/>
+            <w:r>
+              <w:rPr>
+                <w:rFonts w:ascii="Times New Roman" w:hAnsi="Times New Roman" w:cs="Times New Roman"/>
+                <w:sz w:val="24"/>
+                <w:szCs w:val="24"/>
+              </w:rPr>
+              <w:t>varchar</w:t>
+            </w:r>
+            <w:proofErr w:type="spellEnd"/>
+            <w:r>
+              <w:rPr>
+                <w:rFonts w:ascii="Times New Roman" w:hAnsi="Times New Roman" w:cs="Times New Roman"/>
+                <w:sz w:val="24"/>
+                <w:szCs w:val="24"/>
+              </w:rPr>
+              <w:t>(</w:t>
+            </w:r>
+            <w:proofErr w:type="gramEnd"/>
+            <w:r>
+              <w:rPr>
+                <w:rFonts w:ascii="Times New Roman" w:hAnsi="Times New Roman" w:cs="Times New Roman"/>
+                <w:sz w:val="24"/>
+                <w:szCs w:val="24"/>
+              </w:rPr>
+              <w:t>20)</w:t>
             </w:r>
           </w:p>
         </w:tc>
@@ -32577,6 +33816,7 @@
                 <w:szCs w:val="24"/>
               </w:rPr>
             </w:pPr>
+            <w:proofErr w:type="spellStart"/>
             <w:r>
               <w:rPr>
                 <w:rFonts w:ascii="Times New Roman" w:hAnsi="Times New Roman" w:cs="Times New Roman"/>
@@ -32585,6 +33825,7 @@
               </w:rPr>
               <w:t>device_id</w:t>
             </w:r>
+            <w:proofErr w:type="spellEnd"/>
           </w:p>
         </w:tc>
         <w:tc>
@@ -32608,13 +33849,33 @@
                 <w:szCs w:val="24"/>
               </w:rPr>
             </w:pPr>
-            <w:r>
-              <w:rPr>
-                <w:rFonts w:ascii="Times New Roman" w:hAnsi="Times New Roman" w:cs="Times New Roman"/>
-                <w:sz w:val="24"/>
-                <w:szCs w:val="24"/>
-              </w:rPr>
-              <w:t>varchar(50) UNIQUE</w:t>
+            <w:proofErr w:type="spellStart"/>
+            <w:proofErr w:type="gramStart"/>
+            <w:r>
+              <w:rPr>
+                <w:rFonts w:ascii="Times New Roman" w:hAnsi="Times New Roman" w:cs="Times New Roman"/>
+                <w:sz w:val="24"/>
+                <w:szCs w:val="24"/>
+              </w:rPr>
+              <w:t>varchar</w:t>
+            </w:r>
+            <w:proofErr w:type="spellEnd"/>
+            <w:r>
+              <w:rPr>
+                <w:rFonts w:ascii="Times New Roman" w:hAnsi="Times New Roman" w:cs="Times New Roman"/>
+                <w:sz w:val="24"/>
+                <w:szCs w:val="24"/>
+              </w:rPr>
+              <w:t>(</w:t>
+            </w:r>
+            <w:proofErr w:type="gramEnd"/>
+            <w:r>
+              <w:rPr>
+                <w:rFonts w:ascii="Times New Roman" w:hAnsi="Times New Roman" w:cs="Times New Roman"/>
+                <w:sz w:val="24"/>
+                <w:szCs w:val="24"/>
+              </w:rPr>
+              <w:t>50) UNIQUE</w:t>
             </w:r>
           </w:p>
         </w:tc>
@@ -32672,6 +33933,7 @@
                 <w:szCs w:val="24"/>
               </w:rPr>
             </w:pPr>
+            <w:proofErr w:type="spellStart"/>
             <w:r>
               <w:rPr>
                 <w:rFonts w:ascii="Times New Roman" w:hAnsi="Times New Roman" w:cs="Times New Roman"/>
@@ -32680,6 +33942,7 @@
               </w:rPr>
               <w:t>type_id</w:t>
             </w:r>
+            <w:proofErr w:type="spellEnd"/>
           </w:p>
         </w:tc>
         <w:tc>
@@ -32703,6 +33966,7 @@
                 <w:szCs w:val="24"/>
               </w:rPr>
             </w:pPr>
+            <w:proofErr w:type="spellStart"/>
             <w:r>
               <w:rPr>
                 <w:rFonts w:ascii="Times New Roman" w:hAnsi="Times New Roman" w:cs="Times New Roman"/>
@@ -32711,6 +33975,7 @@
               </w:rPr>
               <w:t>int</w:t>
             </w:r>
+            <w:proofErr w:type="spellEnd"/>
           </w:p>
         </w:tc>
         <w:tc>
@@ -32767,6 +34032,7 @@
                 <w:szCs w:val="24"/>
               </w:rPr>
             </w:pPr>
+            <w:proofErr w:type="spellStart"/>
             <w:r>
               <w:rPr>
                 <w:rFonts w:ascii="Times New Roman" w:hAnsi="Times New Roman" w:cs="Times New Roman"/>
@@ -32775,6 +34041,7 @@
               </w:rPr>
               <w:t>department_id</w:t>
             </w:r>
+            <w:proofErr w:type="spellEnd"/>
           </w:p>
         </w:tc>
         <w:tc>
@@ -32798,13 +34065,23 @@
                 <w:szCs w:val="24"/>
               </w:rPr>
             </w:pPr>
-            <w:r>
-              <w:rPr>
-                <w:rFonts w:ascii="Times New Roman" w:hAnsi="Times New Roman" w:cs="Times New Roman"/>
-                <w:sz w:val="24"/>
-                <w:szCs w:val="24"/>
-              </w:rPr>
-              <w:t>int (FK)</w:t>
+            <w:proofErr w:type="spellStart"/>
+            <w:r>
+              <w:rPr>
+                <w:rFonts w:ascii="Times New Roman" w:hAnsi="Times New Roman" w:cs="Times New Roman"/>
+                <w:sz w:val="24"/>
+                <w:szCs w:val="24"/>
+              </w:rPr>
+              <w:t>int</w:t>
+            </w:r>
+            <w:proofErr w:type="spellEnd"/>
+            <w:r>
+              <w:rPr>
+                <w:rFonts w:ascii="Times New Roman" w:hAnsi="Times New Roman" w:cs="Times New Roman"/>
+                <w:sz w:val="24"/>
+                <w:szCs w:val="24"/>
+              </w:rPr>
+              <w:t xml:space="preserve"> (FK)</w:t>
             </w:r>
           </w:p>
         </w:tc>
@@ -32835,7 +34112,25 @@
                 <w:sz w:val="24"/>
                 <w:szCs w:val="24"/>
               </w:rPr>
-              <w:t>Внешний ключ к таблице подразделений (departments)</w:t>
+              <w:t>Внешний ключ к таблице подразделений (</w:t>
+            </w:r>
+            <w:proofErr w:type="spellStart"/>
+            <w:r>
+              <w:rPr>
+                <w:rFonts w:ascii="Times New Roman" w:hAnsi="Times New Roman" w:cs="Times New Roman"/>
+                <w:sz w:val="24"/>
+                <w:szCs w:val="24"/>
+              </w:rPr>
+              <w:t>departments</w:t>
+            </w:r>
+            <w:proofErr w:type="spellEnd"/>
+            <w:r>
+              <w:rPr>
+                <w:rFonts w:ascii="Times New Roman" w:hAnsi="Times New Roman" w:cs="Times New Roman"/>
+                <w:sz w:val="24"/>
+                <w:szCs w:val="24"/>
+              </w:rPr>
+              <w:t>)</w:t>
             </w:r>
           </w:p>
         </w:tc>
@@ -32862,6 +34157,7 @@
                 <w:szCs w:val="24"/>
               </w:rPr>
             </w:pPr>
+            <w:proofErr w:type="spellStart"/>
             <w:r>
               <w:rPr>
                 <w:rFonts w:ascii="Times New Roman" w:hAnsi="Times New Roman" w:cs="Times New Roman"/>
@@ -32870,6 +34166,7 @@
               </w:rPr>
               <w:t>created_at</w:t>
             </w:r>
+            <w:proofErr w:type="spellEnd"/>
           </w:p>
         </w:tc>
         <w:tc>
@@ -32893,6 +34190,7 @@
                 <w:szCs w:val="24"/>
               </w:rPr>
             </w:pPr>
+            <w:proofErr w:type="spellStart"/>
             <w:r>
               <w:rPr>
                 <w:rFonts w:ascii="Times New Roman" w:hAnsi="Times New Roman" w:cs="Times New Roman"/>
@@ -32901,6 +34199,7 @@
               </w:rPr>
               <w:t>timestamp</w:t>
             </w:r>
+            <w:proofErr w:type="spellEnd"/>
           </w:p>
         </w:tc>
         <w:tc>
@@ -33081,11 +34380,21 @@
         </w:numPr>
       </w:pPr>
       <w:r>
-        <w:t>Справочник геозон (</w:t>
-      </w:r>
+        <w:t xml:space="preserve">Справочник </w:t>
+      </w:r>
+      <w:proofErr w:type="spellStart"/>
+      <w:r>
+        <w:t>геозон</w:t>
+      </w:r>
+      <w:proofErr w:type="spellEnd"/>
+      <w:r>
+        <w:t xml:space="preserve"> (</w:t>
+      </w:r>
+      <w:proofErr w:type="spellStart"/>
       <w:r>
         <w:t>geozones</w:t>
       </w:r>
+      <w:proofErr w:type="spellEnd"/>
       <w:r>
         <w:t>)</w:t>
       </w:r>
@@ -33125,8 +34434,13 @@
         </w:r>
       </w:ins>
       <w:r>
-        <w:t xml:space="preserve"> Справочник геозон</w:t>
-      </w:r>
+        <w:t xml:space="preserve"> Справочник </w:t>
+      </w:r>
+      <w:proofErr w:type="spellStart"/>
+      <w:r>
+        <w:t>геозон</w:t>
+      </w:r>
+      <w:proofErr w:type="spellEnd"/>
     </w:p>
     <w:tbl>
       <w:tblPr>
@@ -33272,6 +34586,7 @@
                 <w:szCs w:val="24"/>
               </w:rPr>
             </w:pPr>
+            <w:proofErr w:type="spellStart"/>
             <w:r>
               <w:rPr>
                 <w:rFonts w:ascii="Times New Roman" w:hAnsi="Times New Roman" w:cs="Times New Roman"/>
@@ -33280,6 +34595,7 @@
               </w:rPr>
               <w:t>id</w:t>
             </w:r>
+            <w:proofErr w:type="spellEnd"/>
           </w:p>
         </w:tc>
         <w:tc>
@@ -33303,6 +34619,7 @@
                 <w:szCs w:val="24"/>
               </w:rPr>
             </w:pPr>
+            <w:proofErr w:type="spellStart"/>
             <w:r>
               <w:rPr>
                 <w:rFonts w:ascii="Times New Roman" w:hAnsi="Times New Roman" w:cs="Times New Roman"/>
@@ -33311,6 +34628,7 @@
               </w:rPr>
               <w:t>bigint</w:t>
             </w:r>
+            <w:proofErr w:type="spellEnd"/>
           </w:p>
         </w:tc>
         <w:tc>
@@ -33340,8 +34658,18 @@
                 <w:sz w:val="24"/>
                 <w:szCs w:val="24"/>
               </w:rPr>
-              <w:t>Первичный ключ, автоинкремент</w:t>
-            </w:r>
+              <w:t xml:space="preserve">Первичный ключ, </w:t>
+            </w:r>
+            <w:proofErr w:type="spellStart"/>
+            <w:r>
+              <w:rPr>
+                <w:rFonts w:ascii="Times New Roman" w:hAnsi="Times New Roman" w:cs="Times New Roman"/>
+                <w:sz w:val="24"/>
+                <w:szCs w:val="24"/>
+              </w:rPr>
+              <w:t>автоинкремент</w:t>
+            </w:r>
+            <w:proofErr w:type="spellEnd"/>
           </w:p>
         </w:tc>
       </w:tr>
@@ -33367,6 +34695,7 @@
                 <w:szCs w:val="24"/>
               </w:rPr>
             </w:pPr>
+            <w:proofErr w:type="spellStart"/>
             <w:r>
               <w:rPr>
                 <w:rFonts w:ascii="Times New Roman" w:hAnsi="Times New Roman" w:cs="Times New Roman"/>
@@ -33375,6 +34704,7 @@
               </w:rPr>
               <w:t>name</w:t>
             </w:r>
+            <w:proofErr w:type="spellEnd"/>
           </w:p>
         </w:tc>
         <w:tc>
@@ -33398,13 +34728,33 @@
                 <w:szCs w:val="24"/>
               </w:rPr>
             </w:pPr>
-            <w:r>
-              <w:rPr>
-                <w:rFonts w:ascii="Times New Roman" w:hAnsi="Times New Roman" w:cs="Times New Roman"/>
-                <w:sz w:val="24"/>
-                <w:szCs w:val="24"/>
-              </w:rPr>
-              <w:t>varchar(100)</w:t>
+            <w:proofErr w:type="spellStart"/>
+            <w:proofErr w:type="gramStart"/>
+            <w:r>
+              <w:rPr>
+                <w:rFonts w:ascii="Times New Roman" w:hAnsi="Times New Roman" w:cs="Times New Roman"/>
+                <w:sz w:val="24"/>
+                <w:szCs w:val="24"/>
+              </w:rPr>
+              <w:t>varchar</w:t>
+            </w:r>
+            <w:proofErr w:type="spellEnd"/>
+            <w:r>
+              <w:rPr>
+                <w:rFonts w:ascii="Times New Roman" w:hAnsi="Times New Roman" w:cs="Times New Roman"/>
+                <w:sz w:val="24"/>
+                <w:szCs w:val="24"/>
+              </w:rPr>
+              <w:t>(</w:t>
+            </w:r>
+            <w:proofErr w:type="gramEnd"/>
+            <w:r>
+              <w:rPr>
+                <w:rFonts w:ascii="Times New Roman" w:hAnsi="Times New Roman" w:cs="Times New Roman"/>
+                <w:sz w:val="24"/>
+                <w:szCs w:val="24"/>
+              </w:rPr>
+              <w:t>100)</w:t>
             </w:r>
           </w:p>
         </w:tc>
@@ -33435,8 +34785,18 @@
                 <w:sz w:val="24"/>
                 <w:szCs w:val="24"/>
               </w:rPr>
-              <w:t>Название геозоны</w:t>
-            </w:r>
+              <w:t xml:space="preserve">Название </w:t>
+            </w:r>
+            <w:proofErr w:type="spellStart"/>
+            <w:r>
+              <w:rPr>
+                <w:rFonts w:ascii="Times New Roman" w:hAnsi="Times New Roman" w:cs="Times New Roman"/>
+                <w:sz w:val="24"/>
+                <w:szCs w:val="24"/>
+              </w:rPr>
+              <w:t>геозоны</w:t>
+            </w:r>
+            <w:proofErr w:type="spellEnd"/>
           </w:p>
         </w:tc>
       </w:tr>
@@ -33462,6 +34822,7 @@
                 <w:szCs w:val="24"/>
               </w:rPr>
             </w:pPr>
+            <w:proofErr w:type="spellStart"/>
             <w:r>
               <w:rPr>
                 <w:rFonts w:ascii="Times New Roman" w:hAnsi="Times New Roman" w:cs="Times New Roman"/>
@@ -33470,6 +34831,7 @@
               </w:rPr>
               <w:t>type</w:t>
             </w:r>
+            <w:proofErr w:type="spellEnd"/>
           </w:p>
         </w:tc>
         <w:tc>
@@ -33493,13 +34855,33 @@
                 <w:szCs w:val="24"/>
               </w:rPr>
             </w:pPr>
-            <w:r>
-              <w:rPr>
-                <w:rFonts w:ascii="Times New Roman" w:hAnsi="Times New Roman" w:cs="Times New Roman"/>
-                <w:sz w:val="24"/>
-                <w:szCs w:val="24"/>
-              </w:rPr>
-              <w:t>varchar(10)</w:t>
+            <w:proofErr w:type="spellStart"/>
+            <w:proofErr w:type="gramStart"/>
+            <w:r>
+              <w:rPr>
+                <w:rFonts w:ascii="Times New Roman" w:hAnsi="Times New Roman" w:cs="Times New Roman"/>
+                <w:sz w:val="24"/>
+                <w:szCs w:val="24"/>
+              </w:rPr>
+              <w:t>varchar</w:t>
+            </w:r>
+            <w:proofErr w:type="spellEnd"/>
+            <w:r>
+              <w:rPr>
+                <w:rFonts w:ascii="Times New Roman" w:hAnsi="Times New Roman" w:cs="Times New Roman"/>
+                <w:sz w:val="24"/>
+                <w:szCs w:val="24"/>
+              </w:rPr>
+              <w:t>(</w:t>
+            </w:r>
+            <w:proofErr w:type="gramEnd"/>
+            <w:r>
+              <w:rPr>
+                <w:rFonts w:ascii="Times New Roman" w:hAnsi="Times New Roman" w:cs="Times New Roman"/>
+                <w:sz w:val="24"/>
+                <w:szCs w:val="24"/>
+              </w:rPr>
+              <w:t>10)</w:t>
             </w:r>
           </w:p>
         </w:tc>
@@ -33530,7 +34912,61 @@
                 <w:sz w:val="24"/>
                 <w:szCs w:val="24"/>
               </w:rPr>
-              <w:t>Тип геозоны: 'polygon' — многоугольник, 'circle' — окружность</w:t>
+              <w:t xml:space="preserve">Тип </w:t>
+            </w:r>
+            <w:proofErr w:type="spellStart"/>
+            <w:r>
+              <w:rPr>
+                <w:rFonts w:ascii="Times New Roman" w:hAnsi="Times New Roman" w:cs="Times New Roman"/>
+                <w:sz w:val="24"/>
+                <w:szCs w:val="24"/>
+              </w:rPr>
+              <w:t>геозоны</w:t>
+            </w:r>
+            <w:proofErr w:type="spellEnd"/>
+            <w:r>
+              <w:rPr>
+                <w:rFonts w:ascii="Times New Roman" w:hAnsi="Times New Roman" w:cs="Times New Roman"/>
+                <w:sz w:val="24"/>
+                <w:szCs w:val="24"/>
+              </w:rPr>
+              <w:t>: '</w:t>
+            </w:r>
+            <w:proofErr w:type="spellStart"/>
+            <w:r>
+              <w:rPr>
+                <w:rFonts w:ascii="Times New Roman" w:hAnsi="Times New Roman" w:cs="Times New Roman"/>
+                <w:sz w:val="24"/>
+                <w:szCs w:val="24"/>
+              </w:rPr>
+              <w:t>polygon</w:t>
+            </w:r>
+            <w:proofErr w:type="spellEnd"/>
+            <w:r>
+              <w:rPr>
+                <w:rFonts w:ascii="Times New Roman" w:hAnsi="Times New Roman" w:cs="Times New Roman"/>
+                <w:sz w:val="24"/>
+                <w:szCs w:val="24"/>
+              </w:rPr>
+              <w:t>' — многоугольник, '</w:t>
+            </w:r>
+            <w:proofErr w:type="spellStart"/>
+            <w:r>
+              <w:rPr>
+                <w:rFonts w:ascii="Times New Roman" w:hAnsi="Times New Roman" w:cs="Times New Roman"/>
+                <w:sz w:val="24"/>
+                <w:szCs w:val="24"/>
+              </w:rPr>
+              <w:t>circle</w:t>
+            </w:r>
+            <w:proofErr w:type="spellEnd"/>
+            <w:r>
+              <w:rPr>
+                <w:rFonts w:ascii="Times New Roman" w:hAnsi="Times New Roman" w:cs="Times New Roman"/>
+                <w:sz w:val="24"/>
+                <w:szCs w:val="24"/>
+              </w:rPr>
+              <w:t>' — окружность</w:t>
             </w:r>
           </w:p>
         </w:tc>
@@ -33557,6 +34993,7 @@
                 <w:szCs w:val="24"/>
               </w:rPr>
             </w:pPr>
+            <w:proofErr w:type="spellStart"/>
             <w:r>
               <w:rPr>
                 <w:rFonts w:ascii="Times New Roman" w:hAnsi="Times New Roman" w:cs="Times New Roman"/>
@@ -33565,6 +35002,7 @@
               </w:rPr>
               <w:t>coordinates</w:t>
             </w:r>
+            <w:proofErr w:type="spellEnd"/>
           </w:p>
         </w:tc>
         <w:tc>
@@ -33617,6 +35055,7 @@
                 <w:commentReference w:id="1475"/>
               </w:r>
             </w:del>
+            <w:proofErr w:type="spellStart"/>
             <w:ins w:id="1477" w:author="Maxim Bystrov" w:date="2026-05-06T23:22:00Z">
               <w:r>
                 <w:rPr>
@@ -33626,6 +35065,7 @@
                 </w:rPr>
                 <w:t>geome</w:t>
               </w:r>
+              <w:proofErr w:type="spellEnd"/>
               <w:r>
                 <w:rPr>
                   <w:rFonts w:ascii="Times New Roman" w:hAnsi="Times New Roman" w:cs="Times New Roman"/>
@@ -33665,7 +35105,43 @@
                 <w:sz w:val="24"/>
                 <w:szCs w:val="24"/>
               </w:rPr>
-              <w:t>Координаты: для polygon — массив вершин, для circle — центр и радиус</w:t>
+              <w:t xml:space="preserve">Координаты: для </w:t>
+            </w:r>
+            <w:proofErr w:type="spellStart"/>
+            <w:r>
+              <w:rPr>
+                <w:rFonts w:ascii="Times New Roman" w:hAnsi="Times New Roman" w:cs="Times New Roman"/>
+                <w:sz w:val="24"/>
+                <w:szCs w:val="24"/>
+              </w:rPr>
+              <w:t>polygon</w:t>
+            </w:r>
+            <w:proofErr w:type="spellEnd"/>
+            <w:r>
+              <w:rPr>
+                <w:rFonts w:ascii="Times New Roman" w:hAnsi="Times New Roman" w:cs="Times New Roman"/>
+                <w:sz w:val="24"/>
+                <w:szCs w:val="24"/>
+              </w:rPr>
+              <w:t xml:space="preserve"> — массив вершин, для </w:t>
+            </w:r>
+            <w:proofErr w:type="spellStart"/>
+            <w:r>
+              <w:rPr>
+                <w:rFonts w:ascii="Times New Roman" w:hAnsi="Times New Roman" w:cs="Times New Roman"/>
+                <w:sz w:val="24"/>
+                <w:szCs w:val="24"/>
+              </w:rPr>
+              <w:t>circle</w:t>
+            </w:r>
+            <w:proofErr w:type="spellEnd"/>
+            <w:r>
+              <w:rPr>
+                <w:rFonts w:ascii="Times New Roman" w:hAnsi="Times New Roman" w:cs="Times New Roman"/>
+                <w:sz w:val="24"/>
+                <w:szCs w:val="24"/>
+              </w:rPr>
+              <w:t xml:space="preserve"> — центр и радиус</w:t>
             </w:r>
           </w:p>
         </w:tc>
@@ -33692,6 +35168,7 @@
                 <w:szCs w:val="24"/>
               </w:rPr>
             </w:pPr>
+            <w:proofErr w:type="spellStart"/>
             <w:r>
               <w:rPr>
                 <w:rFonts w:ascii="Times New Roman" w:hAnsi="Times New Roman" w:cs="Times New Roman"/>
@@ -33701,6 +35178,7 @@
               <w:lastRenderedPageBreak/>
               <w:t>is_active</w:t>
             </w:r>
+            <w:proofErr w:type="spellEnd"/>
           </w:p>
         </w:tc>
         <w:tc>
@@ -33724,6 +35202,7 @@
                 <w:szCs w:val="24"/>
               </w:rPr>
             </w:pPr>
+            <w:proofErr w:type="spellStart"/>
             <w:r>
               <w:rPr>
                 <w:rFonts w:ascii="Times New Roman" w:hAnsi="Times New Roman" w:cs="Times New Roman"/>
@@ -33732,6 +35211,7 @@
               </w:rPr>
               <w:t>boolean</w:t>
             </w:r>
+            <w:proofErr w:type="spellEnd"/>
           </w:p>
         </w:tc>
         <w:tc>
@@ -33761,8 +35241,18 @@
                 <w:sz w:val="24"/>
                 <w:szCs w:val="24"/>
               </w:rPr>
-              <w:t>Признак активности геозоны</w:t>
-            </w:r>
+              <w:t xml:space="preserve">Признак активности </w:t>
+            </w:r>
+            <w:proofErr w:type="spellStart"/>
+            <w:r>
+              <w:rPr>
+                <w:rFonts w:ascii="Times New Roman" w:hAnsi="Times New Roman" w:cs="Times New Roman"/>
+                <w:sz w:val="24"/>
+                <w:szCs w:val="24"/>
+              </w:rPr>
+              <w:t>геозоны</w:t>
+            </w:r>
+            <w:proofErr w:type="spellEnd"/>
           </w:p>
         </w:tc>
       </w:tr>
@@ -33920,9 +35410,11 @@
       <w:r>
         <w:t>Данные телеметрии (</w:t>
       </w:r>
+      <w:proofErr w:type="spellStart"/>
       <w:r>
         <w:t>telemetry_packets</w:t>
       </w:r>
+      <w:proofErr w:type="spellEnd"/>
       <w:r>
         <w:t>)</w:t>
       </w:r>
@@ -34101,6 +35593,7 @@
                 <w:szCs w:val="24"/>
               </w:rPr>
             </w:pPr>
+            <w:proofErr w:type="spellStart"/>
             <w:r>
               <w:rPr>
                 <w:rFonts w:ascii="Times New Roman" w:hAnsi="Times New Roman" w:cs="Times New Roman"/>
@@ -34109,6 +35602,7 @@
               </w:rPr>
               <w:t>id</w:t>
             </w:r>
+            <w:proofErr w:type="spellEnd"/>
           </w:p>
         </w:tc>
         <w:tc>
@@ -34132,6 +35626,7 @@
                 <w:szCs w:val="24"/>
               </w:rPr>
             </w:pPr>
+            <w:proofErr w:type="spellStart"/>
             <w:r>
               <w:rPr>
                 <w:rFonts w:ascii="Times New Roman" w:hAnsi="Times New Roman" w:cs="Times New Roman"/>
@@ -34140,6 +35635,7 @@
               </w:rPr>
               <w:t>bigint</w:t>
             </w:r>
+            <w:proofErr w:type="spellEnd"/>
           </w:p>
         </w:tc>
         <w:tc>
@@ -34169,8 +35665,18 @@
                 <w:sz w:val="24"/>
                 <w:szCs w:val="24"/>
               </w:rPr>
-              <w:t>Первичный ключ, автоинкремент</w:t>
-            </w:r>
+              <w:t xml:space="preserve">Первичный ключ, </w:t>
+            </w:r>
+            <w:proofErr w:type="spellStart"/>
+            <w:r>
+              <w:rPr>
+                <w:rFonts w:ascii="Times New Roman" w:hAnsi="Times New Roman" w:cs="Times New Roman"/>
+                <w:sz w:val="24"/>
+                <w:szCs w:val="24"/>
+              </w:rPr>
+              <w:t>автоинкремент</w:t>
+            </w:r>
+            <w:proofErr w:type="spellEnd"/>
           </w:p>
         </w:tc>
       </w:tr>
@@ -34196,6 +35702,7 @@
                 <w:szCs w:val="24"/>
               </w:rPr>
             </w:pPr>
+            <w:proofErr w:type="spellStart"/>
             <w:r>
               <w:rPr>
                 <w:rFonts w:ascii="Times New Roman" w:hAnsi="Times New Roman" w:cs="Times New Roman"/>
@@ -34204,6 +35711,7 @@
               </w:rPr>
               <w:t>vehicle_id</w:t>
             </w:r>
+            <w:proofErr w:type="spellEnd"/>
           </w:p>
         </w:tc>
         <w:tc>
@@ -34227,13 +35735,23 @@
                 <w:szCs w:val="24"/>
               </w:rPr>
             </w:pPr>
-            <w:r>
-              <w:rPr>
-                <w:rFonts w:ascii="Times New Roman" w:hAnsi="Times New Roman" w:cs="Times New Roman"/>
-                <w:sz w:val="24"/>
-                <w:szCs w:val="24"/>
-              </w:rPr>
-              <w:t>bigint (FK)</w:t>
+            <w:proofErr w:type="spellStart"/>
+            <w:r>
+              <w:rPr>
+                <w:rFonts w:ascii="Times New Roman" w:hAnsi="Times New Roman" w:cs="Times New Roman"/>
+                <w:sz w:val="24"/>
+                <w:szCs w:val="24"/>
+              </w:rPr>
+              <w:t>bigint</w:t>
+            </w:r>
+            <w:proofErr w:type="spellEnd"/>
+            <w:r>
+              <w:rPr>
+                <w:rFonts w:ascii="Times New Roman" w:hAnsi="Times New Roman" w:cs="Times New Roman"/>
+                <w:sz w:val="24"/>
+                <w:szCs w:val="24"/>
+              </w:rPr>
+              <w:t xml:space="preserve"> (FK)</w:t>
             </w:r>
           </w:p>
         </w:tc>
@@ -34264,8 +35782,18 @@
                 <w:sz w:val="24"/>
                 <w:szCs w:val="24"/>
               </w:rPr>
-              <w:t>Внешний ключ к таблице vehicles</w:t>
-            </w:r>
+              <w:t xml:space="preserve">Внешний ключ к таблице </w:t>
+            </w:r>
+            <w:proofErr w:type="spellStart"/>
+            <w:r>
+              <w:rPr>
+                <w:rFonts w:ascii="Times New Roman" w:hAnsi="Times New Roman" w:cs="Times New Roman"/>
+                <w:sz w:val="24"/>
+                <w:szCs w:val="24"/>
+              </w:rPr>
+              <w:t>vehicles</w:t>
+            </w:r>
+            <w:proofErr w:type="spellEnd"/>
           </w:p>
         </w:tc>
       </w:tr>
@@ -34291,6 +35819,7 @@
                 <w:szCs w:val="24"/>
               </w:rPr>
             </w:pPr>
+            <w:proofErr w:type="spellStart"/>
             <w:r>
               <w:rPr>
                 <w:rFonts w:ascii="Times New Roman" w:hAnsi="Times New Roman" w:cs="Times New Roman"/>
@@ -34299,6 +35828,7 @@
               </w:rPr>
               <w:t>packet_time</w:t>
             </w:r>
+            <w:proofErr w:type="spellEnd"/>
           </w:p>
         </w:tc>
         <w:tc>
@@ -34322,6 +35852,7 @@
                 <w:szCs w:val="24"/>
               </w:rPr>
             </w:pPr>
+            <w:proofErr w:type="spellStart"/>
             <w:r>
               <w:rPr>
                 <w:rFonts w:ascii="Times New Roman" w:hAnsi="Times New Roman" w:cs="Times New Roman"/>
@@ -34330,6 +35861,7 @@
               </w:rPr>
               <w:t>timestamp</w:t>
             </w:r>
+            <w:proofErr w:type="spellEnd"/>
           </w:p>
         </w:tc>
         <w:tc>
@@ -34386,6 +35918,7 @@
                 <w:szCs w:val="24"/>
               </w:rPr>
             </w:pPr>
+            <w:proofErr w:type="spellStart"/>
             <w:r>
               <w:rPr>
                 <w:rFonts w:ascii="Times New Roman" w:hAnsi="Times New Roman" w:cs="Times New Roman"/>
@@ -34394,6 +35927,7 @@
               </w:rPr>
               <w:t>reception_time</w:t>
             </w:r>
+            <w:proofErr w:type="spellEnd"/>
           </w:p>
         </w:tc>
         <w:tc>
@@ -34417,6 +35951,7 @@
                 <w:szCs w:val="24"/>
               </w:rPr>
             </w:pPr>
+            <w:proofErr w:type="spellStart"/>
             <w:r>
               <w:rPr>
                 <w:rFonts w:ascii="Times New Roman" w:hAnsi="Times New Roman" w:cs="Times New Roman"/>
@@ -34425,6 +35960,7 @@
               </w:rPr>
               <w:t>timestamp</w:t>
             </w:r>
+            <w:proofErr w:type="spellEnd"/>
           </w:p>
         </w:tc>
         <w:tc>
@@ -34481,6 +36017,7 @@
                 <w:szCs w:val="24"/>
               </w:rPr>
             </w:pPr>
+            <w:proofErr w:type="spellStart"/>
             <w:r>
               <w:rPr>
                 <w:rFonts w:ascii="Times New Roman" w:hAnsi="Times New Roman" w:cs="Times New Roman"/>
@@ -34489,6 +36026,7 @@
               </w:rPr>
               <w:t>latitude</w:t>
             </w:r>
+            <w:proofErr w:type="spellEnd"/>
           </w:p>
         </w:tc>
         <w:tc>
@@ -34512,14 +36050,34 @@
                 <w:szCs w:val="24"/>
               </w:rPr>
             </w:pPr>
-            <w:r>
-              <w:rPr>
-                <w:rFonts w:ascii="Times New Roman" w:hAnsi="Times New Roman" w:cs="Times New Roman"/>
-                <w:sz w:val="24"/>
-                <w:szCs w:val="24"/>
-              </w:rPr>
-              <w:t>double precision</w:t>
-            </w:r>
+            <w:proofErr w:type="spellStart"/>
+            <w:r>
+              <w:rPr>
+                <w:rFonts w:ascii="Times New Roman" w:hAnsi="Times New Roman" w:cs="Times New Roman"/>
+                <w:sz w:val="24"/>
+                <w:szCs w:val="24"/>
+              </w:rPr>
+              <w:t>double</w:t>
+            </w:r>
+            <w:proofErr w:type="spellEnd"/>
+            <w:r>
+              <w:rPr>
+                <w:rFonts w:ascii="Times New Roman" w:hAnsi="Times New Roman" w:cs="Times New Roman"/>
+                <w:sz w:val="24"/>
+                <w:szCs w:val="24"/>
+              </w:rPr>
+              <w:t xml:space="preserve"> </w:t>
+            </w:r>
+            <w:proofErr w:type="spellStart"/>
+            <w:r>
+              <w:rPr>
+                <w:rFonts w:ascii="Times New Roman" w:hAnsi="Times New Roman" w:cs="Times New Roman"/>
+                <w:sz w:val="24"/>
+                <w:szCs w:val="24"/>
+              </w:rPr>
+              <w:t>precision</w:t>
+            </w:r>
+            <w:proofErr w:type="spellEnd"/>
           </w:p>
         </w:tc>
         <w:tc>
@@ -34576,6 +36134,7 @@
                 <w:szCs w:val="24"/>
               </w:rPr>
             </w:pPr>
+            <w:proofErr w:type="spellStart"/>
             <w:r>
               <w:rPr>
                 <w:rFonts w:ascii="Times New Roman" w:hAnsi="Times New Roman" w:cs="Times New Roman"/>
@@ -34584,6 +36143,7 @@
               </w:rPr>
               <w:t>longitude</w:t>
             </w:r>
+            <w:proofErr w:type="spellEnd"/>
           </w:p>
         </w:tc>
         <w:tc>
@@ -34607,14 +36167,34 @@
                 <w:szCs w:val="24"/>
               </w:rPr>
             </w:pPr>
-            <w:r>
-              <w:rPr>
-                <w:rFonts w:ascii="Times New Roman" w:hAnsi="Times New Roman" w:cs="Times New Roman"/>
-                <w:sz w:val="24"/>
-                <w:szCs w:val="24"/>
-              </w:rPr>
-              <w:t>double precision</w:t>
-            </w:r>
+            <w:proofErr w:type="spellStart"/>
+            <w:r>
+              <w:rPr>
+                <w:rFonts w:ascii="Times New Roman" w:hAnsi="Times New Roman" w:cs="Times New Roman"/>
+                <w:sz w:val="24"/>
+                <w:szCs w:val="24"/>
+              </w:rPr>
+              <w:t>double</w:t>
+            </w:r>
+            <w:proofErr w:type="spellEnd"/>
+            <w:r>
+              <w:rPr>
+                <w:rFonts w:ascii="Times New Roman" w:hAnsi="Times New Roman" w:cs="Times New Roman"/>
+                <w:sz w:val="24"/>
+                <w:szCs w:val="24"/>
+              </w:rPr>
+              <w:t xml:space="preserve"> </w:t>
+            </w:r>
+            <w:proofErr w:type="spellStart"/>
+            <w:r>
+              <w:rPr>
+                <w:rFonts w:ascii="Times New Roman" w:hAnsi="Times New Roman" w:cs="Times New Roman"/>
+                <w:sz w:val="24"/>
+                <w:szCs w:val="24"/>
+              </w:rPr>
+              <w:t>precision</w:t>
+            </w:r>
+            <w:proofErr w:type="spellEnd"/>
           </w:p>
         </w:tc>
         <w:tc>
@@ -34702,13 +36282,33 @@
                 <w:szCs w:val="24"/>
               </w:rPr>
             </w:pPr>
-            <w:r>
-              <w:rPr>
-                <w:rFonts w:ascii="Times New Roman" w:hAnsi="Times New Roman" w:cs="Times New Roman"/>
-                <w:sz w:val="24"/>
-                <w:szCs w:val="24"/>
-              </w:rPr>
-              <w:t>varchar(20)</w:t>
+            <w:proofErr w:type="spellStart"/>
+            <w:proofErr w:type="gramStart"/>
+            <w:r>
+              <w:rPr>
+                <w:rFonts w:ascii="Times New Roman" w:hAnsi="Times New Roman" w:cs="Times New Roman"/>
+                <w:sz w:val="24"/>
+                <w:szCs w:val="24"/>
+              </w:rPr>
+              <w:t>varchar</w:t>
+            </w:r>
+            <w:proofErr w:type="spellEnd"/>
+            <w:r>
+              <w:rPr>
+                <w:rFonts w:ascii="Times New Roman" w:hAnsi="Times New Roman" w:cs="Times New Roman"/>
+                <w:sz w:val="24"/>
+                <w:szCs w:val="24"/>
+              </w:rPr>
+              <w:t>(</w:t>
+            </w:r>
+            <w:proofErr w:type="gramEnd"/>
+            <w:r>
+              <w:rPr>
+                <w:rFonts w:ascii="Times New Roman" w:hAnsi="Times New Roman" w:cs="Times New Roman"/>
+                <w:sz w:val="24"/>
+                <w:szCs w:val="24"/>
+              </w:rPr>
+              <w:t>20)</w:t>
             </w:r>
           </w:p>
         </w:tc>
@@ -34767,7 +36367,25 @@
                 <w:sz w:val="24"/>
                 <w:szCs w:val="24"/>
               </w:rPr>
-              <w:t>S2 (идентификатор ячейки), вычисленный по координатам с уровнем, заданным в general_settings. Используется для пространственного поиска.</w:t>
+              <w:t xml:space="preserve">S2 (идентификатор ячейки), вычисленный по координатам с уровнем, заданным в </w:t>
+            </w:r>
+            <w:proofErr w:type="spellStart"/>
+            <w:r>
+              <w:rPr>
+                <w:rFonts w:ascii="Times New Roman" w:hAnsi="Times New Roman" w:cs="Times New Roman"/>
+                <w:sz w:val="24"/>
+                <w:szCs w:val="24"/>
+              </w:rPr>
+              <w:t>general_settings</w:t>
+            </w:r>
+            <w:proofErr w:type="spellEnd"/>
+            <w:r>
+              <w:rPr>
+                <w:rFonts w:ascii="Times New Roman" w:hAnsi="Times New Roman" w:cs="Times New Roman"/>
+                <w:sz w:val="24"/>
+                <w:szCs w:val="24"/>
+              </w:rPr>
+              <w:t>. Используется для пространственного поиска.</w:t>
             </w:r>
           </w:p>
         </w:tc>
@@ -34815,9 +36433,11 @@
         <w:lastRenderedPageBreak/>
         <w:t>Дополнительные данные телеметрии (</w:t>
       </w:r>
+      <w:proofErr w:type="spellStart"/>
       <w:r>
         <w:t>telemetry_subrecords</w:t>
       </w:r>
+      <w:proofErr w:type="spellEnd"/>
       <w:r>
         <w:t>)</w:t>
       </w:r>
@@ -34994,6 +36614,7 @@
                 <w:szCs w:val="24"/>
               </w:rPr>
             </w:pPr>
+            <w:proofErr w:type="spellStart"/>
             <w:r>
               <w:rPr>
                 <w:rFonts w:ascii="Times New Roman" w:hAnsi="Times New Roman" w:cs="Times New Roman"/>
@@ -35002,6 +36623,7 @@
               </w:rPr>
               <w:t>id</w:t>
             </w:r>
+            <w:proofErr w:type="spellEnd"/>
           </w:p>
         </w:tc>
         <w:tc>
@@ -35025,6 +36647,7 @@
                 <w:szCs w:val="24"/>
               </w:rPr>
             </w:pPr>
+            <w:proofErr w:type="spellStart"/>
             <w:r>
               <w:rPr>
                 <w:rFonts w:ascii="Times New Roman" w:hAnsi="Times New Roman" w:cs="Times New Roman"/>
@@ -35033,6 +36656,7 @@
               </w:rPr>
               <w:t>bigint</w:t>
             </w:r>
+            <w:proofErr w:type="spellEnd"/>
           </w:p>
         </w:tc>
         <w:tc>
@@ -35062,8 +36686,18 @@
                 <w:sz w:val="24"/>
                 <w:szCs w:val="24"/>
               </w:rPr>
-              <w:t>Первичный ключ, автоинкремент</w:t>
-            </w:r>
+              <w:t xml:space="preserve">Первичный ключ, </w:t>
+            </w:r>
+            <w:proofErr w:type="spellStart"/>
+            <w:r>
+              <w:rPr>
+                <w:rFonts w:ascii="Times New Roman" w:hAnsi="Times New Roman" w:cs="Times New Roman"/>
+                <w:sz w:val="24"/>
+                <w:szCs w:val="24"/>
+              </w:rPr>
+              <w:t>автоинкремент</w:t>
+            </w:r>
+            <w:proofErr w:type="spellEnd"/>
           </w:p>
         </w:tc>
       </w:tr>
@@ -35089,6 +36723,7 @@
                 <w:szCs w:val="24"/>
               </w:rPr>
             </w:pPr>
+            <w:proofErr w:type="spellStart"/>
             <w:r>
               <w:rPr>
                 <w:rFonts w:ascii="Times New Roman" w:hAnsi="Times New Roman" w:cs="Times New Roman"/>
@@ -35097,6 +36732,7 @@
               </w:rPr>
               <w:t>packet_id</w:t>
             </w:r>
+            <w:proofErr w:type="spellEnd"/>
           </w:p>
         </w:tc>
         <w:tc>
@@ -35120,13 +36756,23 @@
                 <w:szCs w:val="24"/>
               </w:rPr>
             </w:pPr>
-            <w:r>
-              <w:rPr>
-                <w:rFonts w:ascii="Times New Roman" w:hAnsi="Times New Roman" w:cs="Times New Roman"/>
-                <w:sz w:val="24"/>
-                <w:szCs w:val="24"/>
-              </w:rPr>
-              <w:t>bigint (FK)</w:t>
+            <w:proofErr w:type="spellStart"/>
+            <w:r>
+              <w:rPr>
+                <w:rFonts w:ascii="Times New Roman" w:hAnsi="Times New Roman" w:cs="Times New Roman"/>
+                <w:sz w:val="24"/>
+                <w:szCs w:val="24"/>
+              </w:rPr>
+              <w:t>bigint</w:t>
+            </w:r>
+            <w:proofErr w:type="spellEnd"/>
+            <w:r>
+              <w:rPr>
+                <w:rFonts w:ascii="Times New Roman" w:hAnsi="Times New Roman" w:cs="Times New Roman"/>
+                <w:sz w:val="24"/>
+                <w:szCs w:val="24"/>
+              </w:rPr>
+              <w:t xml:space="preserve"> (FK)</w:t>
             </w:r>
           </w:p>
         </w:tc>
@@ -35157,8 +36803,18 @@
                 <w:sz w:val="24"/>
                 <w:szCs w:val="24"/>
               </w:rPr>
-              <w:t>Внешний ключ к таблице telemetry_packets</w:t>
-            </w:r>
+              <w:t xml:space="preserve">Внешний ключ к таблице </w:t>
+            </w:r>
+            <w:proofErr w:type="spellStart"/>
+            <w:r>
+              <w:rPr>
+                <w:rFonts w:ascii="Times New Roman" w:hAnsi="Times New Roman" w:cs="Times New Roman"/>
+                <w:sz w:val="24"/>
+                <w:szCs w:val="24"/>
+              </w:rPr>
+              <w:t>telemetry_packets</w:t>
+            </w:r>
+            <w:proofErr w:type="spellEnd"/>
           </w:p>
         </w:tc>
       </w:tr>
@@ -35184,6 +36840,7 @@
                 <w:szCs w:val="24"/>
               </w:rPr>
             </w:pPr>
+            <w:proofErr w:type="spellStart"/>
             <w:r>
               <w:rPr>
                 <w:rFonts w:ascii="Times New Roman" w:hAnsi="Times New Roman" w:cs="Times New Roman"/>
@@ -35192,6 +36849,7 @@
               </w:rPr>
               <w:t>record_type</w:t>
             </w:r>
+            <w:proofErr w:type="spellEnd"/>
           </w:p>
         </w:tc>
         <w:tc>
@@ -35215,6 +36873,7 @@
                 <w:szCs w:val="24"/>
               </w:rPr>
             </w:pPr>
+            <w:proofErr w:type="spellStart"/>
             <w:r>
               <w:rPr>
                 <w:rFonts w:ascii="Times New Roman" w:hAnsi="Times New Roman" w:cs="Times New Roman"/>
@@ -35223,6 +36882,7 @@
               </w:rPr>
               <w:t>smallint</w:t>
             </w:r>
+            <w:proofErr w:type="spellEnd"/>
           </w:p>
         </w:tc>
         <w:tc>
@@ -35279,6 +36939,7 @@
                 <w:szCs w:val="24"/>
               </w:rPr>
             </w:pPr>
+            <w:proofErr w:type="spellStart"/>
             <w:r>
               <w:rPr>
                 <w:rFonts w:ascii="Times New Roman" w:hAnsi="Times New Roman" w:cs="Times New Roman"/>
@@ -35287,6 +36948,7 @@
               </w:rPr>
               <w:t>altitude</w:t>
             </w:r>
+            <w:proofErr w:type="spellEnd"/>
           </w:p>
         </w:tc>
         <w:tc>
@@ -35310,6 +36972,7 @@
                 <w:szCs w:val="24"/>
               </w:rPr>
             </w:pPr>
+            <w:proofErr w:type="spellStart"/>
             <w:r>
               <w:rPr>
                 <w:rFonts w:ascii="Times New Roman" w:hAnsi="Times New Roman" w:cs="Times New Roman"/>
@@ -35318,6 +36981,7 @@
               </w:rPr>
               <w:t>real</w:t>
             </w:r>
+            <w:proofErr w:type="spellEnd"/>
           </w:p>
         </w:tc>
         <w:tc>
@@ -35374,6 +37038,7 @@
                 <w:szCs w:val="24"/>
               </w:rPr>
             </w:pPr>
+            <w:proofErr w:type="spellStart"/>
             <w:r>
               <w:rPr>
                 <w:rFonts w:ascii="Times New Roman" w:hAnsi="Times New Roman" w:cs="Times New Roman"/>
@@ -35382,6 +37047,7 @@
               </w:rPr>
               <w:t>speed</w:t>
             </w:r>
+            <w:proofErr w:type="spellEnd"/>
           </w:p>
         </w:tc>
         <w:tc>
@@ -35405,6 +37071,7 @@
                 <w:szCs w:val="24"/>
               </w:rPr>
             </w:pPr>
+            <w:proofErr w:type="spellStart"/>
             <w:r>
               <w:rPr>
                 <w:rFonts w:ascii="Times New Roman" w:hAnsi="Times New Roman" w:cs="Times New Roman"/>
@@ -35413,6 +37080,7 @@
               </w:rPr>
               <w:t>real</w:t>
             </w:r>
+            <w:proofErr w:type="spellEnd"/>
           </w:p>
         </w:tc>
         <w:tc>
@@ -35469,6 +37137,7 @@
                 <w:szCs w:val="24"/>
               </w:rPr>
             </w:pPr>
+            <w:proofErr w:type="spellStart"/>
             <w:r>
               <w:rPr>
                 <w:rFonts w:ascii="Times New Roman" w:hAnsi="Times New Roman" w:cs="Times New Roman"/>
@@ -35477,6 +37146,7 @@
               </w:rPr>
               <w:t>course</w:t>
             </w:r>
+            <w:proofErr w:type="spellEnd"/>
           </w:p>
         </w:tc>
         <w:tc>
@@ -35500,6 +37170,7 @@
                 <w:szCs w:val="24"/>
               </w:rPr>
             </w:pPr>
+            <w:proofErr w:type="spellStart"/>
             <w:r>
               <w:rPr>
                 <w:rFonts w:ascii="Times New Roman" w:hAnsi="Times New Roman" w:cs="Times New Roman"/>
@@ -35508,6 +37179,7 @@
               </w:rPr>
               <w:t>real</w:t>
             </w:r>
+            <w:proofErr w:type="spellEnd"/>
           </w:p>
         </w:tc>
         <w:tc>
@@ -35564,6 +37236,7 @@
                 <w:szCs w:val="24"/>
               </w:rPr>
             </w:pPr>
+            <w:proofErr w:type="spellStart"/>
             <w:r>
               <w:rPr>
                 <w:rFonts w:ascii="Times New Roman" w:hAnsi="Times New Roman" w:cs="Times New Roman"/>
@@ -35572,6 +37245,7 @@
               </w:rPr>
               <w:t>odometer</w:t>
             </w:r>
+            <w:proofErr w:type="spellEnd"/>
           </w:p>
         </w:tc>
         <w:tc>
@@ -35595,6 +37269,7 @@
                 <w:szCs w:val="24"/>
               </w:rPr>
             </w:pPr>
+            <w:proofErr w:type="spellStart"/>
             <w:r>
               <w:rPr>
                 <w:rFonts w:ascii="Times New Roman" w:hAnsi="Times New Roman" w:cs="Times New Roman"/>
@@ -35603,6 +37278,7 @@
               </w:rPr>
               <w:t>real</w:t>
             </w:r>
+            <w:proofErr w:type="spellEnd"/>
           </w:p>
         </w:tc>
         <w:tc>
@@ -35659,6 +37335,7 @@
                 <w:szCs w:val="24"/>
               </w:rPr>
             </w:pPr>
+            <w:proofErr w:type="spellStart"/>
             <w:r>
               <w:rPr>
                 <w:rFonts w:ascii="Times New Roman" w:hAnsi="Times New Roman" w:cs="Times New Roman"/>
@@ -35667,6 +37344,7 @@
               </w:rPr>
               <w:t>sensors_data</w:t>
             </w:r>
+            <w:proofErr w:type="spellEnd"/>
           </w:p>
         </w:tc>
         <w:tc>
@@ -35690,6 +37368,7 @@
                 <w:szCs w:val="24"/>
               </w:rPr>
             </w:pPr>
+            <w:proofErr w:type="spellStart"/>
             <w:r>
               <w:rPr>
                 <w:rFonts w:ascii="Times New Roman" w:hAnsi="Times New Roman" w:cs="Times New Roman"/>
@@ -35698,6 +37377,7 @@
               </w:rPr>
               <w:t>jsonb</w:t>
             </w:r>
+            <w:proofErr w:type="spellEnd"/>
           </w:p>
         </w:tc>
         <w:tc>
@@ -35754,6 +37434,7 @@
                 <w:szCs w:val="24"/>
               </w:rPr>
             </w:pPr>
+            <w:proofErr w:type="spellStart"/>
             <w:r>
               <w:rPr>
                 <w:rFonts w:ascii="Times New Roman" w:hAnsi="Times New Roman" w:cs="Times New Roman"/>
@@ -35762,6 +37443,7 @@
               </w:rPr>
               <w:t>timestamp</w:t>
             </w:r>
+            <w:proofErr w:type="spellEnd"/>
           </w:p>
         </w:tc>
         <w:tc>
@@ -35785,6 +37467,7 @@
                 <w:szCs w:val="24"/>
               </w:rPr>
             </w:pPr>
+            <w:proofErr w:type="spellStart"/>
             <w:r>
               <w:rPr>
                 <w:rFonts w:ascii="Times New Roman" w:hAnsi="Times New Roman" w:cs="Times New Roman"/>
@@ -35793,6 +37476,7 @@
               </w:rPr>
               <w:t>timestamp</w:t>
             </w:r>
+            <w:proofErr w:type="spellEnd"/>
           </w:p>
         </w:tc>
         <w:tc>
@@ -35857,9 +37541,11 @@
       <w:r>
         <w:t>События телеметрии (</w:t>
       </w:r>
+      <w:proofErr w:type="spellStart"/>
       <w:r>
         <w:t>telemetry_events</w:t>
       </w:r>
+      <w:proofErr w:type="spellEnd"/>
       <w:r>
         <w:t>)</w:t>
       </w:r>
@@ -36125,6 +37811,7 @@
                 <w:szCs w:val="24"/>
               </w:rPr>
             </w:pPr>
+            <w:proofErr w:type="spellStart"/>
             <w:r>
               <w:rPr>
                 <w:rFonts w:ascii="Times New Roman" w:hAnsi="Times New Roman" w:cs="Times New Roman"/>
@@ -36133,6 +37820,7 @@
               </w:rPr>
               <w:t>id</w:t>
             </w:r>
+            <w:proofErr w:type="spellEnd"/>
           </w:p>
         </w:tc>
         <w:tc>
@@ -36169,6 +37857,7 @@
                 <w:szCs w:val="24"/>
               </w:rPr>
             </w:pPr>
+            <w:proofErr w:type="spellStart"/>
             <w:r>
               <w:rPr>
                 <w:rFonts w:ascii="Times New Roman" w:hAnsi="Times New Roman" w:cs="Times New Roman"/>
@@ -36177,6 +37866,7 @@
               </w:rPr>
               <w:t>bigint</w:t>
             </w:r>
+            <w:proofErr w:type="spellEnd"/>
           </w:p>
         </w:tc>
         <w:tc>
@@ -36219,8 +37909,18 @@
                 <w:sz w:val="24"/>
                 <w:szCs w:val="24"/>
               </w:rPr>
-              <w:t>Первичный ключ, автоинкремент</w:t>
-            </w:r>
+              <w:t xml:space="preserve">Первичный ключ, </w:t>
+            </w:r>
+            <w:proofErr w:type="spellStart"/>
+            <w:r>
+              <w:rPr>
+                <w:rFonts w:ascii="Times New Roman" w:hAnsi="Times New Roman" w:cs="Times New Roman"/>
+                <w:sz w:val="24"/>
+                <w:szCs w:val="24"/>
+              </w:rPr>
+              <w:t>автоинкремент</w:t>
+            </w:r>
+            <w:proofErr w:type="spellEnd"/>
           </w:p>
         </w:tc>
       </w:tr>
@@ -36262,6 +37962,7 @@
                 <w:szCs w:val="24"/>
               </w:rPr>
             </w:pPr>
+            <w:proofErr w:type="spellStart"/>
             <w:r>
               <w:rPr>
                 <w:rFonts w:ascii="Times New Roman" w:hAnsi="Times New Roman" w:cs="Times New Roman"/>
@@ -36271,6 +37972,7 @@
               <w:lastRenderedPageBreak/>
               <w:t>vehicle_id</w:t>
             </w:r>
+            <w:proofErr w:type="spellEnd"/>
           </w:p>
         </w:tc>
         <w:tc>
@@ -36307,13 +38009,23 @@
                 <w:szCs w:val="24"/>
               </w:rPr>
             </w:pPr>
-            <w:r>
-              <w:rPr>
-                <w:rFonts w:ascii="Times New Roman" w:hAnsi="Times New Roman" w:cs="Times New Roman"/>
-                <w:sz w:val="24"/>
-                <w:szCs w:val="24"/>
-              </w:rPr>
-              <w:t>bigint (FK)</w:t>
+            <w:proofErr w:type="spellStart"/>
+            <w:r>
+              <w:rPr>
+                <w:rFonts w:ascii="Times New Roman" w:hAnsi="Times New Roman" w:cs="Times New Roman"/>
+                <w:sz w:val="24"/>
+                <w:szCs w:val="24"/>
+              </w:rPr>
+              <w:t>bigint</w:t>
+            </w:r>
+            <w:proofErr w:type="spellEnd"/>
+            <w:r>
+              <w:rPr>
+                <w:rFonts w:ascii="Times New Roman" w:hAnsi="Times New Roman" w:cs="Times New Roman"/>
+                <w:sz w:val="24"/>
+                <w:szCs w:val="24"/>
+              </w:rPr>
+              <w:t xml:space="preserve"> (FK)</w:t>
             </w:r>
           </w:p>
         </w:tc>
@@ -36357,8 +38069,18 @@
                 <w:sz w:val="24"/>
                 <w:szCs w:val="24"/>
               </w:rPr>
-              <w:t>Внешний ключ к таблице vehicles</w:t>
-            </w:r>
+              <w:t xml:space="preserve">Внешний ключ к таблице </w:t>
+            </w:r>
+            <w:proofErr w:type="spellStart"/>
+            <w:r>
+              <w:rPr>
+                <w:rFonts w:ascii="Times New Roman" w:hAnsi="Times New Roman" w:cs="Times New Roman"/>
+                <w:sz w:val="24"/>
+                <w:szCs w:val="24"/>
+              </w:rPr>
+              <w:t>vehicles</w:t>
+            </w:r>
+            <w:proofErr w:type="spellEnd"/>
           </w:p>
         </w:tc>
       </w:tr>
@@ -36400,6 +38122,7 @@
                 <w:szCs w:val="24"/>
               </w:rPr>
             </w:pPr>
+            <w:proofErr w:type="spellStart"/>
             <w:r>
               <w:rPr>
                 <w:rFonts w:ascii="Times New Roman" w:hAnsi="Times New Roman" w:cs="Times New Roman"/>
@@ -36408,6 +38131,7 @@
               </w:rPr>
               <w:t>event_type</w:t>
             </w:r>
+            <w:proofErr w:type="spellEnd"/>
           </w:p>
         </w:tc>
         <w:tc>
@@ -36444,13 +38168,33 @@
                 <w:szCs w:val="24"/>
               </w:rPr>
             </w:pPr>
-            <w:r>
-              <w:rPr>
-                <w:rFonts w:ascii="Times New Roman" w:hAnsi="Times New Roman" w:cs="Times New Roman"/>
-                <w:sz w:val="24"/>
-                <w:szCs w:val="24"/>
-              </w:rPr>
-              <w:t>varchar(50)</w:t>
+            <w:proofErr w:type="spellStart"/>
+            <w:proofErr w:type="gramStart"/>
+            <w:r>
+              <w:rPr>
+                <w:rFonts w:ascii="Times New Roman" w:hAnsi="Times New Roman" w:cs="Times New Roman"/>
+                <w:sz w:val="24"/>
+                <w:szCs w:val="24"/>
+              </w:rPr>
+              <w:t>varchar</w:t>
+            </w:r>
+            <w:proofErr w:type="spellEnd"/>
+            <w:r>
+              <w:rPr>
+                <w:rFonts w:ascii="Times New Roman" w:hAnsi="Times New Roman" w:cs="Times New Roman"/>
+                <w:sz w:val="24"/>
+                <w:szCs w:val="24"/>
+              </w:rPr>
+              <w:t>(</w:t>
+            </w:r>
+            <w:proofErr w:type="gramEnd"/>
+            <w:r>
+              <w:rPr>
+                <w:rFonts w:ascii="Times New Roman" w:hAnsi="Times New Roman" w:cs="Times New Roman"/>
+                <w:sz w:val="24"/>
+                <w:szCs w:val="24"/>
+              </w:rPr>
+              <w:t>50)</w:t>
             </w:r>
           </w:p>
         </w:tc>
@@ -36494,7 +38238,43 @@
                 <w:sz w:val="24"/>
                 <w:szCs w:val="24"/>
               </w:rPr>
-              <w:t>Тип события (например, 'speed_exceed', 'harsh_braking')</w:t>
+              <w:t>Тип события (например, '</w:t>
+            </w:r>
+            <w:proofErr w:type="spellStart"/>
+            <w:r>
+              <w:rPr>
+                <w:rFonts w:ascii="Times New Roman" w:hAnsi="Times New Roman" w:cs="Times New Roman"/>
+                <w:sz w:val="24"/>
+                <w:szCs w:val="24"/>
+              </w:rPr>
+              <w:t>speed_exceed</w:t>
+            </w:r>
+            <w:proofErr w:type="spellEnd"/>
+            <w:r>
+              <w:rPr>
+                <w:rFonts w:ascii="Times New Roman" w:hAnsi="Times New Roman" w:cs="Times New Roman"/>
+                <w:sz w:val="24"/>
+                <w:szCs w:val="24"/>
+              </w:rPr>
+              <w:t>', '</w:t>
+            </w:r>
+            <w:proofErr w:type="spellStart"/>
+            <w:r>
+              <w:rPr>
+                <w:rFonts w:ascii="Times New Roman" w:hAnsi="Times New Roman" w:cs="Times New Roman"/>
+                <w:sz w:val="24"/>
+                <w:szCs w:val="24"/>
+              </w:rPr>
+              <w:t>harsh_braking</w:t>
+            </w:r>
+            <w:proofErr w:type="spellEnd"/>
+            <w:r>
+              <w:rPr>
+                <w:rFonts w:ascii="Times New Roman" w:hAnsi="Times New Roman" w:cs="Times New Roman"/>
+                <w:sz w:val="24"/>
+                <w:szCs w:val="24"/>
+              </w:rPr>
+              <w:t>')</w:t>
             </w:r>
           </w:p>
         </w:tc>
@@ -36537,6 +38317,7 @@
                 <w:szCs w:val="24"/>
               </w:rPr>
             </w:pPr>
+            <w:proofErr w:type="spellStart"/>
             <w:r>
               <w:rPr>
                 <w:rFonts w:ascii="Times New Roman" w:hAnsi="Times New Roman" w:cs="Times New Roman"/>
@@ -36545,6 +38326,7 @@
               </w:rPr>
               <w:t>event_time</w:t>
             </w:r>
+            <w:proofErr w:type="spellEnd"/>
           </w:p>
         </w:tc>
         <w:tc>
@@ -36581,6 +38363,7 @@
                 <w:szCs w:val="24"/>
               </w:rPr>
             </w:pPr>
+            <w:proofErr w:type="spellStart"/>
             <w:r>
               <w:rPr>
                 <w:rFonts w:ascii="Times New Roman" w:hAnsi="Times New Roman" w:cs="Times New Roman"/>
@@ -36589,6 +38372,7 @@
               </w:rPr>
               <w:t>timestamp</w:t>
             </w:r>
+            <w:proofErr w:type="spellEnd"/>
           </w:p>
         </w:tc>
         <w:tc>
@@ -36674,6 +38458,7 @@
                 <w:szCs w:val="24"/>
               </w:rPr>
             </w:pPr>
+            <w:proofErr w:type="spellStart"/>
             <w:r>
               <w:rPr>
                 <w:rFonts w:ascii="Times New Roman" w:hAnsi="Times New Roman" w:cs="Times New Roman"/>
@@ -36682,6 +38467,7 @@
               </w:rPr>
               <w:t>value</w:t>
             </w:r>
+            <w:proofErr w:type="spellEnd"/>
           </w:p>
         </w:tc>
         <w:tc>
@@ -36718,6 +38504,7 @@
                 <w:szCs w:val="24"/>
               </w:rPr>
             </w:pPr>
+            <w:proofErr w:type="spellStart"/>
             <w:r>
               <w:rPr>
                 <w:rFonts w:ascii="Times New Roman" w:hAnsi="Times New Roman" w:cs="Times New Roman"/>
@@ -36726,6 +38513,7 @@
               </w:rPr>
               <w:t>real</w:t>
             </w:r>
+            <w:proofErr w:type="spellEnd"/>
           </w:p>
         </w:tc>
         <w:tc>
@@ -36811,6 +38599,7 @@
                 <w:szCs w:val="24"/>
               </w:rPr>
             </w:pPr>
+            <w:proofErr w:type="spellStart"/>
             <w:r>
               <w:rPr>
                 <w:rFonts w:ascii="Times New Roman" w:hAnsi="Times New Roman" w:cs="Times New Roman"/>
@@ -36819,6 +38608,7 @@
               </w:rPr>
               <w:t>threshold</w:t>
             </w:r>
+            <w:proofErr w:type="spellEnd"/>
           </w:p>
         </w:tc>
         <w:tc>
@@ -36855,6 +38645,7 @@
                 <w:szCs w:val="24"/>
               </w:rPr>
             </w:pPr>
+            <w:proofErr w:type="spellStart"/>
             <w:r>
               <w:rPr>
                 <w:rFonts w:ascii="Times New Roman" w:hAnsi="Times New Roman" w:cs="Times New Roman"/>
@@ -36863,6 +38654,7 @@
               </w:rPr>
               <w:t>real</w:t>
             </w:r>
+            <w:proofErr w:type="spellEnd"/>
           </w:p>
         </w:tc>
         <w:tc>
@@ -36948,6 +38740,7 @@
                 <w:szCs w:val="24"/>
               </w:rPr>
             </w:pPr>
+            <w:proofErr w:type="spellStart"/>
             <w:r>
               <w:rPr>
                 <w:rFonts w:ascii="Times New Roman" w:hAnsi="Times New Roman" w:cs="Times New Roman"/>
@@ -36956,6 +38749,7 @@
               </w:rPr>
               <w:t>subrecord_id</w:t>
             </w:r>
+            <w:proofErr w:type="spellEnd"/>
           </w:p>
         </w:tc>
         <w:tc>
@@ -36992,13 +38786,23 @@
                 <w:szCs w:val="24"/>
               </w:rPr>
             </w:pPr>
-            <w:r>
-              <w:rPr>
-                <w:rFonts w:ascii="Times New Roman" w:hAnsi="Times New Roman" w:cs="Times New Roman"/>
-                <w:sz w:val="24"/>
-                <w:szCs w:val="24"/>
-              </w:rPr>
-              <w:t>bigint (FK) опционально</w:t>
+            <w:proofErr w:type="spellStart"/>
+            <w:r>
+              <w:rPr>
+                <w:rFonts w:ascii="Times New Roman" w:hAnsi="Times New Roman" w:cs="Times New Roman"/>
+                <w:sz w:val="24"/>
+                <w:szCs w:val="24"/>
+              </w:rPr>
+              <w:t>bigint</w:t>
+            </w:r>
+            <w:proofErr w:type="spellEnd"/>
+            <w:r>
+              <w:rPr>
+                <w:rFonts w:ascii="Times New Roman" w:hAnsi="Times New Roman" w:cs="Times New Roman"/>
+                <w:sz w:val="24"/>
+                <w:szCs w:val="24"/>
+              </w:rPr>
+              <w:t xml:space="preserve"> (FK) опционально</w:t>
             </w:r>
           </w:p>
         </w:tc>
@@ -37085,6 +38889,7 @@
                 <w:szCs w:val="24"/>
               </w:rPr>
             </w:pPr>
+            <w:proofErr w:type="spellStart"/>
             <w:r>
               <w:rPr>
                 <w:rFonts w:ascii="Times New Roman" w:hAnsi="Times New Roman" w:cs="Times New Roman"/>
@@ -37093,6 +38898,7 @@
               </w:rPr>
               <w:t>config_id</w:t>
             </w:r>
+            <w:proofErr w:type="spellEnd"/>
           </w:p>
         </w:tc>
         <w:tc>
@@ -37129,13 +38935,23 @@
                 <w:szCs w:val="24"/>
               </w:rPr>
             </w:pPr>
-            <w:r>
-              <w:rPr>
-                <w:rFonts w:ascii="Times New Roman" w:hAnsi="Times New Roman" w:cs="Times New Roman"/>
-                <w:sz w:val="24"/>
-                <w:szCs w:val="24"/>
-              </w:rPr>
-              <w:t>int (FK)</w:t>
+            <w:proofErr w:type="spellStart"/>
+            <w:r>
+              <w:rPr>
+                <w:rFonts w:ascii="Times New Roman" w:hAnsi="Times New Roman" w:cs="Times New Roman"/>
+                <w:sz w:val="24"/>
+                <w:szCs w:val="24"/>
+              </w:rPr>
+              <w:t>int</w:t>
+            </w:r>
+            <w:proofErr w:type="spellEnd"/>
+            <w:r>
+              <w:rPr>
+                <w:rFonts w:ascii="Times New Roman" w:hAnsi="Times New Roman" w:cs="Times New Roman"/>
+                <w:sz w:val="24"/>
+                <w:szCs w:val="24"/>
+              </w:rPr>
+              <w:t xml:space="preserve"> (FK)</w:t>
             </w:r>
           </w:p>
         </w:tc>
@@ -37240,8 +39056,19 @@
                 <w:szCs w:val="24"/>
                 <w:lang w:val="en-US"/>
               </w:rPr>
-              <w:t xml:space="preserve"> telemetry_event_config</w:t>
-            </w:r>
+              <w:t xml:space="preserve"> </w:t>
+            </w:r>
+            <w:proofErr w:type="spellStart"/>
+            <w:r>
+              <w:rPr>
+                <w:rFonts w:ascii="Times New Roman" w:hAnsi="Times New Roman" w:cs="Times New Roman"/>
+                <w:sz w:val="24"/>
+                <w:szCs w:val="24"/>
+                <w:lang w:val="en-US"/>
+              </w:rPr>
+              <w:t>telemetry_event_config</w:t>
+            </w:r>
+            <w:proofErr w:type="spellEnd"/>
           </w:p>
         </w:tc>
       </w:tr>
@@ -37411,11 +39238,21 @@
         </w:r>
       </w:ins>
       <w:r>
-        <w:t xml:space="preserve"> геозон (</w:t>
-      </w:r>
+        <w:t xml:space="preserve"> </w:t>
+      </w:r>
+      <w:proofErr w:type="spellStart"/>
+      <w:r>
+        <w:t>геозон</w:t>
+      </w:r>
+      <w:proofErr w:type="spellEnd"/>
+      <w:r>
+        <w:t xml:space="preserve"> (</w:t>
+      </w:r>
+      <w:proofErr w:type="spellStart"/>
       <w:r>
         <w:t>geozone_events</w:t>
       </w:r>
+      <w:proofErr w:type="spellEnd"/>
       <w:r>
         <w:t>)</w:t>
       </w:r>
@@ -37445,8 +39282,13 @@
         </w:r>
       </w:del>
       <w:r>
-        <w:t xml:space="preserve"> События геозон</w:t>
-      </w:r>
+        <w:t xml:space="preserve"> События </w:t>
+      </w:r>
+      <w:proofErr w:type="spellStart"/>
+      <w:r>
+        <w:t>геозон</w:t>
+      </w:r>
+      <w:proofErr w:type="spellEnd"/>
     </w:p>
     <w:tbl>
       <w:tblPr>
@@ -37681,6 +39523,7 @@
                 <w:szCs w:val="24"/>
               </w:rPr>
             </w:pPr>
+            <w:proofErr w:type="spellStart"/>
             <w:r>
               <w:rPr>
                 <w:rFonts w:ascii="Times New Roman" w:hAnsi="Times New Roman" w:cs="Times New Roman"/>
@@ -37689,6 +39532,7 @@
               </w:rPr>
               <w:t>id</w:t>
             </w:r>
+            <w:proofErr w:type="spellEnd"/>
           </w:p>
         </w:tc>
         <w:tc>
@@ -37725,6 +39569,7 @@
                 <w:szCs w:val="24"/>
               </w:rPr>
             </w:pPr>
+            <w:proofErr w:type="spellStart"/>
             <w:r>
               <w:rPr>
                 <w:rFonts w:ascii="Times New Roman" w:hAnsi="Times New Roman" w:cs="Times New Roman"/>
@@ -37733,6 +39578,7 @@
               </w:rPr>
               <w:t>bigint</w:t>
             </w:r>
+            <w:proofErr w:type="spellEnd"/>
           </w:p>
         </w:tc>
         <w:tc>
@@ -37775,8 +39621,18 @@
                 <w:sz w:val="24"/>
                 <w:szCs w:val="24"/>
               </w:rPr>
-              <w:t>Первичный ключ, автоинкремент</w:t>
-            </w:r>
+              <w:t xml:space="preserve">Первичный ключ, </w:t>
+            </w:r>
+            <w:proofErr w:type="spellStart"/>
+            <w:r>
+              <w:rPr>
+                <w:rFonts w:ascii="Times New Roman" w:hAnsi="Times New Roman" w:cs="Times New Roman"/>
+                <w:sz w:val="24"/>
+                <w:szCs w:val="24"/>
+              </w:rPr>
+              <w:t>автоинкремент</w:t>
+            </w:r>
+            <w:proofErr w:type="spellEnd"/>
           </w:p>
         </w:tc>
       </w:tr>
@@ -37818,6 +39674,7 @@
                 <w:szCs w:val="24"/>
               </w:rPr>
             </w:pPr>
+            <w:proofErr w:type="spellStart"/>
             <w:r>
               <w:rPr>
                 <w:rFonts w:ascii="Times New Roman" w:hAnsi="Times New Roman" w:cs="Times New Roman"/>
@@ -37826,6 +39683,7 @@
               </w:rPr>
               <w:t>vehicle_id</w:t>
             </w:r>
+            <w:proofErr w:type="spellEnd"/>
           </w:p>
         </w:tc>
         <w:tc>
@@ -37862,13 +39720,23 @@
                 <w:szCs w:val="24"/>
               </w:rPr>
             </w:pPr>
-            <w:r>
-              <w:rPr>
-                <w:rFonts w:ascii="Times New Roman" w:hAnsi="Times New Roman" w:cs="Times New Roman"/>
-                <w:sz w:val="24"/>
-                <w:szCs w:val="24"/>
-              </w:rPr>
-              <w:t>bigint (FK)</w:t>
+            <w:proofErr w:type="spellStart"/>
+            <w:r>
+              <w:rPr>
+                <w:rFonts w:ascii="Times New Roman" w:hAnsi="Times New Roman" w:cs="Times New Roman"/>
+                <w:sz w:val="24"/>
+                <w:szCs w:val="24"/>
+              </w:rPr>
+              <w:t>bigint</w:t>
+            </w:r>
+            <w:proofErr w:type="spellEnd"/>
+            <w:r>
+              <w:rPr>
+                <w:rFonts w:ascii="Times New Roman" w:hAnsi="Times New Roman" w:cs="Times New Roman"/>
+                <w:sz w:val="24"/>
+                <w:szCs w:val="24"/>
+              </w:rPr>
+              <w:t xml:space="preserve"> (FK)</w:t>
             </w:r>
           </w:p>
         </w:tc>
@@ -37912,8 +39780,18 @@
                 <w:sz w:val="24"/>
                 <w:szCs w:val="24"/>
               </w:rPr>
-              <w:t>Внешний ключ к таблице vehicles</w:t>
-            </w:r>
+              <w:t xml:space="preserve">Внешний ключ к таблице </w:t>
+            </w:r>
+            <w:proofErr w:type="spellStart"/>
+            <w:r>
+              <w:rPr>
+                <w:rFonts w:ascii="Times New Roman" w:hAnsi="Times New Roman" w:cs="Times New Roman"/>
+                <w:sz w:val="24"/>
+                <w:szCs w:val="24"/>
+              </w:rPr>
+              <w:t>vehicles</w:t>
+            </w:r>
+            <w:proofErr w:type="spellEnd"/>
           </w:p>
         </w:tc>
       </w:tr>
@@ -37955,6 +39833,7 @@
                 <w:szCs w:val="24"/>
               </w:rPr>
             </w:pPr>
+            <w:proofErr w:type="spellStart"/>
             <w:r>
               <w:rPr>
                 <w:rFonts w:ascii="Times New Roman" w:hAnsi="Times New Roman" w:cs="Times New Roman"/>
@@ -37963,6 +39842,7 @@
               </w:rPr>
               <w:t>geozone_id</w:t>
             </w:r>
+            <w:proofErr w:type="spellEnd"/>
           </w:p>
         </w:tc>
         <w:tc>
@@ -37999,13 +39879,23 @@
                 <w:szCs w:val="24"/>
               </w:rPr>
             </w:pPr>
-            <w:r>
-              <w:rPr>
-                <w:rFonts w:ascii="Times New Roman" w:hAnsi="Times New Roman" w:cs="Times New Roman"/>
-                <w:sz w:val="24"/>
-                <w:szCs w:val="24"/>
-              </w:rPr>
-              <w:t>bigint (FK)</w:t>
+            <w:proofErr w:type="spellStart"/>
+            <w:r>
+              <w:rPr>
+                <w:rFonts w:ascii="Times New Roman" w:hAnsi="Times New Roman" w:cs="Times New Roman"/>
+                <w:sz w:val="24"/>
+                <w:szCs w:val="24"/>
+              </w:rPr>
+              <w:t>bigint</w:t>
+            </w:r>
+            <w:proofErr w:type="spellEnd"/>
+            <w:r>
+              <w:rPr>
+                <w:rFonts w:ascii="Times New Roman" w:hAnsi="Times New Roman" w:cs="Times New Roman"/>
+                <w:sz w:val="24"/>
+                <w:szCs w:val="24"/>
+              </w:rPr>
+              <w:t xml:space="preserve"> (FK)</w:t>
             </w:r>
           </w:p>
         </w:tc>
@@ -38049,8 +39939,18 @@
                 <w:sz w:val="24"/>
                 <w:szCs w:val="24"/>
               </w:rPr>
-              <w:t>Внешний ключ к таблице geozones</w:t>
-            </w:r>
+              <w:t xml:space="preserve">Внешний ключ к таблице </w:t>
+            </w:r>
+            <w:proofErr w:type="spellStart"/>
+            <w:r>
+              <w:rPr>
+                <w:rFonts w:ascii="Times New Roman" w:hAnsi="Times New Roman" w:cs="Times New Roman"/>
+                <w:sz w:val="24"/>
+                <w:szCs w:val="24"/>
+              </w:rPr>
+              <w:t>geozones</w:t>
+            </w:r>
+            <w:proofErr w:type="spellEnd"/>
           </w:p>
         </w:tc>
       </w:tr>
@@ -38092,6 +39992,7 @@
                 <w:szCs w:val="24"/>
               </w:rPr>
             </w:pPr>
+            <w:proofErr w:type="spellStart"/>
             <w:r>
               <w:rPr>
                 <w:rFonts w:ascii="Times New Roman" w:hAnsi="Times New Roman" w:cs="Times New Roman"/>
@@ -38100,6 +40001,7 @@
               </w:rPr>
               <w:t>event_type</w:t>
             </w:r>
+            <w:proofErr w:type="spellEnd"/>
           </w:p>
         </w:tc>
         <w:tc>
@@ -38136,13 +40038,33 @@
                 <w:szCs w:val="24"/>
               </w:rPr>
             </w:pPr>
-            <w:r>
-              <w:rPr>
-                <w:rFonts w:ascii="Times New Roman" w:hAnsi="Times New Roman" w:cs="Times New Roman"/>
-                <w:sz w:val="24"/>
-                <w:szCs w:val="24"/>
-              </w:rPr>
-              <w:t>varchar(20)</w:t>
+            <w:proofErr w:type="spellStart"/>
+            <w:proofErr w:type="gramStart"/>
+            <w:r>
+              <w:rPr>
+                <w:rFonts w:ascii="Times New Roman" w:hAnsi="Times New Roman" w:cs="Times New Roman"/>
+                <w:sz w:val="24"/>
+                <w:szCs w:val="24"/>
+              </w:rPr>
+              <w:t>varchar</w:t>
+            </w:r>
+            <w:proofErr w:type="spellEnd"/>
+            <w:r>
+              <w:rPr>
+                <w:rFonts w:ascii="Times New Roman" w:hAnsi="Times New Roman" w:cs="Times New Roman"/>
+                <w:sz w:val="24"/>
+                <w:szCs w:val="24"/>
+              </w:rPr>
+              <w:t>(</w:t>
+            </w:r>
+            <w:proofErr w:type="gramEnd"/>
+            <w:r>
+              <w:rPr>
+                <w:rFonts w:ascii="Times New Roman" w:hAnsi="Times New Roman" w:cs="Times New Roman"/>
+                <w:sz w:val="24"/>
+                <w:szCs w:val="24"/>
+              </w:rPr>
+              <w:t>20)</w:t>
             </w:r>
           </w:p>
         </w:tc>
@@ -38186,7 +40108,43 @@
                 <w:sz w:val="24"/>
                 <w:szCs w:val="24"/>
               </w:rPr>
-              <w:t>Тип события: 'enter' — вход в зону, 'leave' — выход из зоны</w:t>
+              <w:t>Тип события: '</w:t>
+            </w:r>
+            <w:proofErr w:type="spellStart"/>
+            <w:r>
+              <w:rPr>
+                <w:rFonts w:ascii="Times New Roman" w:hAnsi="Times New Roman" w:cs="Times New Roman"/>
+                <w:sz w:val="24"/>
+                <w:szCs w:val="24"/>
+              </w:rPr>
+              <w:t>enter</w:t>
+            </w:r>
+            <w:proofErr w:type="spellEnd"/>
+            <w:r>
+              <w:rPr>
+                <w:rFonts w:ascii="Times New Roman" w:hAnsi="Times New Roman" w:cs="Times New Roman"/>
+                <w:sz w:val="24"/>
+                <w:szCs w:val="24"/>
+              </w:rPr>
+              <w:t>' — вход в зону, '</w:t>
+            </w:r>
+            <w:proofErr w:type="spellStart"/>
+            <w:r>
+              <w:rPr>
+                <w:rFonts w:ascii="Times New Roman" w:hAnsi="Times New Roman" w:cs="Times New Roman"/>
+                <w:sz w:val="24"/>
+                <w:szCs w:val="24"/>
+              </w:rPr>
+              <w:t>leave</w:t>
+            </w:r>
+            <w:proofErr w:type="spellEnd"/>
+            <w:r>
+              <w:rPr>
+                <w:rFonts w:ascii="Times New Roman" w:hAnsi="Times New Roman" w:cs="Times New Roman"/>
+                <w:sz w:val="24"/>
+                <w:szCs w:val="24"/>
+              </w:rPr>
+              <w:t>' — выход из зоны</w:t>
             </w:r>
           </w:p>
         </w:tc>
@@ -38229,6 +40187,7 @@
                 <w:szCs w:val="24"/>
               </w:rPr>
             </w:pPr>
+            <w:proofErr w:type="spellStart"/>
             <w:r>
               <w:rPr>
                 <w:rFonts w:ascii="Times New Roman" w:hAnsi="Times New Roman" w:cs="Times New Roman"/>
@@ -38238,6 +40197,7 @@
               <w:lastRenderedPageBreak/>
               <w:t>event_time</w:t>
             </w:r>
+            <w:proofErr w:type="spellEnd"/>
           </w:p>
         </w:tc>
         <w:tc>
@@ -38274,6 +40234,7 @@
                 <w:szCs w:val="24"/>
               </w:rPr>
             </w:pPr>
+            <w:proofErr w:type="spellStart"/>
             <w:r>
               <w:rPr>
                 <w:rFonts w:ascii="Times New Roman" w:hAnsi="Times New Roman" w:cs="Times New Roman"/>
@@ -38282,6 +40243,7 @@
               </w:rPr>
               <w:t>timestamp</w:t>
             </w:r>
+            <w:proofErr w:type="spellEnd"/>
           </w:p>
         </w:tc>
         <w:tc>
@@ -38367,6 +40329,7 @@
                 <w:szCs w:val="24"/>
               </w:rPr>
             </w:pPr>
+            <w:proofErr w:type="spellStart"/>
             <w:r>
               <w:rPr>
                 <w:rFonts w:ascii="Times New Roman" w:hAnsi="Times New Roman" w:cs="Times New Roman"/>
@@ -38375,6 +40338,7 @@
               </w:rPr>
               <w:t>subrecord_id</w:t>
             </w:r>
+            <w:proofErr w:type="spellEnd"/>
           </w:p>
         </w:tc>
         <w:tc>
@@ -38411,13 +40375,23 @@
                 <w:szCs w:val="24"/>
               </w:rPr>
             </w:pPr>
-            <w:r>
-              <w:rPr>
-                <w:rFonts w:ascii="Times New Roman" w:hAnsi="Times New Roman" w:cs="Times New Roman"/>
-                <w:sz w:val="24"/>
-                <w:szCs w:val="24"/>
-              </w:rPr>
-              <w:t>bigint (FK) опционально</w:t>
+            <w:proofErr w:type="spellStart"/>
+            <w:r>
+              <w:rPr>
+                <w:rFonts w:ascii="Times New Roman" w:hAnsi="Times New Roman" w:cs="Times New Roman"/>
+                <w:sz w:val="24"/>
+                <w:szCs w:val="24"/>
+              </w:rPr>
+              <w:t>bigint</w:t>
+            </w:r>
+            <w:proofErr w:type="spellEnd"/>
+            <w:r>
+              <w:rPr>
+                <w:rFonts w:ascii="Times New Roman" w:hAnsi="Times New Roman" w:cs="Times New Roman"/>
+                <w:sz w:val="24"/>
+                <w:szCs w:val="24"/>
+              </w:rPr>
+              <w:t xml:space="preserve"> (FK) опционально</w:t>
             </w:r>
           </w:p>
         </w:tc>
@@ -38619,9 +40593,11 @@
       <w:r>
         <w:t>Настройки событий телеметрии (</w:t>
       </w:r>
+      <w:proofErr w:type="spellStart"/>
       <w:r>
         <w:t>telemetry_event_config</w:t>
       </w:r>
+      <w:proofErr w:type="spellEnd"/>
       <w:r>
         <w:t>)</w:t>
       </w:r>
@@ -38887,6 +40863,7 @@
                 <w:szCs w:val="24"/>
               </w:rPr>
             </w:pPr>
+            <w:proofErr w:type="spellStart"/>
             <w:r>
               <w:rPr>
                 <w:rFonts w:ascii="Times New Roman" w:hAnsi="Times New Roman" w:cs="Times New Roman"/>
@@ -38895,6 +40872,7 @@
               </w:rPr>
               <w:t>id</w:t>
             </w:r>
+            <w:proofErr w:type="spellEnd"/>
           </w:p>
         </w:tc>
         <w:tc>
@@ -38931,6 +40909,7 @@
                 <w:szCs w:val="24"/>
               </w:rPr>
             </w:pPr>
+            <w:proofErr w:type="spellStart"/>
             <w:r>
               <w:rPr>
                 <w:rFonts w:ascii="Times New Roman" w:hAnsi="Times New Roman" w:cs="Times New Roman"/>
@@ -38939,6 +40918,7 @@
               </w:rPr>
               <w:t>int</w:t>
             </w:r>
+            <w:proofErr w:type="spellEnd"/>
           </w:p>
         </w:tc>
         <w:tc>
@@ -38981,8 +40961,18 @@
                 <w:sz w:val="24"/>
                 <w:szCs w:val="24"/>
               </w:rPr>
-              <w:t>Первичный ключ, автоинкремент</w:t>
-            </w:r>
+              <w:t xml:space="preserve">Первичный ключ, </w:t>
+            </w:r>
+            <w:proofErr w:type="spellStart"/>
+            <w:r>
+              <w:rPr>
+                <w:rFonts w:ascii="Times New Roman" w:hAnsi="Times New Roman" w:cs="Times New Roman"/>
+                <w:sz w:val="24"/>
+                <w:szCs w:val="24"/>
+              </w:rPr>
+              <w:t>автоинкремент</w:t>
+            </w:r>
+            <w:proofErr w:type="spellEnd"/>
           </w:p>
         </w:tc>
       </w:tr>
@@ -39024,6 +41014,7 @@
                 <w:szCs w:val="24"/>
               </w:rPr>
             </w:pPr>
+            <w:proofErr w:type="spellStart"/>
             <w:r>
               <w:rPr>
                 <w:rFonts w:ascii="Times New Roman" w:hAnsi="Times New Roman" w:cs="Times New Roman"/>
@@ -39032,6 +41023,7 @@
               </w:rPr>
               <w:t>event_type</w:t>
             </w:r>
+            <w:proofErr w:type="spellEnd"/>
           </w:p>
         </w:tc>
         <w:tc>
@@ -39068,13 +41060,33 @@
                 <w:szCs w:val="24"/>
               </w:rPr>
             </w:pPr>
-            <w:r>
-              <w:rPr>
-                <w:rFonts w:ascii="Times New Roman" w:hAnsi="Times New Roman" w:cs="Times New Roman"/>
-                <w:sz w:val="24"/>
-                <w:szCs w:val="24"/>
-              </w:rPr>
-              <w:t>varchar(50)</w:t>
+            <w:proofErr w:type="spellStart"/>
+            <w:proofErr w:type="gramStart"/>
+            <w:r>
+              <w:rPr>
+                <w:rFonts w:ascii="Times New Roman" w:hAnsi="Times New Roman" w:cs="Times New Roman"/>
+                <w:sz w:val="24"/>
+                <w:szCs w:val="24"/>
+              </w:rPr>
+              <w:t>varchar</w:t>
+            </w:r>
+            <w:proofErr w:type="spellEnd"/>
+            <w:r>
+              <w:rPr>
+                <w:rFonts w:ascii="Times New Roman" w:hAnsi="Times New Roman" w:cs="Times New Roman"/>
+                <w:sz w:val="24"/>
+                <w:szCs w:val="24"/>
+              </w:rPr>
+              <w:t>(</w:t>
+            </w:r>
+            <w:proofErr w:type="gramEnd"/>
+            <w:r>
+              <w:rPr>
+                <w:rFonts w:ascii="Times New Roman" w:hAnsi="Times New Roman" w:cs="Times New Roman"/>
+                <w:sz w:val="24"/>
+                <w:szCs w:val="24"/>
+              </w:rPr>
+              <w:t>50)</w:t>
             </w:r>
           </w:p>
         </w:tc>
@@ -39161,6 +41173,7 @@
                 <w:szCs w:val="24"/>
               </w:rPr>
             </w:pPr>
+            <w:proofErr w:type="spellStart"/>
             <w:r>
               <w:rPr>
                 <w:rFonts w:ascii="Times New Roman" w:hAnsi="Times New Roman" w:cs="Times New Roman"/>
@@ -39169,6 +41182,7 @@
               </w:rPr>
               <w:t>parameters</w:t>
             </w:r>
+            <w:proofErr w:type="spellEnd"/>
           </w:p>
         </w:tc>
         <w:tc>
@@ -39205,6 +41219,7 @@
                 <w:szCs w:val="24"/>
               </w:rPr>
             </w:pPr>
+            <w:proofErr w:type="spellStart"/>
             <w:r>
               <w:rPr>
                 <w:rFonts w:ascii="Times New Roman" w:hAnsi="Times New Roman" w:cs="Times New Roman"/>
@@ -39213,6 +41228,7 @@
               </w:rPr>
               <w:t>jsonb</w:t>
             </w:r>
+            <w:proofErr w:type="spellEnd"/>
           </w:p>
         </w:tc>
         <w:tc>
@@ -39298,6 +41314,7 @@
                 <w:szCs w:val="24"/>
               </w:rPr>
             </w:pPr>
+            <w:proofErr w:type="spellStart"/>
             <w:r>
               <w:rPr>
                 <w:rFonts w:ascii="Times New Roman" w:hAnsi="Times New Roman" w:cs="Times New Roman"/>
@@ -39306,6 +41323,7 @@
               </w:rPr>
               <w:t>is_enabled</w:t>
             </w:r>
+            <w:proofErr w:type="spellEnd"/>
           </w:p>
         </w:tc>
         <w:tc>
@@ -39342,6 +41360,7 @@
                 <w:szCs w:val="24"/>
               </w:rPr>
             </w:pPr>
+            <w:proofErr w:type="spellStart"/>
             <w:r>
               <w:rPr>
                 <w:rFonts w:ascii="Times New Roman" w:hAnsi="Times New Roman" w:cs="Times New Roman"/>
@@ -39350,6 +41369,7 @@
               </w:rPr>
               <w:t>boolean</w:t>
             </w:r>
+            <w:proofErr w:type="spellEnd"/>
           </w:p>
         </w:tc>
         <w:tc>
@@ -39435,6 +41455,7 @@
                 <w:szCs w:val="24"/>
               </w:rPr>
             </w:pPr>
+            <w:proofErr w:type="spellStart"/>
             <w:r>
               <w:rPr>
                 <w:rFonts w:ascii="Times New Roman" w:hAnsi="Times New Roman" w:cs="Times New Roman"/>
@@ -39443,6 +41464,7 @@
               </w:rPr>
               <w:t>description</w:t>
             </w:r>
+            <w:proofErr w:type="spellEnd"/>
           </w:p>
         </w:tc>
         <w:tc>
@@ -39479,6 +41501,7 @@
                 <w:szCs w:val="24"/>
               </w:rPr>
             </w:pPr>
+            <w:proofErr w:type="spellStart"/>
             <w:r>
               <w:rPr>
                 <w:rFonts w:ascii="Times New Roman" w:hAnsi="Times New Roman" w:cs="Times New Roman"/>
@@ -39487,6 +41510,7 @@
               </w:rPr>
               <w:t>text</w:t>
             </w:r>
+            <w:proofErr w:type="spellEnd"/>
           </w:p>
         </w:tc>
         <w:tc>
@@ -39544,11 +41568,21 @@
         </w:numPr>
       </w:pPr>
       <w:r>
-        <w:t>Настройки событий геозон (</w:t>
-      </w:r>
+        <w:t xml:space="preserve">Настройки событий </w:t>
+      </w:r>
+      <w:proofErr w:type="spellStart"/>
+      <w:r>
+        <w:t>геозон</w:t>
+      </w:r>
+      <w:proofErr w:type="spellEnd"/>
+      <w:r>
+        <w:t xml:space="preserve"> (</w:t>
+      </w:r>
+      <w:proofErr w:type="spellStart"/>
       <w:r>
         <w:t>geozone_event_config</w:t>
       </w:r>
+      <w:proofErr w:type="spellEnd"/>
       <w:r>
         <w:t>)</w:t>
       </w:r>
@@ -39583,8 +41617,13 @@
         </w:r>
       </w:del>
       <w:r>
-        <w:t xml:space="preserve"> Настройки событий геозон</w:t>
-      </w:r>
+        <w:t xml:space="preserve"> Настройки событий </w:t>
+      </w:r>
+      <w:proofErr w:type="spellStart"/>
+      <w:r>
+        <w:t>геозон</w:t>
+      </w:r>
+      <w:proofErr w:type="spellEnd"/>
     </w:p>
     <w:tbl>
       <w:tblPr>
@@ -39741,6 +41780,7 @@
                 <w:szCs w:val="24"/>
               </w:rPr>
             </w:pPr>
+            <w:proofErr w:type="spellStart"/>
             <w:r>
               <w:rPr>
                 <w:rFonts w:ascii="Times New Roman" w:hAnsi="Times New Roman" w:cs="Times New Roman"/>
@@ -39749,6 +41789,7 @@
               </w:rPr>
               <w:t>id</w:t>
             </w:r>
+            <w:proofErr w:type="spellEnd"/>
           </w:p>
         </w:tc>
         <w:tc>
@@ -39772,6 +41813,7 @@
                 <w:szCs w:val="24"/>
               </w:rPr>
             </w:pPr>
+            <w:proofErr w:type="spellStart"/>
             <w:r>
               <w:rPr>
                 <w:rFonts w:ascii="Times New Roman" w:hAnsi="Times New Roman" w:cs="Times New Roman"/>
@@ -39780,6 +41822,7 @@
               </w:rPr>
               <w:t>int</w:t>
             </w:r>
+            <w:proofErr w:type="spellEnd"/>
           </w:p>
         </w:tc>
         <w:tc>
@@ -39809,8 +41852,18 @@
                 <w:sz w:val="24"/>
                 <w:szCs w:val="24"/>
               </w:rPr>
-              <w:t>Первичный ключ, автоинкремент</w:t>
-            </w:r>
+              <w:t xml:space="preserve">Первичный ключ, </w:t>
+            </w:r>
+            <w:proofErr w:type="spellStart"/>
+            <w:r>
+              <w:rPr>
+                <w:rFonts w:ascii="Times New Roman" w:hAnsi="Times New Roman" w:cs="Times New Roman"/>
+                <w:sz w:val="24"/>
+                <w:szCs w:val="24"/>
+              </w:rPr>
+              <w:t>автоинкремент</w:t>
+            </w:r>
+            <w:proofErr w:type="spellEnd"/>
           </w:p>
         </w:tc>
       </w:tr>
@@ -39839,6 +41892,7 @@
                 <w:szCs w:val="24"/>
               </w:rPr>
             </w:pPr>
+            <w:proofErr w:type="spellStart"/>
             <w:r>
               <w:rPr>
                 <w:rFonts w:ascii="Times New Roman" w:hAnsi="Times New Roman" w:cs="Times New Roman"/>
@@ -39848,6 +41902,7 @@
               <w:lastRenderedPageBreak/>
               <w:t>geozone_id</w:t>
             </w:r>
+            <w:proofErr w:type="spellEnd"/>
           </w:p>
         </w:tc>
         <w:tc>
@@ -39871,13 +41926,23 @@
                 <w:szCs w:val="24"/>
               </w:rPr>
             </w:pPr>
-            <w:r>
-              <w:rPr>
-                <w:rFonts w:ascii="Times New Roman" w:hAnsi="Times New Roman" w:cs="Times New Roman"/>
-                <w:sz w:val="24"/>
-                <w:szCs w:val="24"/>
-              </w:rPr>
-              <w:t>bigint (FK)</w:t>
+            <w:proofErr w:type="spellStart"/>
+            <w:r>
+              <w:rPr>
+                <w:rFonts w:ascii="Times New Roman" w:hAnsi="Times New Roman" w:cs="Times New Roman"/>
+                <w:sz w:val="24"/>
+                <w:szCs w:val="24"/>
+              </w:rPr>
+              <w:t>bigint</w:t>
+            </w:r>
+            <w:proofErr w:type="spellEnd"/>
+            <w:r>
+              <w:rPr>
+                <w:rFonts w:ascii="Times New Roman" w:hAnsi="Times New Roman" w:cs="Times New Roman"/>
+                <w:sz w:val="24"/>
+                <w:szCs w:val="24"/>
+              </w:rPr>
+              <w:t xml:space="preserve"> (FK)</w:t>
             </w:r>
           </w:p>
         </w:tc>
@@ -39908,8 +41973,18 @@
                 <w:sz w:val="24"/>
                 <w:szCs w:val="24"/>
               </w:rPr>
-              <w:t>Внешний ключ к таблице geozones</w:t>
-            </w:r>
+              <w:t xml:space="preserve">Внешний ключ к таблице </w:t>
+            </w:r>
+            <w:proofErr w:type="spellStart"/>
+            <w:r>
+              <w:rPr>
+                <w:rFonts w:ascii="Times New Roman" w:hAnsi="Times New Roman" w:cs="Times New Roman"/>
+                <w:sz w:val="24"/>
+                <w:szCs w:val="24"/>
+              </w:rPr>
+              <w:t>geozones</w:t>
+            </w:r>
+            <w:proofErr w:type="spellEnd"/>
           </w:p>
         </w:tc>
       </w:tr>
@@ -39938,6 +42013,7 @@
                 <w:szCs w:val="24"/>
               </w:rPr>
             </w:pPr>
+            <w:proofErr w:type="spellStart"/>
             <w:r>
               <w:rPr>
                 <w:rFonts w:ascii="Times New Roman" w:hAnsi="Times New Roman" w:cs="Times New Roman"/>
@@ -39946,6 +42022,7 @@
               </w:rPr>
               <w:t>event_type</w:t>
             </w:r>
+            <w:proofErr w:type="spellEnd"/>
           </w:p>
         </w:tc>
         <w:tc>
@@ -39969,13 +42046,33 @@
                 <w:szCs w:val="24"/>
               </w:rPr>
             </w:pPr>
-            <w:r>
-              <w:rPr>
-                <w:rFonts w:ascii="Times New Roman" w:hAnsi="Times New Roman" w:cs="Times New Roman"/>
-                <w:sz w:val="24"/>
-                <w:szCs w:val="24"/>
-              </w:rPr>
-              <w:t>varchar(20)</w:t>
+            <w:proofErr w:type="spellStart"/>
+            <w:proofErr w:type="gramStart"/>
+            <w:r>
+              <w:rPr>
+                <w:rFonts w:ascii="Times New Roman" w:hAnsi="Times New Roman" w:cs="Times New Roman"/>
+                <w:sz w:val="24"/>
+                <w:szCs w:val="24"/>
+              </w:rPr>
+              <w:t>varchar</w:t>
+            </w:r>
+            <w:proofErr w:type="spellEnd"/>
+            <w:r>
+              <w:rPr>
+                <w:rFonts w:ascii="Times New Roman" w:hAnsi="Times New Roman" w:cs="Times New Roman"/>
+                <w:sz w:val="24"/>
+                <w:szCs w:val="24"/>
+              </w:rPr>
+              <w:t>(</w:t>
+            </w:r>
+            <w:proofErr w:type="gramEnd"/>
+            <w:r>
+              <w:rPr>
+                <w:rFonts w:ascii="Times New Roman" w:hAnsi="Times New Roman" w:cs="Times New Roman"/>
+                <w:sz w:val="24"/>
+                <w:szCs w:val="24"/>
+              </w:rPr>
+              <w:t>20)</w:t>
             </w:r>
           </w:p>
         </w:tc>
@@ -40015,7 +42112,25 @@
                   <w:sz w:val="24"/>
                   <w:szCs w:val="24"/>
                 </w:rPr>
-                <w:t>, в зависимости от котрого меняется логика фиксации события</w:t>
+                <w:t xml:space="preserve">, в зависимости от </w:t>
+              </w:r>
+              <w:proofErr w:type="spellStart"/>
+              <w:r>
+                <w:rPr>
+                  <w:rFonts w:ascii="Times New Roman" w:hAnsi="Times New Roman" w:cs="Times New Roman"/>
+                  <w:sz w:val="24"/>
+                  <w:szCs w:val="24"/>
+                </w:rPr>
+                <w:t>котрого</w:t>
+              </w:r>
+              <w:proofErr w:type="spellEnd"/>
+              <w:r>
+                <w:rPr>
+                  <w:rFonts w:ascii="Times New Roman" w:hAnsi="Times New Roman" w:cs="Times New Roman"/>
+                  <w:sz w:val="24"/>
+                  <w:szCs w:val="24"/>
+                </w:rPr>
+                <w:t xml:space="preserve"> меняется логика фиксации события</w:t>
               </w:r>
             </w:ins>
             <w:del w:id="1606" w:author="Maxim Bystrov" w:date="2026-05-07T22:43:00Z">
@@ -40066,6 +42181,7 @@
                 <w:szCs w:val="24"/>
               </w:rPr>
             </w:pPr>
+            <w:proofErr w:type="spellStart"/>
             <w:r>
               <w:rPr>
                 <w:rFonts w:ascii="Times New Roman" w:hAnsi="Times New Roman" w:cs="Times New Roman"/>
@@ -40074,6 +42190,7 @@
               </w:rPr>
               <w:t>is_enabled</w:t>
             </w:r>
+            <w:proofErr w:type="spellEnd"/>
           </w:p>
         </w:tc>
         <w:tc>
@@ -40097,6 +42214,7 @@
                 <w:szCs w:val="24"/>
               </w:rPr>
             </w:pPr>
+            <w:proofErr w:type="spellStart"/>
             <w:r>
               <w:rPr>
                 <w:rFonts w:ascii="Times New Roman" w:hAnsi="Times New Roman" w:cs="Times New Roman"/>
@@ -40105,6 +42223,7 @@
               </w:rPr>
               <w:t>boolean</w:t>
             </w:r>
+            <w:proofErr w:type="spellEnd"/>
           </w:p>
         </w:tc>
         <w:tc>
@@ -40275,9 +42394,11 @@
       <w:r>
         <w:t>Общие настройки (</w:t>
       </w:r>
+      <w:proofErr w:type="spellStart"/>
       <w:r>
         <w:t>general_settings</w:t>
       </w:r>
+      <w:proofErr w:type="spellEnd"/>
       <w:r>
         <w:t>)</w:t>
       </w:r>
@@ -40454,6 +42575,7 @@
                 <w:szCs w:val="24"/>
               </w:rPr>
             </w:pPr>
+            <w:proofErr w:type="spellStart"/>
             <w:r>
               <w:rPr>
                 <w:rFonts w:ascii="Times New Roman" w:hAnsi="Times New Roman" w:cs="Times New Roman"/>
@@ -40462,6 +42584,7 @@
               </w:rPr>
               <w:t>key</w:t>
             </w:r>
+            <w:proofErr w:type="spellEnd"/>
           </w:p>
         </w:tc>
         <w:tc>
@@ -40485,13 +42608,33 @@
                 <w:szCs w:val="24"/>
               </w:rPr>
             </w:pPr>
-            <w:r>
-              <w:rPr>
-                <w:rFonts w:ascii="Times New Roman" w:hAnsi="Times New Roman" w:cs="Times New Roman"/>
-                <w:sz w:val="24"/>
-                <w:szCs w:val="24"/>
-              </w:rPr>
-              <w:t>varchar(50) (PK)</w:t>
+            <w:proofErr w:type="spellStart"/>
+            <w:proofErr w:type="gramStart"/>
+            <w:r>
+              <w:rPr>
+                <w:rFonts w:ascii="Times New Roman" w:hAnsi="Times New Roman" w:cs="Times New Roman"/>
+                <w:sz w:val="24"/>
+                <w:szCs w:val="24"/>
+              </w:rPr>
+              <w:t>varchar</w:t>
+            </w:r>
+            <w:proofErr w:type="spellEnd"/>
+            <w:r>
+              <w:rPr>
+                <w:rFonts w:ascii="Times New Roman" w:hAnsi="Times New Roman" w:cs="Times New Roman"/>
+                <w:sz w:val="24"/>
+                <w:szCs w:val="24"/>
+              </w:rPr>
+              <w:t>(</w:t>
+            </w:r>
+            <w:proofErr w:type="gramEnd"/>
+            <w:r>
+              <w:rPr>
+                <w:rFonts w:ascii="Times New Roman" w:hAnsi="Times New Roman" w:cs="Times New Roman"/>
+                <w:sz w:val="24"/>
+                <w:szCs w:val="24"/>
+              </w:rPr>
+              <w:t>50) (PK)</w:t>
             </w:r>
           </w:p>
         </w:tc>
@@ -40522,7 +42665,25 @@
                 <w:sz w:val="24"/>
                 <w:szCs w:val="24"/>
               </w:rPr>
-              <w:t>Первичный ключ – строковый идентификатор настройки (например, 'geohash_level_db')</w:t>
+              <w:t>Первичный ключ – строковый идентификатор настройки (например, '</w:t>
+            </w:r>
+            <w:proofErr w:type="spellStart"/>
+            <w:r>
+              <w:rPr>
+                <w:rFonts w:ascii="Times New Roman" w:hAnsi="Times New Roman" w:cs="Times New Roman"/>
+                <w:sz w:val="24"/>
+                <w:szCs w:val="24"/>
+              </w:rPr>
+              <w:t>geohash_level_db</w:t>
+            </w:r>
+            <w:proofErr w:type="spellEnd"/>
+            <w:r>
+              <w:rPr>
+                <w:rFonts w:ascii="Times New Roman" w:hAnsi="Times New Roman" w:cs="Times New Roman"/>
+                <w:sz w:val="24"/>
+                <w:szCs w:val="24"/>
+              </w:rPr>
+              <w:t>')</w:t>
             </w:r>
           </w:p>
         </w:tc>
@@ -40549,6 +42710,7 @@
                 <w:szCs w:val="24"/>
               </w:rPr>
             </w:pPr>
+            <w:proofErr w:type="spellStart"/>
             <w:r>
               <w:rPr>
                 <w:rFonts w:ascii="Times New Roman" w:hAnsi="Times New Roman" w:cs="Times New Roman"/>
@@ -40557,6 +42719,7 @@
               </w:rPr>
               <w:t>value</w:t>
             </w:r>
+            <w:proofErr w:type="spellEnd"/>
           </w:p>
         </w:tc>
         <w:tc>
@@ -40580,6 +42743,7 @@
                 <w:szCs w:val="24"/>
               </w:rPr>
             </w:pPr>
+            <w:proofErr w:type="spellStart"/>
             <w:r>
               <w:rPr>
                 <w:rFonts w:ascii="Times New Roman" w:hAnsi="Times New Roman" w:cs="Times New Roman"/>
@@ -40588,6 +42752,7 @@
               </w:rPr>
               <w:t>text</w:t>
             </w:r>
+            <w:proofErr w:type="spellEnd"/>
           </w:p>
         </w:tc>
         <w:tc>
@@ -40654,6 +42819,7 @@
                 <w:szCs w:val="24"/>
               </w:rPr>
             </w:pPr>
+            <w:proofErr w:type="spellStart"/>
             <w:r>
               <w:rPr>
                 <w:rFonts w:ascii="Times New Roman" w:hAnsi="Times New Roman" w:cs="Times New Roman"/>
@@ -40662,6 +42828,7 @@
               </w:rPr>
               <w:t>description</w:t>
             </w:r>
+            <w:proofErr w:type="spellEnd"/>
           </w:p>
         </w:tc>
         <w:tc>
@@ -40685,6 +42852,7 @@
                 <w:szCs w:val="24"/>
               </w:rPr>
             </w:pPr>
+            <w:proofErr w:type="spellStart"/>
             <w:r>
               <w:rPr>
                 <w:rFonts w:ascii="Times New Roman" w:hAnsi="Times New Roman" w:cs="Times New Roman"/>
@@ -40693,6 +42861,7 @@
               </w:rPr>
               <w:t>text</w:t>
             </w:r>
+            <w:proofErr w:type="spellEnd"/>
           </w:p>
         </w:tc>
         <w:tc>
@@ -41400,7 +43569,23 @@
           <w:i/>
           <w:iCs/>
         </w:rPr>
-        <w:t>Просмотр геозон на карте</w:t>
+        <w:t xml:space="preserve">Просмотр </w:t>
+      </w:r>
+      <w:proofErr w:type="spellStart"/>
+      <w:r>
+        <w:rPr>
+          <w:i/>
+          <w:iCs/>
+        </w:rPr>
+        <w:t>геозон</w:t>
+      </w:r>
+      <w:proofErr w:type="spellEnd"/>
+      <w:r>
+        <w:rPr>
+          <w:i/>
+          <w:iCs/>
+        </w:rPr>
+        <w:t xml:space="preserve"> на карте</w:t>
       </w:r>
     </w:p>
     <w:p>
@@ -41533,7 +43718,23 @@
           <w:i/>
           <w:iCs/>
         </w:rPr>
-        <w:t xml:space="preserve"> Редактирование геозон </w:t>
+        <w:t xml:space="preserve"> Редактирование </w:t>
+      </w:r>
+      <w:proofErr w:type="spellStart"/>
+      <w:r>
+        <w:rPr>
+          <w:i/>
+          <w:iCs/>
+        </w:rPr>
+        <w:t>геозон</w:t>
+      </w:r>
+      <w:proofErr w:type="spellEnd"/>
+      <w:r>
+        <w:rPr>
+          <w:i/>
+          <w:iCs/>
+        </w:rPr>
+        <w:t xml:space="preserve"> </w:t>
       </w:r>
     </w:p>
     <w:p>
@@ -42265,7 +44466,15 @@
         </w:rPr>
       </w:pPr>
       <w:r>
-        <w:t>На основе созданных в справочнике геозон формируются события входа в зону и выхода из зоны для устройств.</w:t>
+        <w:t xml:space="preserve">На основе созданных в справочнике </w:t>
+      </w:r>
+      <w:proofErr w:type="spellStart"/>
+      <w:r>
+        <w:t>геозон</w:t>
+      </w:r>
+      <w:proofErr w:type="spellEnd"/>
+      <w:r>
+        <w:t xml:space="preserve"> формируются события входа в зону и выхода из зоны для устройств.</w:t>
       </w:r>
       <w:r>
         <w:t xml:space="preserve"> Пользователю доступен просмотр формируемых событий в меню «События».</w:t>
@@ -42673,6 +44882,7 @@
         </w:rPr>
         <w:t>://</w:t>
       </w:r>
+      <w:proofErr w:type="spellStart"/>
       <w:r>
         <w:rPr>
           <w:rFonts w:ascii="Times New Roman" w:hAnsi="Times New Roman" w:cs="Times New Roman"/>
@@ -42682,6 +44892,7 @@
         </w:rPr>
         <w:t>rosstat</w:t>
       </w:r>
+      <w:proofErr w:type="spellEnd"/>
       <w:r>
         <w:rPr>
           <w:rFonts w:ascii="Times New Roman" w:hAnsi="Times New Roman" w:cs="Times New Roman"/>
@@ -42707,6 +44918,7 @@
         </w:rPr>
         <w:t>.</w:t>
       </w:r>
+      <w:proofErr w:type="spellStart"/>
       <w:r>
         <w:rPr>
           <w:rFonts w:ascii="Times New Roman" w:hAnsi="Times New Roman" w:cs="Times New Roman"/>
@@ -42716,6 +44928,7 @@
         </w:rPr>
         <w:t>ru</w:t>
       </w:r>
+      <w:proofErr w:type="spellEnd"/>
       <w:r>
         <w:rPr>
           <w:rFonts w:ascii="Times New Roman" w:hAnsi="Times New Roman" w:cs="Times New Roman"/>
@@ -42852,6 +45065,7 @@
         </w:rPr>
         <w:t xml:space="preserve">4. </w:t>
       </w:r>
+      <w:proofErr w:type="spellStart"/>
       <w:r>
         <w:rPr>
           <w:rFonts w:ascii="Times New Roman" w:hAnsi="Times New Roman" w:cs="Times New Roman"/>
@@ -42860,8 +45074,9 @@
           <w:szCs w:val="28"/>
           <w:shd w:val="clear" w:color="auto" w:fill="FFFFFF"/>
         </w:rPr>
-        <w:t>Зиарманд Артур Нисарович, Хаханов Владимир Иванович</w:t>
-      </w:r>
+        <w:t>Зиарманд</w:t>
+      </w:r>
+      <w:proofErr w:type="spellEnd"/>
       <w:r>
         <w:rPr>
           <w:rFonts w:ascii="Times New Roman" w:hAnsi="Times New Roman" w:cs="Times New Roman"/>
@@ -42870,8 +45085,9 @@
           <w:szCs w:val="28"/>
           <w:shd w:val="clear" w:color="auto" w:fill="FFFFFF"/>
         </w:rPr>
-        <w:t>.</w:t>
-      </w:r>
+        <w:t xml:space="preserve"> Артур </w:t>
+      </w:r>
+      <w:proofErr w:type="spellStart"/>
       <w:r>
         <w:rPr>
           <w:rFonts w:ascii="Times New Roman" w:hAnsi="Times New Roman" w:cs="Times New Roman"/>
@@ -42880,12 +45096,10 @@
           <w:szCs w:val="28"/>
           <w:shd w:val="clear" w:color="auto" w:fill="FFFFFF"/>
         </w:rPr>
-        <w:t xml:space="preserve"> Модели и методы мониторинга и управления транспортом // Радиоэлектроника и информатика. 2016. №3.</w:t>
-      </w:r>
-    </w:p>
-    <w:p>
-      <w:pPr>
-        <w:spacing w:line="360" w:lineRule="auto"/>
+        <w:t>Нисарович</w:t>
+      </w:r>
+      <w:proofErr w:type="spellEnd"/>
+      <w:r>
         <w:rPr>
           <w:rFonts w:ascii="Times New Roman" w:hAnsi="Times New Roman" w:cs="Times New Roman"/>
           <w:color w:val="333333"/>
@@ -42893,7 +45107,9 @@
           <w:szCs w:val="28"/>
           <w:shd w:val="clear" w:color="auto" w:fill="FFFFFF"/>
         </w:rPr>
-      </w:pPr>
+        <w:t xml:space="preserve">, </w:t>
+      </w:r>
+      <w:proofErr w:type="spellStart"/>
       <w:r>
         <w:rPr>
           <w:rFonts w:ascii="Times New Roman" w:hAnsi="Times New Roman" w:cs="Times New Roman"/>
@@ -42902,6 +45118,59 @@
           <w:szCs w:val="28"/>
           <w:shd w:val="clear" w:color="auto" w:fill="FFFFFF"/>
         </w:rPr>
+        <w:t>Хаханов</w:t>
+      </w:r>
+      <w:proofErr w:type="spellEnd"/>
+      <w:r>
+        <w:rPr>
+          <w:rFonts w:ascii="Times New Roman" w:hAnsi="Times New Roman" w:cs="Times New Roman"/>
+          <w:color w:val="333333"/>
+          <w:sz w:val="28"/>
+          <w:szCs w:val="28"/>
+          <w:shd w:val="clear" w:color="auto" w:fill="FFFFFF"/>
+        </w:rPr>
+        <w:t xml:space="preserve"> Владимир Иванович</w:t>
+      </w:r>
+      <w:r>
+        <w:rPr>
+          <w:rFonts w:ascii="Times New Roman" w:hAnsi="Times New Roman" w:cs="Times New Roman"/>
+          <w:color w:val="333333"/>
+          <w:sz w:val="28"/>
+          <w:szCs w:val="28"/>
+          <w:shd w:val="clear" w:color="auto" w:fill="FFFFFF"/>
+        </w:rPr>
+        <w:t>.</w:t>
+      </w:r>
+      <w:r>
+        <w:rPr>
+          <w:rFonts w:ascii="Times New Roman" w:hAnsi="Times New Roman" w:cs="Times New Roman"/>
+          <w:color w:val="333333"/>
+          <w:sz w:val="28"/>
+          <w:szCs w:val="28"/>
+          <w:shd w:val="clear" w:color="auto" w:fill="FFFFFF"/>
+        </w:rPr>
+        <w:t xml:space="preserve"> Модели и методы мониторинга и управления транспортом // Радиоэлектроника и информатика. 2016. №3.</w:t>
+      </w:r>
+    </w:p>
+    <w:p>
+      <w:pPr>
+        <w:spacing w:line="360" w:lineRule="auto"/>
+        <w:rPr>
+          <w:rFonts w:ascii="Times New Roman" w:hAnsi="Times New Roman" w:cs="Times New Roman"/>
+          <w:color w:val="333333"/>
+          <w:sz w:val="28"/>
+          <w:szCs w:val="28"/>
+          <w:shd w:val="clear" w:color="auto" w:fill="FFFFFF"/>
+        </w:rPr>
+      </w:pPr>
+      <w:r>
+        <w:rPr>
+          <w:rFonts w:ascii="Times New Roman" w:hAnsi="Times New Roman" w:cs="Times New Roman"/>
+          <w:color w:val="333333"/>
+          <w:sz w:val="28"/>
+          <w:szCs w:val="28"/>
+          <w:shd w:val="clear" w:color="auto" w:fill="FFFFFF"/>
+        </w:rPr>
         <w:t xml:space="preserve">5. Игумнов Артем Олегович АРХИТЕКТУРА ПРОГРАММНОГО ОБЕСПЕЧЕНИЯ РАСПРЕДЕЛЕННОЙ СИСТЕМЫ МОНИТОРИНГА И УПРАВЛЕНИЯ ТРАНСПОРТОМ // Доклады ТУСУР. 2021. №2. </w:t>
       </w:r>
     </w:p>
@@ -42920,76 +45189,212 @@
           <w:sz w:val="28"/>
           <w:szCs w:val="28"/>
         </w:rPr>
-        <w:t>6. Кушнир Надежда Владимировна, Вонарх Юлия Сергеевна, Деев Илья Максимович, Долунц Анастасия Станиславовна, Карпенко Никита Андреевич АНАЛИЗ ДАННЫХ В РЕАЛЬНОМ ВРЕМЕНИ: ПРЕИМУЩЕСТВА И ПРИМЕРЫ ИСПОЛЬЗОВАНИЯ STREAM PROCESSING // Научный журнал КубГАУ. 2025. №207.</w:t>
-      </w:r>
-    </w:p>
-    <w:p>
-      <w:pPr>
-        <w:spacing w:line="360" w:lineRule="auto"/>
+        <w:t xml:space="preserve">6. Кушнир Надежда Владимировна, </w:t>
+      </w:r>
+      <w:proofErr w:type="spellStart"/>
+      <w:r>
         <w:rPr>
           <w:rFonts w:ascii="Times New Roman" w:hAnsi="Times New Roman" w:cs="Times New Roman"/>
           <w:sz w:val="28"/>
           <w:szCs w:val="28"/>
         </w:rPr>
-      </w:pPr>
+        <w:t>Вонарх</w:t>
+      </w:r>
+      <w:proofErr w:type="spellEnd"/>
       <w:r>
         <w:rPr>
           <w:rFonts w:ascii="Times New Roman" w:hAnsi="Times New Roman" w:cs="Times New Roman"/>
           <w:sz w:val="28"/>
           <w:szCs w:val="28"/>
         </w:rPr>
-        <w:t>7. Баженов Артём Эдуардович, Райков Александр Вячеславович, Нехаев Максим Вадимович, Ореховский Никита Викторович</w:t>
-      </w:r>
+        <w:t xml:space="preserve"> Юлия Сергеевна, Деев Илья Максимович, </w:t>
+      </w:r>
+      <w:proofErr w:type="spellStart"/>
       <w:r>
         <w:rPr>
           <w:rFonts w:ascii="Times New Roman" w:hAnsi="Times New Roman" w:cs="Times New Roman"/>
           <w:sz w:val="28"/>
           <w:szCs w:val="28"/>
         </w:rPr>
-        <w:t>.</w:t>
-      </w:r>
+        <w:t>Долунц</w:t>
+      </w:r>
+      <w:proofErr w:type="spellEnd"/>
       <w:r>
         <w:rPr>
           <w:rFonts w:ascii="Times New Roman" w:hAnsi="Times New Roman" w:cs="Times New Roman"/>
           <w:sz w:val="28"/>
           <w:szCs w:val="28"/>
         </w:rPr>
-        <w:t xml:space="preserve"> Оптимизация взаимодействия микросервисов с использованием асинхронных вызовов и </w:t>
-      </w:r>
+        <w:t xml:space="preserve"> Анастасия Станиславовна, Карпенко Никита Андреевич АНАЛИЗ ДАННЫХ В РЕАЛЬНОМ ВРЕМЕНИ: ПРЕИМУЩЕСТВА И ПРИМЕРЫ ИСПОЛЬЗОВАНИЯ STREAM PROCESSING // Научный журнал </w:t>
+      </w:r>
+      <w:proofErr w:type="spellStart"/>
       <w:r>
         <w:rPr>
           <w:rFonts w:ascii="Times New Roman" w:hAnsi="Times New Roman" w:cs="Times New Roman"/>
           <w:sz w:val="28"/>
           <w:szCs w:val="28"/>
         </w:rPr>
-        <w:lastRenderedPageBreak/>
-        <w:t xml:space="preserve">брокеров сообщений (Kafka, RabbitMQ) // Программные системы и вычислительные методы. 2025. №4. </w:t>
-      </w:r>
-    </w:p>
-    <w:p>
-      <w:pPr>
-        <w:spacing w:line="360" w:lineRule="auto"/>
+        <w:t>КубГАУ</w:t>
+      </w:r>
+      <w:proofErr w:type="spellEnd"/>
+      <w:r>
         <w:rPr>
           <w:rFonts w:ascii="Times New Roman" w:hAnsi="Times New Roman" w:cs="Times New Roman"/>
           <w:sz w:val="28"/>
           <w:szCs w:val="28"/>
         </w:rPr>
-      </w:pPr>
-      <w:r>
+        <w:t>. 2025. №207.</w:t>
+      </w:r>
+    </w:p>
+    <w:p>
+      <w:pPr>
+        <w:spacing w:line="360" w:lineRule="auto"/>
         <w:rPr>
           <w:rFonts w:ascii="Times New Roman" w:hAnsi="Times New Roman" w:cs="Times New Roman"/>
           <w:sz w:val="28"/>
           <w:szCs w:val="28"/>
         </w:rPr>
-        <w:t xml:space="preserve">8. </w:t>
-      </w:r>
+      </w:pPr>
       <w:r>
         <w:rPr>
           <w:rFonts w:ascii="Times New Roman" w:hAnsi="Times New Roman" w:cs="Times New Roman"/>
           <w:sz w:val="28"/>
           <w:szCs w:val="28"/>
         </w:rPr>
-        <w:t xml:space="preserve">Тюкачев Николай Аркадиевич Алгоритм определения принадлежности точки многоугольнику общего вида или многограннику с треугольными гранями // Вестник ТГТУ. 2009. №3. </w:t>
+        <w:t xml:space="preserve">7. Баженов Артём Эдуардович, Райков Александр Вячеславович, </w:t>
+      </w:r>
+      <w:proofErr w:type="spellStart"/>
+      <w:r>
+        <w:rPr>
+          <w:rFonts w:ascii="Times New Roman" w:hAnsi="Times New Roman" w:cs="Times New Roman"/>
+          <w:sz w:val="28"/>
+          <w:szCs w:val="28"/>
+        </w:rPr>
+        <w:t>Нехаев</w:t>
+      </w:r>
+      <w:proofErr w:type="spellEnd"/>
+      <w:r>
+        <w:rPr>
+          <w:rFonts w:ascii="Times New Roman" w:hAnsi="Times New Roman" w:cs="Times New Roman"/>
+          <w:sz w:val="28"/>
+          <w:szCs w:val="28"/>
+        </w:rPr>
+        <w:t xml:space="preserve"> Максим Вадимович, Ореховский Никита Викторович</w:t>
+      </w:r>
+      <w:r>
+        <w:rPr>
+          <w:rFonts w:ascii="Times New Roman" w:hAnsi="Times New Roman" w:cs="Times New Roman"/>
+          <w:sz w:val="28"/>
+          <w:szCs w:val="28"/>
+        </w:rPr>
+        <w:t>.</w:t>
+      </w:r>
+      <w:r>
+        <w:rPr>
+          <w:rFonts w:ascii="Times New Roman" w:hAnsi="Times New Roman" w:cs="Times New Roman"/>
+          <w:sz w:val="28"/>
+          <w:szCs w:val="28"/>
+        </w:rPr>
+        <w:t xml:space="preserve"> Оптимизация взаимодействия </w:t>
+      </w:r>
+      <w:proofErr w:type="spellStart"/>
+      <w:r>
+        <w:rPr>
+          <w:rFonts w:ascii="Times New Roman" w:hAnsi="Times New Roman" w:cs="Times New Roman"/>
+          <w:sz w:val="28"/>
+          <w:szCs w:val="28"/>
+        </w:rPr>
+        <w:t>микросервисов</w:t>
+      </w:r>
+      <w:proofErr w:type="spellEnd"/>
+      <w:r>
+        <w:rPr>
+          <w:rFonts w:ascii="Times New Roman" w:hAnsi="Times New Roman" w:cs="Times New Roman"/>
+          <w:sz w:val="28"/>
+          <w:szCs w:val="28"/>
+        </w:rPr>
+        <w:t xml:space="preserve"> с использованием асинхронных вызовов и </w:t>
+      </w:r>
+      <w:r>
+        <w:rPr>
+          <w:rFonts w:ascii="Times New Roman" w:hAnsi="Times New Roman" w:cs="Times New Roman"/>
+          <w:sz w:val="28"/>
+          <w:szCs w:val="28"/>
+        </w:rPr>
+        <w:lastRenderedPageBreak/>
+        <w:t>брокеров сообщений (</w:t>
+      </w:r>
+      <w:proofErr w:type="spellStart"/>
+      <w:r>
+        <w:rPr>
+          <w:rFonts w:ascii="Times New Roman" w:hAnsi="Times New Roman" w:cs="Times New Roman"/>
+          <w:sz w:val="28"/>
+          <w:szCs w:val="28"/>
+        </w:rPr>
+        <w:t>Kafka</w:t>
+      </w:r>
+      <w:proofErr w:type="spellEnd"/>
+      <w:r>
+        <w:rPr>
+          <w:rFonts w:ascii="Times New Roman" w:hAnsi="Times New Roman" w:cs="Times New Roman"/>
+          <w:sz w:val="28"/>
+          <w:szCs w:val="28"/>
+        </w:rPr>
+        <w:t xml:space="preserve">, </w:t>
+      </w:r>
+      <w:proofErr w:type="spellStart"/>
+      <w:r>
+        <w:rPr>
+          <w:rFonts w:ascii="Times New Roman" w:hAnsi="Times New Roman" w:cs="Times New Roman"/>
+          <w:sz w:val="28"/>
+          <w:szCs w:val="28"/>
+        </w:rPr>
+        <w:t>RabbitMQ</w:t>
+      </w:r>
+      <w:proofErr w:type="spellEnd"/>
+      <w:r>
+        <w:rPr>
+          <w:rFonts w:ascii="Times New Roman" w:hAnsi="Times New Roman" w:cs="Times New Roman"/>
+          <w:sz w:val="28"/>
+          <w:szCs w:val="28"/>
+        </w:rPr>
+        <w:t xml:space="preserve">) // Программные системы и вычислительные методы. 2025. №4. </w:t>
+      </w:r>
+    </w:p>
+    <w:p>
+      <w:pPr>
+        <w:spacing w:line="360" w:lineRule="auto"/>
+        <w:rPr>
+          <w:rFonts w:ascii="Times New Roman" w:hAnsi="Times New Roman" w:cs="Times New Roman"/>
+          <w:sz w:val="28"/>
+          <w:szCs w:val="28"/>
+        </w:rPr>
+      </w:pPr>
+      <w:r>
+        <w:rPr>
+          <w:rFonts w:ascii="Times New Roman" w:hAnsi="Times New Roman" w:cs="Times New Roman"/>
+          <w:sz w:val="28"/>
+          <w:szCs w:val="28"/>
+        </w:rPr>
+        <w:t xml:space="preserve">8. </w:t>
+      </w:r>
+      <w:proofErr w:type="spellStart"/>
+      <w:r>
+        <w:rPr>
+          <w:rFonts w:ascii="Times New Roman" w:hAnsi="Times New Roman" w:cs="Times New Roman"/>
+          <w:sz w:val="28"/>
+          <w:szCs w:val="28"/>
+        </w:rPr>
+        <w:t>Тюкачев</w:t>
+      </w:r>
+      <w:proofErr w:type="spellEnd"/>
+      <w:r>
+        <w:rPr>
+          <w:rFonts w:ascii="Times New Roman" w:hAnsi="Times New Roman" w:cs="Times New Roman"/>
+          <w:sz w:val="28"/>
+          <w:szCs w:val="28"/>
+        </w:rPr>
+        <w:t xml:space="preserve"> Николай Аркадиевич Алгоритм определения принадлежности точки многоугольнику общего вида или многограннику с треугольными гранями // Вестник ТГТУ. 2009. №3. </w:t>
       </w:r>
     </w:p>
     <w:p>
@@ -43186,6 +45591,7 @@
         </w:rPr>
         <w:t xml:space="preserve"> Š</w:t>
       </w:r>
+      <w:proofErr w:type="spellStart"/>
       <w:r>
         <w:rPr>
           <w:rFonts w:ascii="Times New Roman" w:hAnsi="Times New Roman" w:cs="Times New Roman"/>
@@ -43197,6 +45603,7 @@
         </w:rPr>
         <w:t>idlauskas</w:t>
       </w:r>
+      <w:proofErr w:type="spellEnd"/>
       <w:r>
         <w:rPr>
           <w:rFonts w:ascii="Times New Roman" w:hAnsi="Times New Roman" w:cs="Times New Roman"/>
@@ -43248,6 +45655,7 @@
         </w:rPr>
         <w:t xml:space="preserve"> Š</w:t>
       </w:r>
+      <w:proofErr w:type="spellStart"/>
       <w:r>
         <w:rPr>
           <w:rFonts w:ascii="Times New Roman" w:hAnsi="Times New Roman" w:cs="Times New Roman"/>
@@ -43259,6 +45667,7 @@
         </w:rPr>
         <w:t>altenis</w:t>
       </w:r>
+      <w:proofErr w:type="spellEnd"/>
       <w:r>
         <w:rPr>
           <w:rFonts w:ascii="Times New Roman" w:hAnsi="Times New Roman" w:cs="Times New Roman"/>
@@ -43527,6 +45936,7 @@
         </w:rPr>
         <w:t xml:space="preserve"> Š</w:t>
       </w:r>
+      <w:proofErr w:type="spellStart"/>
       <w:r>
         <w:rPr>
           <w:rFonts w:ascii="Times New Roman" w:hAnsi="Times New Roman" w:cs="Times New Roman"/>
@@ -43538,6 +45948,7 @@
         </w:rPr>
         <w:t>aulys</w:t>
       </w:r>
+      <w:proofErr w:type="spellEnd"/>
       <w:r>
         <w:rPr>
           <w:rFonts w:ascii="Times New Roman" w:hAnsi="Times New Roman" w:cs="Times New Roman"/>
@@ -43630,7 +46041,51 @@
           <w:shd w:val="clear" w:color="auto" w:fill="FFFFFF"/>
           <w:lang w:val="en-US"/>
         </w:rPr>
-        <w:t>Geospatial Grid System // Microsoft Learn URL: https://learn.microsoft.com/ru-ru/kusto/query/geospatial-grid-systems?view=azure-data-explorer (дата обращения: 03.05.2026).</w:t>
+        <w:t>Geospatial Grid System // Microsoft Learn URL: https://learn.microsoft.com/ru-ru/kusto/query/geospatial-grid-systems?view=azure-data-explorer (</w:t>
+      </w:r>
+      <w:proofErr w:type="spellStart"/>
+      <w:r>
+        <w:rPr>
+          <w:rFonts w:ascii="Times New Roman" w:hAnsi="Times New Roman" w:cs="Times New Roman"/>
+          <w:sz w:val="28"/>
+          <w:szCs w:val="28"/>
+          <w:shd w:val="clear" w:color="auto" w:fill="FFFFFF"/>
+          <w:lang w:val="en-US"/>
+        </w:rPr>
+        <w:t>дата</w:t>
+      </w:r>
+      <w:proofErr w:type="spellEnd"/>
+      <w:r>
+        <w:rPr>
+          <w:rFonts w:ascii="Times New Roman" w:hAnsi="Times New Roman" w:cs="Times New Roman"/>
+          <w:sz w:val="28"/>
+          <w:szCs w:val="28"/>
+          <w:shd w:val="clear" w:color="auto" w:fill="FFFFFF"/>
+          <w:lang w:val="en-US"/>
+        </w:rPr>
+        <w:t xml:space="preserve"> </w:t>
+      </w:r>
+      <w:proofErr w:type="spellStart"/>
+      <w:r>
+        <w:rPr>
+          <w:rFonts w:ascii="Times New Roman" w:hAnsi="Times New Roman" w:cs="Times New Roman"/>
+          <w:sz w:val="28"/>
+          <w:szCs w:val="28"/>
+          <w:shd w:val="clear" w:color="auto" w:fill="FFFFFF"/>
+          <w:lang w:val="en-US"/>
+        </w:rPr>
+        <w:t>обращения</w:t>
+      </w:r>
+      <w:proofErr w:type="spellEnd"/>
+      <w:r>
+        <w:rPr>
+          <w:rFonts w:ascii="Times New Roman" w:hAnsi="Times New Roman" w:cs="Times New Roman"/>
+          <w:sz w:val="28"/>
+          <w:szCs w:val="28"/>
+          <w:shd w:val="clear" w:color="auto" w:fill="FFFFFF"/>
+          <w:lang w:val="en-US"/>
+        </w:rPr>
+        <w:t>: 03.05.2026).</w:t>
       </w:r>
     </w:p>
     <w:p>
@@ -43662,8 +46117,9 @@
           <w:shd w:val="clear" w:color="auto" w:fill="FFFFFF"/>
           <w:lang w:val="en-US"/>
         </w:rPr>
-        <w:t>Al-Nsour, Esam &amp; Sleit, Azzam &amp; Alshraideh, Mohammad. A Pictorial Performance Comparison of Spatial Indexes.</w:t>
-      </w:r>
+        <w:t>Al-</w:t>
+      </w:r>
+      <w:proofErr w:type="spellStart"/>
       <w:r>
         <w:rPr>
           <w:rFonts w:ascii="Times New Roman" w:hAnsi="Times New Roman" w:cs="Times New Roman"/>
@@ -43673,8 +46129,9 @@
           <w:shd w:val="clear" w:color="auto" w:fill="FFFFFF"/>
           <w:lang w:val="en-US"/>
         </w:rPr>
-        <w:t xml:space="preserve"> // </w:t>
-      </w:r>
+        <w:t>Nsour</w:t>
+      </w:r>
+      <w:proofErr w:type="spellEnd"/>
       <w:r>
         <w:rPr>
           <w:rFonts w:ascii="Times New Roman" w:hAnsi="Times New Roman" w:cs="Times New Roman"/>
@@ -43684,8 +46141,9 @@
           <w:shd w:val="clear" w:color="auto" w:fill="FFFFFF"/>
           <w:lang w:val="en-US"/>
         </w:rPr>
-        <w:t xml:space="preserve">11th International Conference on Information and Communication Systems (ICICS) 042-047. </w:t>
-      </w:r>
+        <w:t xml:space="preserve">, Esam &amp; </w:t>
+      </w:r>
+      <w:proofErr w:type="spellStart"/>
       <w:r>
         <w:rPr>
           <w:rFonts w:ascii="Times New Roman" w:hAnsi="Times New Roman" w:cs="Times New Roman"/>
@@ -43693,6 +46151,75 @@
           <w:sz w:val="28"/>
           <w:szCs w:val="28"/>
           <w:shd w:val="clear" w:color="auto" w:fill="FFFFFF"/>
+          <w:lang w:val="en-US"/>
+        </w:rPr>
+        <w:t>Sleit</w:t>
+      </w:r>
+      <w:proofErr w:type="spellEnd"/>
+      <w:r>
+        <w:rPr>
+          <w:rFonts w:ascii="Times New Roman" w:hAnsi="Times New Roman" w:cs="Times New Roman"/>
+          <w:color w:val="333333"/>
+          <w:sz w:val="28"/>
+          <w:szCs w:val="28"/>
+          <w:shd w:val="clear" w:color="auto" w:fill="FFFFFF"/>
+          <w:lang w:val="en-US"/>
+        </w:rPr>
+        <w:t xml:space="preserve">, Azzam &amp; </w:t>
+      </w:r>
+      <w:proofErr w:type="spellStart"/>
+      <w:r>
+        <w:rPr>
+          <w:rFonts w:ascii="Times New Roman" w:hAnsi="Times New Roman" w:cs="Times New Roman"/>
+          <w:color w:val="333333"/>
+          <w:sz w:val="28"/>
+          <w:szCs w:val="28"/>
+          <w:shd w:val="clear" w:color="auto" w:fill="FFFFFF"/>
+          <w:lang w:val="en-US"/>
+        </w:rPr>
+        <w:t>Alshraideh</w:t>
+      </w:r>
+      <w:proofErr w:type="spellEnd"/>
+      <w:r>
+        <w:rPr>
+          <w:rFonts w:ascii="Times New Roman" w:hAnsi="Times New Roman" w:cs="Times New Roman"/>
+          <w:color w:val="333333"/>
+          <w:sz w:val="28"/>
+          <w:szCs w:val="28"/>
+          <w:shd w:val="clear" w:color="auto" w:fill="FFFFFF"/>
+          <w:lang w:val="en-US"/>
+        </w:rPr>
+        <w:t>, Mohammad. A Pictorial Performance Comparison of Spatial Indexes.</w:t>
+      </w:r>
+      <w:r>
+        <w:rPr>
+          <w:rFonts w:ascii="Times New Roman" w:hAnsi="Times New Roman" w:cs="Times New Roman"/>
+          <w:color w:val="333333"/>
+          <w:sz w:val="28"/>
+          <w:szCs w:val="28"/>
+          <w:shd w:val="clear" w:color="auto" w:fill="FFFFFF"/>
+          <w:lang w:val="en-US"/>
+        </w:rPr>
+        <w:t xml:space="preserve"> // </w:t>
+      </w:r>
+      <w:r>
+        <w:rPr>
+          <w:rFonts w:ascii="Times New Roman" w:hAnsi="Times New Roman" w:cs="Times New Roman"/>
+          <w:color w:val="333333"/>
+          <w:sz w:val="28"/>
+          <w:szCs w:val="28"/>
+          <w:shd w:val="clear" w:color="auto" w:fill="FFFFFF"/>
+          <w:lang w:val="en-US"/>
+        </w:rPr>
+        <w:t xml:space="preserve">11th International Conference on Information and Communication Systems (ICICS) 042-047. </w:t>
+      </w:r>
+      <w:r>
+        <w:rPr>
+          <w:rFonts w:ascii="Times New Roman" w:hAnsi="Times New Roman" w:cs="Times New Roman"/>
+          <w:color w:val="333333"/>
+          <w:sz w:val="28"/>
+          <w:szCs w:val="28"/>
+          <w:shd w:val="clear" w:color="auto" w:fill="FFFFFF"/>
         </w:rPr>
         <w:t>2020.</w:t>
       </w:r>
@@ -43801,7 +46328,25 @@
           <w:sz w:val="28"/>
           <w:szCs w:val="28"/>
         </w:rPr>
-        <w:t>Москва, Постгрес Профессиональный, 2026</w:t>
+        <w:t xml:space="preserve">Москва, </w:t>
+      </w:r>
+      <w:proofErr w:type="spellStart"/>
+      <w:r>
+        <w:rPr>
+          <w:rFonts w:ascii="Times New Roman" w:hAnsi="Times New Roman" w:cs="Times New Roman"/>
+          <w:sz w:val="28"/>
+          <w:szCs w:val="28"/>
+        </w:rPr>
+        <w:t>Постгрес</w:t>
+      </w:r>
+      <w:proofErr w:type="spellEnd"/>
+      <w:r>
+        <w:rPr>
+          <w:rFonts w:ascii="Times New Roman" w:hAnsi="Times New Roman" w:cs="Times New Roman"/>
+          <w:sz w:val="28"/>
+          <w:szCs w:val="28"/>
+        </w:rPr>
+        <w:t xml:space="preserve"> Профессиональный, 2026</w:t>
       </w:r>
       <w:r>
         <w:rPr>
@@ -43881,8 +46426,9 @@
           <w:szCs w:val="28"/>
           <w:shd w:val="clear" w:color="auto" w:fill="FFFFFF"/>
         </w:rPr>
-        <w:t xml:space="preserve"> ВоГУ, 2023</w:t>
-      </w:r>
+        <w:t xml:space="preserve"> </w:t>
+      </w:r>
+      <w:proofErr w:type="spellStart"/>
       <w:r>
         <w:rPr>
           <w:rFonts w:ascii="Times New Roman" w:hAnsi="Times New Roman" w:cs="Times New Roman"/>
@@ -43890,8 +46436,9 @@
           <w:szCs w:val="28"/>
           <w:shd w:val="clear" w:color="auto" w:fill="FFFFFF"/>
         </w:rPr>
-        <w:t xml:space="preserve">. </w:t>
-      </w:r>
+        <w:t>ВоГУ</w:t>
+      </w:r>
+      <w:proofErr w:type="spellEnd"/>
       <w:r>
         <w:rPr>
           <w:rFonts w:ascii="Times New Roman" w:hAnsi="Times New Roman" w:cs="Times New Roman"/>
@@ -43899,6 +46446,24 @@
           <w:szCs w:val="28"/>
           <w:shd w:val="clear" w:color="auto" w:fill="FFFFFF"/>
         </w:rPr>
+        <w:t>, 2023</w:t>
+      </w:r>
+      <w:r>
+        <w:rPr>
+          <w:rFonts w:ascii="Times New Roman" w:hAnsi="Times New Roman" w:cs="Times New Roman"/>
+          <w:sz w:val="28"/>
+          <w:szCs w:val="28"/>
+          <w:shd w:val="clear" w:color="auto" w:fill="FFFFFF"/>
+        </w:rPr>
+        <w:t xml:space="preserve">. </w:t>
+      </w:r>
+      <w:r>
+        <w:rPr>
+          <w:rFonts w:ascii="Times New Roman" w:hAnsi="Times New Roman" w:cs="Times New Roman"/>
+          <w:sz w:val="28"/>
+          <w:szCs w:val="28"/>
+          <w:shd w:val="clear" w:color="auto" w:fill="FFFFFF"/>
+        </w:rPr>
         <w:t>с. 123-124</w:t>
       </w:r>
     </w:p>
@@ -43947,8 +46512,9 @@
           <w:szCs w:val="28"/>
           <w:lang w:val="en-US"/>
         </w:rPr>
-        <w:t>JIANG Bohui, ZHOU Weifeng</w:t>
-      </w:r>
+        <w:t xml:space="preserve">JIANG Bohui, ZHOU </w:t>
+      </w:r>
+      <w:proofErr w:type="spellStart"/>
       <w:r>
         <w:rPr>
           <w:rFonts w:ascii="Times New Roman" w:hAnsi="Times New Roman" w:cs="Times New Roman"/>
@@ -43956,8 +46522,9 @@
           <w:szCs w:val="28"/>
           <w:lang w:val="en-US"/>
         </w:rPr>
-        <w:t>.</w:t>
-      </w:r>
+        <w:t>Weifeng</w:t>
+      </w:r>
+      <w:proofErr w:type="spellEnd"/>
       <w:r>
         <w:rPr>
           <w:rFonts w:ascii="Times New Roman" w:hAnsi="Times New Roman" w:cs="Times New Roman"/>
@@ -43965,18 +46532,8 @@
           <w:szCs w:val="28"/>
           <w:lang w:val="en-US"/>
         </w:rPr>
-        <w:t xml:space="preserve"> Comparative Analysis of GeoHash, Google S2 and Uber H3 as Global Geographic Grid Coding Methods // Geography &amp; Geographic Information Science. 2024. №40.</w:t>
-      </w:r>
-    </w:p>
-    <w:p>
-      <w:pPr>
-        <w:spacing w:line="360" w:lineRule="auto"/>
-        <w:rPr>
-          <w:rFonts w:ascii="Times New Roman" w:hAnsi="Times New Roman" w:cs="Times New Roman"/>
-          <w:sz w:val="28"/>
-          <w:szCs w:val="28"/>
-        </w:rPr>
-      </w:pPr>
+        <w:t>.</w:t>
+      </w:r>
       <w:r>
         <w:rPr>
           <w:rFonts w:ascii="Times New Roman" w:hAnsi="Times New Roman" w:cs="Times New Roman"/>
@@ -43984,8 +46541,9 @@
           <w:szCs w:val="28"/>
           <w:lang w:val="en-US"/>
         </w:rPr>
-        <w:t>1</w:t>
-      </w:r>
+        <w:t xml:space="preserve"> Comparative Analysis of </w:t>
+      </w:r>
+      <w:proofErr w:type="spellStart"/>
       <w:r>
         <w:rPr>
           <w:rFonts w:ascii="Times New Roman" w:hAnsi="Times New Roman" w:cs="Times New Roman"/>
@@ -43993,8 +46551,9 @@
           <w:szCs w:val="28"/>
           <w:lang w:val="en-US"/>
         </w:rPr>
-        <w:t>6</w:t>
-      </w:r>
+        <w:t>GeoHash</w:t>
+      </w:r>
+      <w:proofErr w:type="spellEnd"/>
       <w:r>
         <w:rPr>
           <w:rFonts w:ascii="Times New Roman" w:hAnsi="Times New Roman" w:cs="Times New Roman"/>
@@ -44002,8 +46561,18 @@
           <w:szCs w:val="28"/>
           <w:lang w:val="en-US"/>
         </w:rPr>
-        <w:t xml:space="preserve">. </w:t>
-      </w:r>
+        <w:t>, Google S2 and Uber H3 as Global Geographic Grid Coding Methods // Geography &amp; Geographic Information Science. 2024. №40.</w:t>
+      </w:r>
+    </w:p>
+    <w:p>
+      <w:pPr>
+        <w:spacing w:line="360" w:lineRule="auto"/>
+        <w:rPr>
+          <w:rFonts w:ascii="Times New Roman" w:hAnsi="Times New Roman" w:cs="Times New Roman"/>
+          <w:sz w:val="28"/>
+          <w:szCs w:val="28"/>
+        </w:rPr>
+      </w:pPr>
       <w:r>
         <w:rPr>
           <w:rFonts w:ascii="Times New Roman" w:hAnsi="Times New Roman" w:cs="Times New Roman"/>
@@ -44011,7 +46580,7 @@
           <w:szCs w:val="28"/>
           <w:lang w:val="en-US"/>
         </w:rPr>
-        <w:t>Marcin Gorawski, Adam Dyga</w:t>
+        <w:t>1</w:t>
       </w:r>
       <w:r>
         <w:rPr>
@@ -44020,7 +46589,7 @@
           <w:szCs w:val="28"/>
           <w:lang w:val="en-US"/>
         </w:rPr>
-        <w:t>.</w:t>
+        <w:t>6</w:t>
       </w:r>
       <w:r>
         <w:rPr>
@@ -44029,91 +46598,18 @@
           <w:szCs w:val="28"/>
           <w:lang w:val="en-US"/>
         </w:rPr>
-        <w:t xml:space="preserve"> Indexing of spatio-temporal telemetric data based on distributed mobile bucket index // Proceedings of the 24th IASTED international conference on Parallel and distributed computing and networks. </w:t>
-      </w:r>
-      <w:r>
-        <w:rPr>
-          <w:rFonts w:ascii="Times New Roman" w:hAnsi="Times New Roman" w:cs="Times New Roman"/>
-          <w:sz w:val="28"/>
-          <w:szCs w:val="28"/>
-        </w:rPr>
-        <w:t>2006. С. 292-297.</w:t>
-      </w:r>
-    </w:p>
-    <w:p>
-      <w:pPr>
-        <w:spacing w:line="360" w:lineRule="auto"/>
+        <w:t xml:space="preserve">. </w:t>
+      </w:r>
+      <w:r>
         <w:rPr>
           <w:rFonts w:ascii="Times New Roman" w:hAnsi="Times New Roman" w:cs="Times New Roman"/>
           <w:sz w:val="28"/>
           <w:szCs w:val="28"/>
           <w:lang w:val="en-US"/>
         </w:rPr>
-      </w:pPr>
-      <w:r>
-        <w:rPr>
-          <w:rFonts w:ascii="Times New Roman" w:hAnsi="Times New Roman" w:cs="Times New Roman"/>
-          <w:sz w:val="28"/>
-          <w:szCs w:val="28"/>
-        </w:rPr>
-        <w:t xml:space="preserve">17. </w:t>
-      </w:r>
-      <w:r>
-        <w:rPr>
-          <w:rFonts w:ascii="Times New Roman" w:hAnsi="Times New Roman" w:cs="Times New Roman"/>
-          <w:sz w:val="28"/>
-          <w:szCs w:val="28"/>
-        </w:rPr>
-        <w:t>ГОСТ 33465-2015</w:t>
-      </w:r>
-      <w:r>
-        <w:rPr>
-          <w:rFonts w:ascii="Times New Roman" w:hAnsi="Times New Roman" w:cs="Times New Roman"/>
-          <w:sz w:val="28"/>
-          <w:szCs w:val="28"/>
-        </w:rPr>
-        <w:t xml:space="preserve">. </w:t>
-      </w:r>
-      <w:r>
-        <w:rPr>
-          <w:rFonts w:ascii="Times New Roman" w:hAnsi="Times New Roman" w:cs="Times New Roman"/>
-          <w:sz w:val="28"/>
-          <w:szCs w:val="28"/>
-        </w:rPr>
-        <w:t>Глобальная навигационная спутниковая система. Система экстренного реагирования при авариях. Протокол обмена данными устройства/системы вызова экстренных оперативных служб с инфраструктурой системы экстренного реагирования при авариях</w:t>
-      </w:r>
-      <w:r>
-        <w:rPr>
-          <w:rFonts w:ascii="Times New Roman" w:hAnsi="Times New Roman" w:cs="Times New Roman"/>
-          <w:sz w:val="28"/>
-          <w:szCs w:val="28"/>
-        </w:rPr>
-        <w:t xml:space="preserve"> </w:t>
-      </w:r>
-      <w:r>
-        <w:rPr>
-          <w:rFonts w:ascii="Times New Roman" w:hAnsi="Times New Roman" w:cs="Times New Roman"/>
-          <w:sz w:val="28"/>
-          <w:szCs w:val="28"/>
-        </w:rPr>
-        <w:t xml:space="preserve">// </w:t>
-      </w:r>
-      <w:r>
-        <w:rPr>
-          <w:rFonts w:ascii="Times New Roman" w:hAnsi="Times New Roman" w:cs="Times New Roman"/>
-          <w:sz w:val="28"/>
-          <w:szCs w:val="28"/>
-        </w:rPr>
-        <w:t xml:space="preserve">Москва: </w:t>
-      </w:r>
-      <w:r>
-        <w:rPr>
-          <w:rFonts w:ascii="Times New Roman" w:hAnsi="Times New Roman" w:cs="Times New Roman"/>
-          <w:sz w:val="28"/>
-          <w:szCs w:val="28"/>
-        </w:rPr>
-        <w:t xml:space="preserve">Стандартинформ, 2017. </w:t>
-      </w:r>
+        <w:t xml:space="preserve">Marcin </w:t>
+      </w:r>
+      <w:proofErr w:type="spellStart"/>
       <w:r>
         <w:rPr>
           <w:rFonts w:ascii="Times New Roman" w:hAnsi="Times New Roman" w:cs="Times New Roman"/>
@@ -44121,16 +46617,9 @@
           <w:szCs w:val="28"/>
           <w:lang w:val="en-US"/>
         </w:rPr>
-        <w:t xml:space="preserve">65 </w:t>
-      </w:r>
-      <w:r>
-        <w:rPr>
-          <w:rFonts w:ascii="Times New Roman" w:hAnsi="Times New Roman" w:cs="Times New Roman"/>
-          <w:sz w:val="28"/>
-          <w:szCs w:val="28"/>
-        </w:rPr>
-        <w:t>с</w:t>
-      </w:r>
+        <w:t>Gorawski</w:t>
+      </w:r>
+      <w:proofErr w:type="spellEnd"/>
       <w:r>
         <w:rPr>
           <w:rFonts w:ascii="Times New Roman" w:hAnsi="Times New Roman" w:cs="Times New Roman"/>
@@ -44138,19 +46627,19 @@
           <w:szCs w:val="28"/>
           <w:lang w:val="en-US"/>
         </w:rPr>
-        <w:t>.</w:t>
-      </w:r>
-    </w:p>
-    <w:p>
-      <w:pPr>
-        <w:spacing w:line="360" w:lineRule="auto"/>
+        <w:t xml:space="preserve">, Adam </w:t>
+      </w:r>
+      <w:proofErr w:type="spellStart"/>
+      <w:r>
         <w:rPr>
           <w:rFonts w:ascii="Times New Roman" w:hAnsi="Times New Roman" w:cs="Times New Roman"/>
           <w:sz w:val="28"/>
           <w:szCs w:val="28"/>
           <w:lang w:val="en-US"/>
         </w:rPr>
-      </w:pPr>
+        <w:t>Dyga</w:t>
+      </w:r>
+      <w:proofErr w:type="spellEnd"/>
       <w:r>
         <w:rPr>
           <w:rFonts w:ascii="Times New Roman" w:hAnsi="Times New Roman" w:cs="Times New Roman"/>
@@ -44158,7 +46647,7 @@
           <w:szCs w:val="28"/>
           <w:lang w:val="en-US"/>
         </w:rPr>
-        <w:t xml:space="preserve">18. </w:t>
+        <w:t>.</w:t>
       </w:r>
       <w:r>
         <w:rPr>
@@ -44167,34 +46656,9 @@
           <w:szCs w:val="28"/>
           <w:lang w:val="en-US"/>
         </w:rPr>
-        <w:t>Performance Impact of 10,000+ Geofences in Traccar // Traccar URL: https://www.traccar.org/forums/topic/performance-impact-of-10000-geofences-in-traccar/ (дата обращения: 03.05.2026).</w:t>
-      </w:r>
-    </w:p>
-    <w:p>
-      <w:pPr>
-        <w:spacing w:line="360" w:lineRule="auto"/>
-        <w:rPr>
-          <w:rFonts w:ascii="Times New Roman" w:hAnsi="Times New Roman" w:cs="Times New Roman"/>
-          <w:sz w:val="28"/>
-          <w:szCs w:val="28"/>
-        </w:rPr>
-      </w:pPr>
-      <w:r>
-        <w:rPr>
-          <w:rFonts w:ascii="Times New Roman" w:hAnsi="Times New Roman" w:cs="Times New Roman"/>
-          <w:sz w:val="28"/>
-          <w:szCs w:val="28"/>
-        </w:rPr>
-        <w:t xml:space="preserve">19. </w:t>
-      </w:r>
-      <w:r>
-        <w:rPr>
-          <w:rFonts w:ascii="Times New Roman" w:hAnsi="Times New Roman" w:cs="Times New Roman"/>
-          <w:sz w:val="28"/>
-          <w:szCs w:val="28"/>
-        </w:rPr>
-        <w:t xml:space="preserve">Ограничения // </w:t>
-      </w:r>
+        <w:t xml:space="preserve"> Indexing of </w:t>
+      </w:r>
+      <w:proofErr w:type="spellStart"/>
       <w:r>
         <w:rPr>
           <w:rFonts w:ascii="Times New Roman" w:hAnsi="Times New Roman" w:cs="Times New Roman"/>
@@ -44202,16 +46666,9 @@
           <w:szCs w:val="28"/>
           <w:lang w:val="en-US"/>
         </w:rPr>
-        <w:t>Wialon</w:t>
-      </w:r>
-      <w:r>
-        <w:rPr>
-          <w:rFonts w:ascii="Times New Roman" w:hAnsi="Times New Roman" w:cs="Times New Roman"/>
-          <w:sz w:val="28"/>
-          <w:szCs w:val="28"/>
-        </w:rPr>
-        <w:t xml:space="preserve"> Справочный центр </w:t>
-      </w:r>
+        <w:t>spatio</w:t>
+      </w:r>
+      <w:proofErr w:type="spellEnd"/>
       <w:r>
         <w:rPr>
           <w:rFonts w:ascii="Times New Roman" w:hAnsi="Times New Roman" w:cs="Times New Roman"/>
@@ -44219,7 +46676,7 @@
           <w:szCs w:val="28"/>
           <w:lang w:val="en-US"/>
         </w:rPr>
-        <w:t>URL</w:t>
+        <w:t xml:space="preserve">-temporal telemetric data based on distributed mobile bucket index // Proceedings of the 24th IASTED international conference on Parallel and distributed computing and networks. </w:t>
       </w:r>
       <w:r>
         <w:rPr>
@@ -44227,24 +46684,92 @@
           <w:sz w:val="28"/>
           <w:szCs w:val="28"/>
         </w:rPr>
-        <w:t xml:space="preserve">: </w:t>
-      </w:r>
-      <w:r>
+        <w:t>2006. С. 292-297.</w:t>
+      </w:r>
+    </w:p>
+    <w:p>
+      <w:pPr>
+        <w:spacing w:line="360" w:lineRule="auto"/>
         <w:rPr>
           <w:rFonts w:ascii="Times New Roman" w:hAnsi="Times New Roman" w:cs="Times New Roman"/>
           <w:sz w:val="28"/>
           <w:szCs w:val="28"/>
           <w:lang w:val="en-US"/>
         </w:rPr>
-        <w:t>https</w:t>
-      </w:r>
+      </w:pPr>
       <w:r>
         <w:rPr>
           <w:rFonts w:ascii="Times New Roman" w:hAnsi="Times New Roman" w:cs="Times New Roman"/>
           <w:sz w:val="28"/>
           <w:szCs w:val="28"/>
         </w:rPr>
-        <w:t>://</w:t>
+        <w:t xml:space="preserve">17. </w:t>
+      </w:r>
+      <w:r>
+        <w:rPr>
+          <w:rFonts w:ascii="Times New Roman" w:hAnsi="Times New Roman" w:cs="Times New Roman"/>
+          <w:sz w:val="28"/>
+          <w:szCs w:val="28"/>
+        </w:rPr>
+        <w:t>ГОСТ 33465-2015</w:t>
+      </w:r>
+      <w:r>
+        <w:rPr>
+          <w:rFonts w:ascii="Times New Roman" w:hAnsi="Times New Roman" w:cs="Times New Roman"/>
+          <w:sz w:val="28"/>
+          <w:szCs w:val="28"/>
+        </w:rPr>
+        <w:t xml:space="preserve">. </w:t>
+      </w:r>
+      <w:r>
+        <w:rPr>
+          <w:rFonts w:ascii="Times New Roman" w:hAnsi="Times New Roman" w:cs="Times New Roman"/>
+          <w:sz w:val="28"/>
+          <w:szCs w:val="28"/>
+        </w:rPr>
+        <w:t>Глобальная навигационная спутниковая система. Система экстренного реагирования при авариях. Протокол обмена данными устройства/системы вызова экстренных оперативных служб с инфраструктурой системы экстренного реагирования при авариях</w:t>
+      </w:r>
+      <w:r>
+        <w:rPr>
+          <w:rFonts w:ascii="Times New Roman" w:hAnsi="Times New Roman" w:cs="Times New Roman"/>
+          <w:sz w:val="28"/>
+          <w:szCs w:val="28"/>
+        </w:rPr>
+        <w:t xml:space="preserve"> </w:t>
+      </w:r>
+      <w:r>
+        <w:rPr>
+          <w:rFonts w:ascii="Times New Roman" w:hAnsi="Times New Roman" w:cs="Times New Roman"/>
+          <w:sz w:val="28"/>
+          <w:szCs w:val="28"/>
+        </w:rPr>
+        <w:t xml:space="preserve">// </w:t>
+      </w:r>
+      <w:r>
+        <w:rPr>
+          <w:rFonts w:ascii="Times New Roman" w:hAnsi="Times New Roman" w:cs="Times New Roman"/>
+          <w:sz w:val="28"/>
+          <w:szCs w:val="28"/>
+        </w:rPr>
+        <w:t xml:space="preserve">Москва: </w:t>
+      </w:r>
+      <w:proofErr w:type="spellStart"/>
+      <w:r>
+        <w:rPr>
+          <w:rFonts w:ascii="Times New Roman" w:hAnsi="Times New Roman" w:cs="Times New Roman"/>
+          <w:sz w:val="28"/>
+          <w:szCs w:val="28"/>
+        </w:rPr>
+        <w:t>Стандартинформ</w:t>
+      </w:r>
+      <w:proofErr w:type="spellEnd"/>
+      <w:r>
+        <w:rPr>
+          <w:rFonts w:ascii="Times New Roman" w:hAnsi="Times New Roman" w:cs="Times New Roman"/>
+          <w:sz w:val="28"/>
+          <w:szCs w:val="28"/>
+        </w:rPr>
+        <w:t xml:space="preserve">, 2017. </w:t>
       </w:r>
       <w:r>
         <w:rPr>
@@ -44253,7 +46778,7 @@
           <w:szCs w:val="28"/>
           <w:lang w:val="en-US"/>
         </w:rPr>
-        <w:t>help</w:t>
+        <w:t xml:space="preserve">65 </w:t>
       </w:r>
       <w:r>
         <w:rPr>
@@ -44261,7 +46786,7 @@
           <w:sz w:val="28"/>
           <w:szCs w:val="28"/>
         </w:rPr>
-        <w:t>.</w:t>
+        <w:t>с</w:t>
       </w:r>
       <w:r>
         <w:rPr>
@@ -44270,33 +46795,19 @@
           <w:szCs w:val="28"/>
           <w:lang w:val="en-US"/>
         </w:rPr>
-        <w:t>wialon</w:t>
-      </w:r>
-      <w:r>
-        <w:rPr>
-          <w:rFonts w:ascii="Times New Roman" w:hAnsi="Times New Roman" w:cs="Times New Roman"/>
-          <w:sz w:val="28"/>
-          <w:szCs w:val="28"/>
-        </w:rPr>
         <w:t>.</w:t>
       </w:r>
-      <w:r>
+    </w:p>
+    <w:p>
+      <w:pPr>
+        <w:spacing w:line="360" w:lineRule="auto"/>
         <w:rPr>
           <w:rFonts w:ascii="Times New Roman" w:hAnsi="Times New Roman" w:cs="Times New Roman"/>
           <w:sz w:val="28"/>
           <w:szCs w:val="28"/>
           <w:lang w:val="en-US"/>
         </w:rPr>
-        <w:t>com</w:t>
-      </w:r>
-      <w:r>
-        <w:rPr>
-          <w:rFonts w:ascii="Times New Roman" w:hAnsi="Times New Roman" w:cs="Times New Roman"/>
-          <w:sz w:val="28"/>
-          <w:szCs w:val="28"/>
-        </w:rPr>
-        <w:t>/</w:t>
-      </w:r>
+      </w:pPr>
       <w:r>
         <w:rPr>
           <w:rFonts w:ascii="Times New Roman" w:hAnsi="Times New Roman" w:cs="Times New Roman"/>
@@ -44304,15 +46815,7 @@
           <w:szCs w:val="28"/>
           <w:lang w:val="en-US"/>
         </w:rPr>
-        <w:t>ru</w:t>
-      </w:r>
-      <w:r>
-        <w:rPr>
-          <w:rFonts w:ascii="Times New Roman" w:hAnsi="Times New Roman" w:cs="Times New Roman"/>
-          <w:sz w:val="28"/>
-          <w:szCs w:val="28"/>
-        </w:rPr>
-        <w:t>/</w:t>
+        <w:t xml:space="preserve">18. </w:t>
       </w:r>
       <w:r>
         <w:rPr>
@@ -44321,16 +46824,9 @@
           <w:szCs w:val="28"/>
           <w:lang w:val="en-US"/>
         </w:rPr>
-        <w:t>wialon</w:t>
-      </w:r>
-      <w:r>
-        <w:rPr>
-          <w:rFonts w:ascii="Times New Roman" w:hAnsi="Times New Roman" w:cs="Times New Roman"/>
-          <w:sz w:val="28"/>
-          <w:szCs w:val="28"/>
-        </w:rPr>
-        <w:t>-</w:t>
-      </w:r>
+        <w:t xml:space="preserve">Performance Impact of 10,000+ Geofences in </w:t>
+      </w:r>
+      <w:proofErr w:type="spellStart"/>
       <w:r>
         <w:rPr>
           <w:rFonts w:ascii="Times New Roman" w:hAnsi="Times New Roman" w:cs="Times New Roman"/>
@@ -44338,16 +46834,9 @@
           <w:szCs w:val="28"/>
           <w:lang w:val="en-US"/>
         </w:rPr>
-        <w:t>local</w:t>
-      </w:r>
-      <w:r>
-        <w:rPr>
-          <w:rFonts w:ascii="Times New Roman" w:hAnsi="Times New Roman" w:cs="Times New Roman"/>
-          <w:sz w:val="28"/>
-          <w:szCs w:val="28"/>
-        </w:rPr>
-        <w:t>/2304/</w:t>
-      </w:r>
+        <w:t>Traccar</w:t>
+      </w:r>
+      <w:proofErr w:type="spellEnd"/>
       <w:r>
         <w:rPr>
           <w:rFonts w:ascii="Times New Roman" w:hAnsi="Times New Roman" w:cs="Times New Roman"/>
@@ -44355,16 +46844,9 @@
           <w:szCs w:val="28"/>
           <w:lang w:val="en-US"/>
         </w:rPr>
-        <w:t>user</w:t>
-      </w:r>
-      <w:r>
-        <w:rPr>
-          <w:rFonts w:ascii="Times New Roman" w:hAnsi="Times New Roman" w:cs="Times New Roman"/>
-          <w:sz w:val="28"/>
-          <w:szCs w:val="28"/>
-        </w:rPr>
-        <w:t>-</w:t>
-      </w:r>
+        <w:t xml:space="preserve"> // </w:t>
+      </w:r>
+      <w:proofErr w:type="spellStart"/>
       <w:r>
         <w:rPr>
           <w:rFonts w:ascii="Times New Roman" w:hAnsi="Times New Roman" w:cs="Times New Roman"/>
@@ -44372,16 +46854,9 @@
           <w:szCs w:val="28"/>
           <w:lang w:val="en-US"/>
         </w:rPr>
-        <w:t>guide</w:t>
-      </w:r>
-      <w:r>
-        <w:rPr>
-          <w:rFonts w:ascii="Times New Roman" w:hAnsi="Times New Roman" w:cs="Times New Roman"/>
-          <w:sz w:val="28"/>
-          <w:szCs w:val="28"/>
-        </w:rPr>
-        <w:t>/</w:t>
-      </w:r>
+        <w:t>Traccar</w:t>
+      </w:r>
+      <w:proofErr w:type="spellEnd"/>
       <w:r>
         <w:rPr>
           <w:rFonts w:ascii="Times New Roman" w:hAnsi="Times New Roman" w:cs="Times New Roman"/>
@@ -44389,16 +46864,9 @@
           <w:szCs w:val="28"/>
           <w:lang w:val="en-US"/>
         </w:rPr>
-        <w:t>monitoring</w:t>
-      </w:r>
-      <w:r>
-        <w:rPr>
-          <w:rFonts w:ascii="Times New Roman" w:hAnsi="Times New Roman" w:cs="Times New Roman"/>
-          <w:sz w:val="28"/>
-          <w:szCs w:val="28"/>
-        </w:rPr>
-        <w:t>-</w:t>
-      </w:r>
+        <w:t xml:space="preserve"> URL: https://www.traccar.org/forums/topic/performance-impact-of-10000-geofences-in-traccar/ (</w:t>
+      </w:r>
+      <w:proofErr w:type="spellStart"/>
       <w:r>
         <w:rPr>
           <w:rFonts w:ascii="Times New Roman" w:hAnsi="Times New Roman" w:cs="Times New Roman"/>
@@ -44406,16 +46874,9 @@
           <w:szCs w:val="28"/>
           <w:lang w:val="en-US"/>
         </w:rPr>
-        <w:t>system</w:t>
-      </w:r>
-      <w:r>
-        <w:rPr>
-          <w:rFonts w:ascii="Times New Roman" w:hAnsi="Times New Roman" w:cs="Times New Roman"/>
-          <w:sz w:val="28"/>
-          <w:szCs w:val="28"/>
-        </w:rPr>
-        <w:t>/</w:t>
-      </w:r>
+        <w:t>дата</w:t>
+      </w:r>
+      <w:proofErr w:type="spellEnd"/>
       <w:r>
         <w:rPr>
           <w:rFonts w:ascii="Times New Roman" w:hAnsi="Times New Roman" w:cs="Times New Roman"/>
@@ -44423,42 +46884,9 @@
           <w:szCs w:val="28"/>
           <w:lang w:val="en-US"/>
         </w:rPr>
-        <w:t>limitations</w:t>
-      </w:r>
-      <w:r>
-        <w:rPr>
-          <w:rFonts w:ascii="Times New Roman" w:hAnsi="Times New Roman" w:cs="Times New Roman"/>
-          <w:sz w:val="28"/>
-          <w:szCs w:val="28"/>
-        </w:rPr>
-        <w:t xml:space="preserve"> (дата обращения: 03.05.2026).</w:t>
-      </w:r>
-    </w:p>
-    <w:p>
-      <w:pPr>
-        <w:spacing w:line="360" w:lineRule="auto"/>
-        <w:rPr>
-          <w:rFonts w:ascii="Times New Roman" w:hAnsi="Times New Roman" w:cs="Times New Roman"/>
-          <w:sz w:val="28"/>
-          <w:szCs w:val="28"/>
-        </w:rPr>
-      </w:pPr>
-      <w:r>
-        <w:rPr>
-          <w:rFonts w:ascii="Times New Roman" w:hAnsi="Times New Roman" w:cs="Times New Roman"/>
-          <w:sz w:val="28"/>
-          <w:szCs w:val="28"/>
-        </w:rPr>
-        <w:t xml:space="preserve">20. </w:t>
-      </w:r>
-      <w:r>
-        <w:rPr>
-          <w:rFonts w:ascii="Times New Roman" w:hAnsi="Times New Roman" w:cs="Times New Roman"/>
-          <w:sz w:val="28"/>
-          <w:szCs w:val="28"/>
-        </w:rPr>
-        <w:t xml:space="preserve">Системные требования // </w:t>
-      </w:r>
+        <w:t xml:space="preserve"> </w:t>
+      </w:r>
+      <w:proofErr w:type="spellStart"/>
       <w:r>
         <w:rPr>
           <w:rFonts w:ascii="Times New Roman" w:hAnsi="Times New Roman" w:cs="Times New Roman"/>
@@ -44466,16 +46894,9 @@
           <w:szCs w:val="28"/>
           <w:lang w:val="en-US"/>
         </w:rPr>
-        <w:t>Fort</w:t>
-      </w:r>
-      <w:r>
-        <w:rPr>
-          <w:rFonts w:ascii="Times New Roman" w:hAnsi="Times New Roman" w:cs="Times New Roman"/>
-          <w:sz w:val="28"/>
-          <w:szCs w:val="28"/>
-        </w:rPr>
-        <w:t xml:space="preserve"> </w:t>
-      </w:r>
+        <w:t>обращения</w:t>
+      </w:r>
+      <w:proofErr w:type="spellEnd"/>
       <w:r>
         <w:rPr>
           <w:rFonts w:ascii="Times New Roman" w:hAnsi="Times New Roman" w:cs="Times New Roman"/>
@@ -44483,16 +46904,35 @@
           <w:szCs w:val="28"/>
           <w:lang w:val="en-US"/>
         </w:rPr>
-        <w:t>Monitor</w:t>
-      </w:r>
-      <w:r>
+        <w:t>: 03.05.2026).</w:t>
+      </w:r>
+    </w:p>
+    <w:p>
+      <w:pPr>
+        <w:spacing w:line="360" w:lineRule="auto"/>
         <w:rPr>
           <w:rFonts w:ascii="Times New Roman" w:hAnsi="Times New Roman" w:cs="Times New Roman"/>
           <w:sz w:val="28"/>
           <w:szCs w:val="28"/>
         </w:rPr>
-        <w:t xml:space="preserve"> </w:t>
-      </w:r>
+      </w:pPr>
+      <w:r>
+        <w:rPr>
+          <w:rFonts w:ascii="Times New Roman" w:hAnsi="Times New Roman" w:cs="Times New Roman"/>
+          <w:sz w:val="28"/>
+          <w:szCs w:val="28"/>
+        </w:rPr>
+        <w:t xml:space="preserve">19. </w:t>
+      </w:r>
+      <w:r>
+        <w:rPr>
+          <w:rFonts w:ascii="Times New Roman" w:hAnsi="Times New Roman" w:cs="Times New Roman"/>
+          <w:sz w:val="28"/>
+          <w:szCs w:val="28"/>
+        </w:rPr>
+        <w:t xml:space="preserve">Ограничения // </w:t>
+      </w:r>
+      <w:proofErr w:type="spellStart"/>
       <w:r>
         <w:rPr>
           <w:rFonts w:ascii="Times New Roman" w:hAnsi="Times New Roman" w:cs="Times New Roman"/>
@@ -44500,15 +46940,16 @@
           <w:szCs w:val="28"/>
           <w:lang w:val="en-US"/>
         </w:rPr>
-        <w:t>URL</w:t>
-      </w:r>
+        <w:t>Wialon</w:t>
+      </w:r>
+      <w:proofErr w:type="spellEnd"/>
       <w:r>
         <w:rPr>
           <w:rFonts w:ascii="Times New Roman" w:hAnsi="Times New Roman" w:cs="Times New Roman"/>
           <w:sz w:val="28"/>
           <w:szCs w:val="28"/>
         </w:rPr>
-        <w:t xml:space="preserve">: </w:t>
+        <w:t xml:space="preserve"> Справочный центр </w:t>
       </w:r>
       <w:r>
         <w:rPr>
@@ -44517,7 +46958,7 @@
           <w:szCs w:val="28"/>
           <w:lang w:val="en-US"/>
         </w:rPr>
-        <w:t>https</w:t>
+        <w:t>URL</w:t>
       </w:r>
       <w:r>
         <w:rPr>
@@ -44525,7 +46966,7 @@
           <w:sz w:val="28"/>
           <w:szCs w:val="28"/>
         </w:rPr>
-        <w:t>://</w:t>
+        <w:t xml:space="preserve">: </w:t>
       </w:r>
       <w:r>
         <w:rPr>
@@ -44534,7 +46975,7 @@
           <w:szCs w:val="28"/>
           <w:lang w:val="en-US"/>
         </w:rPr>
-        <w:t>support</w:t>
+        <w:t>https</w:t>
       </w:r>
       <w:r>
         <w:rPr>
@@ -44542,7 +46983,7 @@
           <w:sz w:val="28"/>
           <w:szCs w:val="28"/>
         </w:rPr>
-        <w:t>.</w:t>
+        <w:t>://</w:t>
       </w:r>
       <w:r>
         <w:rPr>
@@ -44551,7 +46992,7 @@
           <w:szCs w:val="28"/>
           <w:lang w:val="en-US"/>
         </w:rPr>
-        <w:t>fort</w:t>
+        <w:t>help</w:t>
       </w:r>
       <w:r>
         <w:rPr>
@@ -44559,8 +47000,9 @@
           <w:sz w:val="28"/>
           <w:szCs w:val="28"/>
         </w:rPr>
-        <w:t>-</w:t>
-      </w:r>
+        <w:t>.</w:t>
+      </w:r>
+      <w:proofErr w:type="spellStart"/>
       <w:r>
         <w:rPr>
           <w:rFonts w:ascii="Times New Roman" w:hAnsi="Times New Roman" w:cs="Times New Roman"/>
@@ -44568,8 +47010,9 @@
           <w:szCs w:val="28"/>
           <w:lang w:val="en-US"/>
         </w:rPr>
-        <w:t>monitor</w:t>
-      </w:r>
+        <w:t>wialon</w:t>
+      </w:r>
+      <w:proofErr w:type="spellEnd"/>
       <w:r>
         <w:rPr>
           <w:rFonts w:ascii="Times New Roman" w:hAnsi="Times New Roman" w:cs="Times New Roman"/>
@@ -44585,8 +47028,312 @@
           <w:szCs w:val="28"/>
           <w:lang w:val="en-US"/>
         </w:rPr>
+        <w:t>com</w:t>
+      </w:r>
+      <w:r>
+        <w:rPr>
+          <w:rFonts w:ascii="Times New Roman" w:hAnsi="Times New Roman" w:cs="Times New Roman"/>
+          <w:sz w:val="28"/>
+          <w:szCs w:val="28"/>
+        </w:rPr>
+        <w:t>/</w:t>
+      </w:r>
+      <w:proofErr w:type="spellStart"/>
+      <w:r>
+        <w:rPr>
+          <w:rFonts w:ascii="Times New Roman" w:hAnsi="Times New Roman" w:cs="Times New Roman"/>
+          <w:sz w:val="28"/>
+          <w:szCs w:val="28"/>
+          <w:lang w:val="en-US"/>
+        </w:rPr>
         <w:t>ru</w:t>
       </w:r>
+      <w:proofErr w:type="spellEnd"/>
+      <w:r>
+        <w:rPr>
+          <w:rFonts w:ascii="Times New Roman" w:hAnsi="Times New Roman" w:cs="Times New Roman"/>
+          <w:sz w:val="28"/>
+          <w:szCs w:val="28"/>
+        </w:rPr>
+        <w:t>/</w:t>
+      </w:r>
+      <w:proofErr w:type="spellStart"/>
+      <w:r>
+        <w:rPr>
+          <w:rFonts w:ascii="Times New Roman" w:hAnsi="Times New Roman" w:cs="Times New Roman"/>
+          <w:sz w:val="28"/>
+          <w:szCs w:val="28"/>
+          <w:lang w:val="en-US"/>
+        </w:rPr>
+        <w:t>wialon</w:t>
+      </w:r>
+      <w:proofErr w:type="spellEnd"/>
+      <w:r>
+        <w:rPr>
+          <w:rFonts w:ascii="Times New Roman" w:hAnsi="Times New Roman" w:cs="Times New Roman"/>
+          <w:sz w:val="28"/>
+          <w:szCs w:val="28"/>
+        </w:rPr>
+        <w:t>-</w:t>
+      </w:r>
+      <w:r>
+        <w:rPr>
+          <w:rFonts w:ascii="Times New Roman" w:hAnsi="Times New Roman" w:cs="Times New Roman"/>
+          <w:sz w:val="28"/>
+          <w:szCs w:val="28"/>
+          <w:lang w:val="en-US"/>
+        </w:rPr>
+        <w:t>local</w:t>
+      </w:r>
+      <w:r>
+        <w:rPr>
+          <w:rFonts w:ascii="Times New Roman" w:hAnsi="Times New Roman" w:cs="Times New Roman"/>
+          <w:sz w:val="28"/>
+          <w:szCs w:val="28"/>
+        </w:rPr>
+        <w:t>/2304/</w:t>
+      </w:r>
+      <w:r>
+        <w:rPr>
+          <w:rFonts w:ascii="Times New Roman" w:hAnsi="Times New Roman" w:cs="Times New Roman"/>
+          <w:sz w:val="28"/>
+          <w:szCs w:val="28"/>
+          <w:lang w:val="en-US"/>
+        </w:rPr>
+        <w:t>user</w:t>
+      </w:r>
+      <w:r>
+        <w:rPr>
+          <w:rFonts w:ascii="Times New Roman" w:hAnsi="Times New Roman" w:cs="Times New Roman"/>
+          <w:sz w:val="28"/>
+          <w:szCs w:val="28"/>
+        </w:rPr>
+        <w:t>-</w:t>
+      </w:r>
+      <w:r>
+        <w:rPr>
+          <w:rFonts w:ascii="Times New Roman" w:hAnsi="Times New Roman" w:cs="Times New Roman"/>
+          <w:sz w:val="28"/>
+          <w:szCs w:val="28"/>
+          <w:lang w:val="en-US"/>
+        </w:rPr>
+        <w:t>guide</w:t>
+      </w:r>
+      <w:r>
+        <w:rPr>
+          <w:rFonts w:ascii="Times New Roman" w:hAnsi="Times New Roman" w:cs="Times New Roman"/>
+          <w:sz w:val="28"/>
+          <w:szCs w:val="28"/>
+        </w:rPr>
+        <w:t>/</w:t>
+      </w:r>
+      <w:r>
+        <w:rPr>
+          <w:rFonts w:ascii="Times New Roman" w:hAnsi="Times New Roman" w:cs="Times New Roman"/>
+          <w:sz w:val="28"/>
+          <w:szCs w:val="28"/>
+          <w:lang w:val="en-US"/>
+        </w:rPr>
+        <w:t>monitoring</w:t>
+      </w:r>
+      <w:r>
+        <w:rPr>
+          <w:rFonts w:ascii="Times New Roman" w:hAnsi="Times New Roman" w:cs="Times New Roman"/>
+          <w:sz w:val="28"/>
+          <w:szCs w:val="28"/>
+        </w:rPr>
+        <w:t>-</w:t>
+      </w:r>
+      <w:r>
+        <w:rPr>
+          <w:rFonts w:ascii="Times New Roman" w:hAnsi="Times New Roman" w:cs="Times New Roman"/>
+          <w:sz w:val="28"/>
+          <w:szCs w:val="28"/>
+          <w:lang w:val="en-US"/>
+        </w:rPr>
+        <w:t>system</w:t>
+      </w:r>
+      <w:r>
+        <w:rPr>
+          <w:rFonts w:ascii="Times New Roman" w:hAnsi="Times New Roman" w:cs="Times New Roman"/>
+          <w:sz w:val="28"/>
+          <w:szCs w:val="28"/>
+        </w:rPr>
+        <w:t>/</w:t>
+      </w:r>
+      <w:r>
+        <w:rPr>
+          <w:rFonts w:ascii="Times New Roman" w:hAnsi="Times New Roman" w:cs="Times New Roman"/>
+          <w:sz w:val="28"/>
+          <w:szCs w:val="28"/>
+          <w:lang w:val="en-US"/>
+        </w:rPr>
+        <w:t>limitations</w:t>
+      </w:r>
+      <w:r>
+        <w:rPr>
+          <w:rFonts w:ascii="Times New Roman" w:hAnsi="Times New Roman" w:cs="Times New Roman"/>
+          <w:sz w:val="28"/>
+          <w:szCs w:val="28"/>
+        </w:rPr>
+        <w:t xml:space="preserve"> (дата обращения: 03.05.2026).</w:t>
+      </w:r>
+    </w:p>
+    <w:p>
+      <w:pPr>
+        <w:spacing w:line="360" w:lineRule="auto"/>
+        <w:rPr>
+          <w:rFonts w:ascii="Times New Roman" w:hAnsi="Times New Roman" w:cs="Times New Roman"/>
+          <w:sz w:val="28"/>
+          <w:szCs w:val="28"/>
+        </w:rPr>
+      </w:pPr>
+      <w:r>
+        <w:rPr>
+          <w:rFonts w:ascii="Times New Roman" w:hAnsi="Times New Roman" w:cs="Times New Roman"/>
+          <w:sz w:val="28"/>
+          <w:szCs w:val="28"/>
+        </w:rPr>
+        <w:t xml:space="preserve">20. </w:t>
+      </w:r>
+      <w:r>
+        <w:rPr>
+          <w:rFonts w:ascii="Times New Roman" w:hAnsi="Times New Roman" w:cs="Times New Roman"/>
+          <w:sz w:val="28"/>
+          <w:szCs w:val="28"/>
+        </w:rPr>
+        <w:t xml:space="preserve">Системные требования // </w:t>
+      </w:r>
+      <w:r>
+        <w:rPr>
+          <w:rFonts w:ascii="Times New Roman" w:hAnsi="Times New Roman" w:cs="Times New Roman"/>
+          <w:sz w:val="28"/>
+          <w:szCs w:val="28"/>
+          <w:lang w:val="en-US"/>
+        </w:rPr>
+        <w:t>Fort</w:t>
+      </w:r>
+      <w:r>
+        <w:rPr>
+          <w:rFonts w:ascii="Times New Roman" w:hAnsi="Times New Roman" w:cs="Times New Roman"/>
+          <w:sz w:val="28"/>
+          <w:szCs w:val="28"/>
+        </w:rPr>
+        <w:t xml:space="preserve"> </w:t>
+      </w:r>
+      <w:r>
+        <w:rPr>
+          <w:rFonts w:ascii="Times New Roman" w:hAnsi="Times New Roman" w:cs="Times New Roman"/>
+          <w:sz w:val="28"/>
+          <w:szCs w:val="28"/>
+          <w:lang w:val="en-US"/>
+        </w:rPr>
+        <w:t>Monitor</w:t>
+      </w:r>
+      <w:r>
+        <w:rPr>
+          <w:rFonts w:ascii="Times New Roman" w:hAnsi="Times New Roman" w:cs="Times New Roman"/>
+          <w:sz w:val="28"/>
+          <w:szCs w:val="28"/>
+        </w:rPr>
+        <w:t xml:space="preserve"> </w:t>
+      </w:r>
+      <w:r>
+        <w:rPr>
+          <w:rFonts w:ascii="Times New Roman" w:hAnsi="Times New Roman" w:cs="Times New Roman"/>
+          <w:sz w:val="28"/>
+          <w:szCs w:val="28"/>
+          <w:lang w:val="en-US"/>
+        </w:rPr>
+        <w:t>URL</w:t>
+      </w:r>
+      <w:r>
+        <w:rPr>
+          <w:rFonts w:ascii="Times New Roman" w:hAnsi="Times New Roman" w:cs="Times New Roman"/>
+          <w:sz w:val="28"/>
+          <w:szCs w:val="28"/>
+        </w:rPr>
+        <w:t xml:space="preserve">: </w:t>
+      </w:r>
+      <w:r>
+        <w:rPr>
+          <w:rFonts w:ascii="Times New Roman" w:hAnsi="Times New Roman" w:cs="Times New Roman"/>
+          <w:sz w:val="28"/>
+          <w:szCs w:val="28"/>
+          <w:lang w:val="en-US"/>
+        </w:rPr>
+        <w:t>https</w:t>
+      </w:r>
+      <w:r>
+        <w:rPr>
+          <w:rFonts w:ascii="Times New Roman" w:hAnsi="Times New Roman" w:cs="Times New Roman"/>
+          <w:sz w:val="28"/>
+          <w:szCs w:val="28"/>
+        </w:rPr>
+        <w:t>://</w:t>
+      </w:r>
+      <w:r>
+        <w:rPr>
+          <w:rFonts w:ascii="Times New Roman" w:hAnsi="Times New Roman" w:cs="Times New Roman"/>
+          <w:sz w:val="28"/>
+          <w:szCs w:val="28"/>
+          <w:lang w:val="en-US"/>
+        </w:rPr>
+        <w:t>support</w:t>
+      </w:r>
+      <w:r>
+        <w:rPr>
+          <w:rFonts w:ascii="Times New Roman" w:hAnsi="Times New Roman" w:cs="Times New Roman"/>
+          <w:sz w:val="28"/>
+          <w:szCs w:val="28"/>
+        </w:rPr>
+        <w:t>.</w:t>
+      </w:r>
+      <w:r>
+        <w:rPr>
+          <w:rFonts w:ascii="Times New Roman" w:hAnsi="Times New Roman" w:cs="Times New Roman"/>
+          <w:sz w:val="28"/>
+          <w:szCs w:val="28"/>
+          <w:lang w:val="en-US"/>
+        </w:rPr>
+        <w:t>fort</w:t>
+      </w:r>
+      <w:r>
+        <w:rPr>
+          <w:rFonts w:ascii="Times New Roman" w:hAnsi="Times New Roman" w:cs="Times New Roman"/>
+          <w:sz w:val="28"/>
+          <w:szCs w:val="28"/>
+        </w:rPr>
+        <w:t>-</w:t>
+      </w:r>
+      <w:r>
+        <w:rPr>
+          <w:rFonts w:ascii="Times New Roman" w:hAnsi="Times New Roman" w:cs="Times New Roman"/>
+          <w:sz w:val="28"/>
+          <w:szCs w:val="28"/>
+          <w:lang w:val="en-US"/>
+        </w:rPr>
+        <w:t>monitor</w:t>
+      </w:r>
+      <w:r>
+        <w:rPr>
+          <w:rFonts w:ascii="Times New Roman" w:hAnsi="Times New Roman" w:cs="Times New Roman"/>
+          <w:sz w:val="28"/>
+          <w:szCs w:val="28"/>
+        </w:rPr>
+        <w:t>.</w:t>
+      </w:r>
+      <w:proofErr w:type="spellStart"/>
+      <w:r>
+        <w:rPr>
+          <w:rFonts w:ascii="Times New Roman" w:hAnsi="Times New Roman" w:cs="Times New Roman"/>
+          <w:sz w:val="28"/>
+          <w:szCs w:val="28"/>
+          <w:lang w:val="en-US"/>
+        </w:rPr>
+        <w:t>ru</w:t>
+      </w:r>
+      <w:proofErr w:type="spellEnd"/>
       <w:r>
         <w:rPr>
           <w:rFonts w:ascii="Times New Roman" w:hAnsi="Times New Roman" w:cs="Times New Roman"/>
@@ -44747,7 +47494,15 @@
         </w:numPr>
       </w:pPr>
       <w:r>
-        <w:t>Система: Linux (Ubuntu 22.04 LTS / Debian 11</w:t>
+        <w:t xml:space="preserve">Система: Linux (Ubuntu 22.04 LTS / </w:t>
+      </w:r>
+      <w:proofErr w:type="spellStart"/>
+      <w:r>
+        <w:t>Debian</w:t>
+      </w:r>
+      <w:proofErr w:type="spellEnd"/>
+      <w:r>
+        <w:t xml:space="preserve"> 11</w:t>
       </w:r>
       <w:r>
         <w:t xml:space="preserve"> / другая с поддержкой </w:t>
